--- a/docs/User_Guide.docx
+++ b/docs/User_Guide.docx
@@ -4,7 +4,7 @@
   <w:body>
     <w:p>
       <w:pPr>
-        <w:spacing w:before="4000"/>
+        <w:spacing w:before="3000"/>
       </w:pPr>
     </w:p>
     <w:p>
@@ -17,7 +17,7 @@
           <w:rFonts w:ascii="Arial" w:cs="Arial" w:eastAsia="Arial" w:hAnsi="Arial"/>
           <w:b/>
           <w:bCs/>
-          <w:color w:val="1F4E79"/>
+          <w:color w:val="1B2A4A"/>
           <w:sz w:val="44"/>
           <w:szCs w:val="44"/>
         </w:rPr>
@@ -26,13 +26,13 @@
     </w:p>
     <w:p>
       <w:pPr>
-        <w:spacing w:after="400"/>
+        <w:spacing w:after="100"/>
         <w:jc w:val="center"/>
       </w:pPr>
       <w:r>
         <w:rPr>
           <w:rFonts w:ascii="Arial" w:cs="Arial" w:eastAsia="Arial" w:hAnsi="Arial"/>
-          <w:color w:val="2E75B6"/>
+          <w:color w:val="3B4554"/>
           <w:sz w:val="36"/>
           <w:szCs w:val="36"/>
         </w:rPr>
@@ -41,41 +41,32 @@
     </w:p>
     <w:p>
       <w:pPr>
-        <w:pBdr>
-          <w:top w:val="single" w:color="2E75B6" w:sz="6" w:space="1"/>
-        </w:pBdr>
-        <w:spacing w:before="200"/>
+        <w:spacing w:after="100"/>
         <w:jc w:val="center"/>
       </w:pPr>
-    </w:p>
-    <w:p>
-      <w:pPr>
-        <w:spacing w:after="100" w:before="400"/>
-        <w:jc w:val="center"/>
-      </w:pPr>
-      <w:r>
-        <w:rPr>
-          <w:rFonts w:ascii="Arial" w:cs="Arial" w:eastAsia="Arial" w:hAnsi="Arial"/>
-          <w:color w:val="666666"/>
+      <w:r>
+        <w:rPr>
+          <w:rFonts w:ascii="Arial" w:cs="Arial" w:eastAsia="Arial" w:hAnsi="Arial"/>
+          <w:color w:val="6B7280"/>
           <w:sz w:val="24"/>
           <w:szCs w:val="24"/>
         </w:rPr>
-        <w:t xml:space="preserve">For Scrum Masters, Product Owners, and Portfolio Managers</w:t>
-      </w:r>
-    </w:p>
-    <w:p>
-      <w:pPr>
-        <w:spacing w:after="100"/>
+        <w:t xml:space="preserve">For Scrum Masters, Product Owners, PMOs, and Leadership</w:t>
+      </w:r>
+    </w:p>
+    <w:p>
+      <w:pPr>
+        <w:spacing w:before="600"/>
         <w:jc w:val="center"/>
       </w:pPr>
       <w:r>
         <w:rPr>
           <w:rFonts w:ascii="Arial" w:cs="Arial" w:eastAsia="Arial" w:hAnsi="Arial"/>
-          <w:color w:val="666666"/>
-          <w:sz w:val="22"/>
-          <w:szCs w:val="22"/>
-        </w:rPr>
-        <w:t xml:space="preserve">Version 1.0  |  March 2026</w:t>
+          <w:color w:val="6B7280"/>
+          <w:sz w:val="22"/>
+          <w:szCs w:val="22"/>
+        </w:rPr>
+        <w:t xml:space="preserve">Version 2.0  |  March 2026</w:t>
       </w:r>
     </w:p>
     <w:p>
@@ -87,14 +78,6 @@
           <w:docGrid w:linePitch="360"/>
         </w:sectPr>
       </w:pPr>
-    </w:p>
-    <w:p>
-      <w:pPr>
-        <w:pStyle w:val="Heading1"/>
-      </w:pPr>
-      <w:r>
-        <w:t xml:space="preserve">Table of Contents</w:t>
-      </w:r>
     </w:p>
     <w:sdt>
       <w:sdtPr>
@@ -125,6 +108,9 @@
         <w:pStyle w:val="Heading1"/>
       </w:pPr>
       <w:r>
+        <w:rPr>
+          <w:rFonts w:ascii="Arial" w:cs="Arial" w:eastAsia="Arial" w:hAnsi="Arial"/>
+        </w:rPr>
         <w:t xml:space="preserve">1. Getting Started</w:t>
       </w:r>
     </w:p>
@@ -133,6 +119,9 @@
         <w:pStyle w:val="Heading2"/>
       </w:pPr>
       <w:r>
+        <w:rPr>
+          <w:rFonts w:ascii="Arial" w:cs="Arial" w:eastAsia="Arial" w:hAnsi="Arial"/>
+        </w:rPr>
         <w:t xml:space="preserve">1.1 Prerequisites</w:t>
       </w:r>
     </w:p>
@@ -145,6 +134,11 @@
         </w:numPr>
       </w:pPr>
       <w:r>
+        <w:rPr>
+          <w:rFonts w:ascii="Arial" w:cs="Arial" w:eastAsia="Arial" w:hAnsi="Arial"/>
+          <w:sz w:val="22"/>
+          <w:szCs w:val="22"/>
+        </w:rPr>
         <w:t xml:space="preserve">Python 3.9 or higher installed</w:t>
       </w:r>
     </w:p>
@@ -157,6 +151,11 @@
         </w:numPr>
       </w:pPr>
       <w:r>
+        <w:rPr>
+          <w:rFonts w:ascii="Arial" w:cs="Arial" w:eastAsia="Arial" w:hAnsi="Arial"/>
+          <w:sz w:val="22"/>
+          <w:szCs w:val="22"/>
+        </w:rPr>
         <w:t xml:space="preserve">Anthropic API key (set in .env file)</w:t>
       </w:r>
     </w:p>
@@ -167,9 +166,13 @@
           <w:ilvl w:val="0"/>
           <w:numId w:val="2"/>
         </w:numPr>
-        <w:spacing w:after="200"/>
-      </w:pPr>
-      <w:r>
+      </w:pPr>
+      <w:r>
+        <w:rPr>
+          <w:rFonts w:ascii="Arial" w:cs="Arial" w:eastAsia="Arial" w:hAnsi="Arial"/>
+          <w:sz w:val="22"/>
+          <w:szCs w:val="22"/>
+        </w:rPr>
         <w:t xml:space="preserve">Modern web browser (Chrome, Firefox, Safari, Edge)</w:t>
       </w:r>
     </w:p>
@@ -178,6 +181,9 @@
         <w:pStyle w:val="Heading2"/>
       </w:pPr>
       <w:r>
+        <w:rPr>
+          <w:rFonts w:ascii="Arial" w:cs="Arial" w:eastAsia="Arial" w:hAnsi="Arial"/>
+        </w:rPr>
         <w:t xml:space="preserve">1.2 Installation</w:t>
       </w:r>
     </w:p>
@@ -190,6 +196,11 @@
         </w:numPr>
       </w:pPr>
       <w:r>
+        <w:rPr>
+          <w:rFonts w:ascii="Arial" w:cs="Arial" w:eastAsia="Arial" w:hAnsi="Arial"/>
+          <w:sz w:val="22"/>
+          <w:szCs w:val="22"/>
+        </w:rPr>
         <w:t xml:space="preserve">Navigate to the waf-classifier folder in your terminal</w:t>
       </w:r>
     </w:p>
@@ -202,15 +213,12 @@
         </w:numPr>
       </w:pPr>
       <w:r>
-        <w:t xml:space="preserve">Install dependencies: </w:t>
-      </w:r>
-      <w:r>
-        <w:rPr>
-          <w:rFonts w:ascii="Courier New" w:cs="Courier New" w:eastAsia="Courier New" w:hAnsi="Courier New"/>
-          <w:sz w:val="20"/>
-          <w:szCs w:val="20"/>
-        </w:rPr>
-        <w:t xml:space="preserve">pip install -r requirements.txt</w:t>
+        <w:rPr>
+          <w:rFonts w:ascii="Arial" w:cs="Arial" w:eastAsia="Arial" w:hAnsi="Arial"/>
+          <w:sz w:val="22"/>
+          <w:szCs w:val="22"/>
+        </w:rPr>
+        <w:t xml:space="preserve">Install dependencies: pip install -r requirements.txt</w:t>
       </w:r>
     </w:p>
     <w:p>
@@ -222,18 +230,12 @@
         </w:numPr>
       </w:pPr>
       <w:r>
-        <w:t xml:space="preserve">Edit the </w:t>
-      </w:r>
-      <w:r>
-        <w:rPr>
-          <w:rFonts w:ascii="Courier New" w:cs="Courier New" w:eastAsia="Courier New" w:hAnsi="Courier New"/>
-          <w:sz w:val="20"/>
-          <w:szCs w:val="20"/>
-        </w:rPr>
-        <w:t xml:space="preserve">.env</w:t>
-      </w:r>
-      <w:r>
-        <w:t xml:space="preserve"> file and replace the placeholder with your Anthropic API key</w:t>
+        <w:rPr>
+          <w:rFonts w:ascii="Arial" w:cs="Arial" w:eastAsia="Arial" w:hAnsi="Arial"/>
+          <w:sz w:val="22"/>
+          <w:szCs w:val="22"/>
+        </w:rPr>
+        <w:t xml:space="preserve">Edit the .env file and replace the placeholder with your Anthropic API key</w:t>
       </w:r>
     </w:p>
     <w:p>
@@ -245,15 +247,12 @@
         </w:numPr>
       </w:pPr>
       <w:r>
-        <w:t xml:space="preserve">Start the server: </w:t>
-      </w:r>
-      <w:r>
-        <w:rPr>
-          <w:rFonts w:ascii="Courier New" w:cs="Courier New" w:eastAsia="Courier New" w:hAnsi="Courier New"/>
-          <w:sz w:val="20"/>
-          <w:szCs w:val="20"/>
-        </w:rPr>
-        <w:t xml:space="preserve">python app.py</w:t>
+        <w:rPr>
+          <w:rFonts w:ascii="Arial" w:cs="Arial" w:eastAsia="Arial" w:hAnsi="Arial"/>
+          <w:sz w:val="22"/>
+          <w:szCs w:val="22"/>
+        </w:rPr>
+        <w:t xml:space="preserve">Start the server: python app.py</w:t>
       </w:r>
     </w:p>
     <w:p>
@@ -263,55 +262,42 @@
           <w:ilvl w:val="0"/>
           <w:numId w:val="3"/>
         </w:numPr>
-        <w:spacing w:after="200"/>
-      </w:pPr>
-      <w:r>
-        <w:t xml:space="preserve">Open </w:t>
-      </w:r>
-      <w:r>
-        <w:rPr>
-          <w:rFonts w:ascii="Courier New" w:cs="Courier New" w:eastAsia="Courier New" w:hAnsi="Courier New"/>
-          <w:sz w:val="20"/>
-          <w:szCs w:val="20"/>
-        </w:rPr>
-        <w:t xml:space="preserve">http://localhost:8080</w:t>
-      </w:r>
-      <w:r>
-        <w:t xml:space="preserve"> in your browser</w:t>
-      </w:r>
-    </w:p>
-    <w:p>
-      <w:pPr>
-        <w:pBdr>
-          <w:left w:val="single" w:color="2E75B6" w:sz="12" w:space="8"/>
-        </w:pBdr>
-        <w:shd w:fill="E8F0FE" w:val="clear"/>
-        <w:spacing w:after="120" w:before="120"/>
-        <w:ind w:left="360" w:right="360"/>
+      </w:pPr>
+      <w:r>
+        <w:rPr>
+          <w:rFonts w:ascii="Arial" w:cs="Arial" w:eastAsia="Arial" w:hAnsi="Arial"/>
+          <w:sz w:val="22"/>
+          <w:szCs w:val="22"/>
+        </w:rPr>
+        <w:t xml:space="preserve">Open http://localhost:8080 in your browser</w:t>
+      </w:r>
+    </w:p>
+    <w:p>
+      <w:pPr>
+        <w:spacing w:after="120"/>
+        <w:ind w:left="360"/>
       </w:pPr>
       <w:r>
         <w:rPr>
           <w:rFonts w:ascii="Arial" w:cs="Arial" w:eastAsia="Arial" w:hAnsi="Arial"/>
           <w:b/>
           <w:bCs/>
-          <w:color w:val="1F4E79"/>
-          <w:sz w:val="20"/>
-          <w:szCs w:val="20"/>
+          <w:color w:val="2563EB"/>
+          <w:sz w:val="22"/>
+          <w:szCs w:val="22"/>
         </w:rPr>
         <w:t xml:space="preserve">TIP: </w:t>
       </w:r>
       <w:r>
         <w:rPr>
           <w:rFonts w:ascii="Arial" w:cs="Arial" w:eastAsia="Arial" w:hAnsi="Arial"/>
-          <w:sz w:val="20"/>
-          <w:szCs w:val="20"/>
-        </w:rPr>
-        <w:t xml:space="preserve">The app auto-loads WAF definitions and ground truth from the sample-data/ folder on startup. You should see green checkmarks immediately.</w:t>
-      </w:r>
-    </w:p>
-    <w:p>
-      <w:r>
-        <w:br w:type="page"/>
+          <w:i/>
+          <w:iCs/>
+          <w:color w:val="4B5563"/>
+          <w:sz w:val="22"/>
+          <w:szCs w:val="22"/>
+        </w:rPr>
+        <w:t xml:space="preserve">The app auto-loads WAF definitions and ground truth from the sample-data/ folder on startup. You should see green status indicators immediately on the home page.</w:t>
       </w:r>
     </w:p>
     <w:p>
@@ -319,31 +305,23 @@
         <w:pStyle w:val="Heading1"/>
       </w:pPr>
       <w:r>
-        <w:t xml:space="preserve">2. Interface Overview</w:t>
-      </w:r>
-    </w:p>
-    <w:p>
-      <w:pPr>
-        <w:spacing w:after="200"/>
-      </w:pPr>
-      <w:r>
-        <w:t xml:space="preserve">The interface has three main areas: the header bar with status indicators, a left sidebar with configuration and controls, and the main chat area.</w:t>
-      </w:r>
-    </w:p>
-    <w:p>
-      <w:pPr>
-        <w:pStyle w:val="Heading2"/>
-      </w:pPr>
-      <w:r>
-        <w:t xml:space="preserve">2.1 Header Status Pills</w:t>
-      </w:r>
-    </w:p>
-    <w:p>
-      <w:pPr>
-        <w:spacing w:after="100"/>
-      </w:pPr>
-      <w:r>
-        <w:t xml:space="preserve">Three status indicators show the current state:</w:t>
+        <w:rPr>
+          <w:rFonts w:ascii="Arial" w:cs="Arial" w:eastAsia="Arial" w:hAnsi="Arial"/>
+        </w:rPr>
+        <w:t xml:space="preserve">2. Home Page</w:t>
+      </w:r>
+    </w:p>
+    <w:p>
+      <w:pPr>
+        <w:spacing w:after="120"/>
+      </w:pPr>
+      <w:r>
+        <w:rPr>
+          <w:rFonts w:ascii="Arial" w:cs="Arial" w:eastAsia="Arial" w:hAnsi="Arial"/>
+          <w:sz w:val="22"/>
+          <w:szCs w:val="22"/>
+        </w:rPr>
+        <w:t xml:space="preserve">The home page is your central navigation hub. It displays five menu cards linking to all major features of the application:</w:t>
       </w:r>
     </w:p>
     <w:tbl>
@@ -360,8 +338,8 @@
       </w:tblPr>
       <w:tblGrid>
         <w:gridCol w:w="2500"/>
-        <w:gridCol w:w="3000"/>
-        <w:gridCol w:w="3860"/>
+        <w:gridCol w:w="2500"/>
+        <w:gridCol w:w="4360"/>
       </w:tblGrid>
       <w:tr>
         <w:tc>
@@ -373,7 +351,7 @@
               <w:bottom w:val="single" w:color="CCCCCC" w:sz="1"/>
               <w:right w:val="single" w:color="CCCCCC" w:sz="1"/>
             </w:tcBorders>
-            <w:shd w:fill="1F4E79" w:val="clear"/>
+            <w:shd w:fill="2B3544" w:val="clear"/>
             <w:tcMar>
               <w:top w:type="dxa" w:w="80"/>
               <w:left w:type="dxa" w:w="120"/>
@@ -391,20 +369,20 @@
                 <w:sz w:val="20"/>
                 <w:szCs w:val="20"/>
               </w:rPr>
-              <w:t xml:space="preserve">Indicator</w:t>
-            </w:r>
-          </w:p>
-        </w:tc>
-        <w:tc>
-          <w:tcPr>
-            <w:tcW w:type="dxa" w:w="3000"/>
-            <w:tcBorders>
-              <w:top w:val="single" w:color="CCCCCC" w:sz="1"/>
-              <w:left w:val="single" w:color="CCCCCC" w:sz="1"/>
-              <w:bottom w:val="single" w:color="CCCCCC" w:sz="1"/>
-              <w:right w:val="single" w:color="CCCCCC" w:sz="1"/>
-            </w:tcBorders>
-            <w:shd w:fill="1F4E79" w:val="clear"/>
+              <w:t xml:space="preserve">Card</w:t>
+            </w:r>
+          </w:p>
+        </w:tc>
+        <w:tc>
+          <w:tcPr>
+            <w:tcW w:type="dxa" w:w="2500"/>
+            <w:tcBorders>
+              <w:top w:val="single" w:color="CCCCCC" w:sz="1"/>
+              <w:left w:val="single" w:color="CCCCCC" w:sz="1"/>
+              <w:bottom w:val="single" w:color="CCCCCC" w:sz="1"/>
+              <w:right w:val="single" w:color="CCCCCC" w:sz="1"/>
+            </w:tcBorders>
+            <w:shd w:fill="2B3544" w:val="clear"/>
             <w:tcMar>
               <w:top w:type="dxa" w:w="80"/>
               <w:left w:type="dxa" w:w="120"/>
@@ -422,20 +400,20 @@
                 <w:sz w:val="20"/>
                 <w:szCs w:val="20"/>
               </w:rPr>
-              <w:t xml:space="preserve">Green State</w:t>
-            </w:r>
-          </w:p>
-        </w:tc>
-        <w:tc>
-          <w:tcPr>
-            <w:tcW w:type="dxa" w:w="3860"/>
-            <w:tcBorders>
-              <w:top w:val="single" w:color="CCCCCC" w:sz="1"/>
-              <w:left w:val="single" w:color="CCCCCC" w:sz="1"/>
-              <w:bottom w:val="single" w:color="CCCCCC" w:sz="1"/>
-              <w:right w:val="single" w:color="CCCCCC" w:sz="1"/>
-            </w:tcBorders>
-            <w:shd w:fill="1F4E79" w:val="clear"/>
+              <w:t xml:space="preserve">Audience</w:t>
+            </w:r>
+          </w:p>
+        </w:tc>
+        <w:tc>
+          <w:tcPr>
+            <w:tcW w:type="dxa" w:w="4360"/>
+            <w:tcBorders>
+              <w:top w:val="single" w:color="CCCCCC" w:sz="1"/>
+              <w:left w:val="single" w:color="CCCCCC" w:sz="1"/>
+              <w:bottom w:val="single" w:color="CCCCCC" w:sz="1"/>
+              <w:right w:val="single" w:color="CCCCCC" w:sz="1"/>
+            </w:tcBorders>
+            <w:shd w:fill="2B3544" w:val="clear"/>
             <w:tcMar>
               <w:top w:type="dxa" w:w="80"/>
               <w:left w:type="dxa" w:w="120"/>
@@ -453,7 +431,7 @@
                 <w:sz w:val="20"/>
                 <w:szCs w:val="20"/>
               </w:rPr>
-              <w:t xml:space="preserve">Gray State</w:t>
+              <w:t xml:space="preserve">What It Does</w:t>
             </w:r>
           </w:p>
         </w:tc>
@@ -482,61 +460,61 @@
                 <w:sz w:val="20"/>
                 <w:szCs w:val="20"/>
               </w:rPr>
-              <w:t xml:space="preserve">API Connected</w:t>
-            </w:r>
-          </w:p>
-        </w:tc>
-        <w:tc>
-          <w:tcPr>
-            <w:tcW w:type="dxa" w:w="3000"/>
-            <w:tcBorders>
-              <w:top w:val="single" w:color="CCCCCC" w:sz="1"/>
-              <w:left w:val="single" w:color="CCCCCC" w:sz="1"/>
-              <w:bottom w:val="single" w:color="CCCCCC" w:sz="1"/>
-              <w:right w:val="single" w:color="CCCCCC" w:sz="1"/>
-            </w:tcBorders>
-            <w:tcMar>
-              <w:top w:type="dxa" w:w="80"/>
-              <w:left w:type="dxa" w:w="120"/>
-              <w:bottom w:type="dxa" w:w="80"/>
-              <w:right w:type="dxa" w:w="120"/>
-            </w:tcMar>
-          </w:tcPr>
-          <w:p>
-            <w:r>
-              <w:rPr>
-                <w:rFonts w:ascii="Arial" w:cs="Arial" w:eastAsia="Arial" w:hAnsi="Arial"/>
-                <w:sz w:val="20"/>
-                <w:szCs w:val="20"/>
-              </w:rPr>
-              <w:t xml:space="preserve">API key is configured and ready</w:t>
-            </w:r>
-          </w:p>
-        </w:tc>
-        <w:tc>
-          <w:tcPr>
-            <w:tcW w:type="dxa" w:w="3860"/>
-            <w:tcBorders>
-              <w:top w:val="single" w:color="CCCCCC" w:sz="1"/>
-              <w:left w:val="single" w:color="CCCCCC" w:sz="1"/>
-              <w:bottom w:val="single" w:color="CCCCCC" w:sz="1"/>
-              <w:right w:val="single" w:color="CCCCCC" w:sz="1"/>
-            </w:tcBorders>
-            <w:tcMar>
-              <w:top w:type="dxa" w:w="80"/>
-              <w:left w:type="dxa" w:w="120"/>
-              <w:bottom w:type="dxa" w:w="80"/>
-              <w:right w:type="dxa" w:w="120"/>
-            </w:tcMar>
-          </w:tcPr>
-          <w:p>
-            <w:r>
-              <w:rPr>
-                <w:rFonts w:ascii="Arial" w:cs="Arial" w:eastAsia="Arial" w:hAnsi="Arial"/>
-                <w:sz w:val="20"/>
-                <w:szCs w:val="20"/>
-              </w:rPr>
-              <w:t xml:space="preserve">API key is missing; set in .env file</w:t>
+              <w:t xml:space="preserve">Classify Stories</w:t>
+            </w:r>
+          </w:p>
+        </w:tc>
+        <w:tc>
+          <w:tcPr>
+            <w:tcW w:type="dxa" w:w="2500"/>
+            <w:tcBorders>
+              <w:top w:val="single" w:color="CCCCCC" w:sz="1"/>
+              <w:left w:val="single" w:color="CCCCCC" w:sz="1"/>
+              <w:bottom w:val="single" w:color="CCCCCC" w:sz="1"/>
+              <w:right w:val="single" w:color="CCCCCC" w:sz="1"/>
+            </w:tcBorders>
+            <w:tcMar>
+              <w:top w:type="dxa" w:w="80"/>
+              <w:left w:type="dxa" w:w="120"/>
+              <w:bottom w:type="dxa" w:w="80"/>
+              <w:right w:type="dxa" w:w="120"/>
+            </w:tcMar>
+          </w:tcPr>
+          <w:p>
+            <w:r>
+              <w:rPr>
+                <w:rFonts w:ascii="Arial" w:cs="Arial" w:eastAsia="Arial" w:hAnsi="Arial"/>
+                <w:sz w:val="20"/>
+                <w:szCs w:val="20"/>
+              </w:rPr>
+              <w:t xml:space="preserve">Scrum Teams</w:t>
+            </w:r>
+          </w:p>
+        </w:tc>
+        <w:tc>
+          <w:tcPr>
+            <w:tcW w:type="dxa" w:w="4360"/>
+            <w:tcBorders>
+              <w:top w:val="single" w:color="CCCCCC" w:sz="1"/>
+              <w:left w:val="single" w:color="CCCCCC" w:sz="1"/>
+              <w:bottom w:val="single" w:color="CCCCCC" w:sz="1"/>
+              <w:right w:val="single" w:color="CCCCCC" w:sz="1"/>
+            </w:tcBorders>
+            <w:tcMar>
+              <w:top w:type="dxa" w:w="80"/>
+              <w:left w:type="dxa" w:w="120"/>
+              <w:bottom w:type="dxa" w:w="80"/>
+              <w:right w:type="dxa" w:w="120"/>
+            </w:tcMar>
+          </w:tcPr>
+          <w:p>
+            <w:r>
+              <w:rPr>
+                <w:rFonts w:ascii="Arial" w:cs="Arial" w:eastAsia="Arial" w:hAnsi="Arial"/>
+                <w:sz w:val="20"/>
+                <w:szCs w:val="20"/>
+              </w:rPr>
+              <w:t xml:space="preserve">AI-powered chat classifier for JIRA stories</w:t>
             </w:r>
           </w:p>
         </w:tc>
@@ -565,61 +543,61 @@
                 <w:sz w:val="20"/>
                 <w:szCs w:val="20"/>
               </w:rPr>
-              <w:t xml:space="preserve">WAF Loaded</w:t>
-            </w:r>
-          </w:p>
-        </w:tc>
-        <w:tc>
-          <w:tcPr>
-            <w:tcW w:type="dxa" w:w="3000"/>
-            <w:tcBorders>
-              <w:top w:val="single" w:color="CCCCCC" w:sz="1"/>
-              <w:left w:val="single" w:color="CCCCCC" w:sz="1"/>
-              <w:bottom w:val="single" w:color="CCCCCC" w:sz="1"/>
-              <w:right w:val="single" w:color="CCCCCC" w:sz="1"/>
-            </w:tcBorders>
-            <w:tcMar>
-              <w:top w:type="dxa" w:w="80"/>
-              <w:left w:type="dxa" w:w="120"/>
-              <w:bottom w:type="dxa" w:w="80"/>
-              <w:right w:type="dxa" w:w="120"/>
-            </w:tcMar>
-          </w:tcPr>
-          <w:p>
-            <w:r>
-              <w:rPr>
-                <w:rFonts w:ascii="Arial" w:cs="Arial" w:eastAsia="Arial" w:hAnsi="Arial"/>
-                <w:sz w:val="20"/>
-                <w:szCs w:val="20"/>
-              </w:rPr>
-              <w:t xml:space="preserve">WAF definitions file loaded</w:t>
-            </w:r>
-          </w:p>
-        </w:tc>
-        <w:tc>
-          <w:tcPr>
-            <w:tcW w:type="dxa" w:w="3860"/>
-            <w:tcBorders>
-              <w:top w:val="single" w:color="CCCCCC" w:sz="1"/>
-              <w:left w:val="single" w:color="CCCCCC" w:sz="1"/>
-              <w:bottom w:val="single" w:color="CCCCCC" w:sz="1"/>
-              <w:right w:val="single" w:color="CCCCCC" w:sz="1"/>
-            </w:tcBorders>
-            <w:tcMar>
-              <w:top w:type="dxa" w:w="80"/>
-              <w:left w:type="dxa" w:w="120"/>
-              <w:bottom w:type="dxa" w:w="80"/>
-              <w:right w:type="dxa" w:w="120"/>
-            </w:tcMar>
-          </w:tcPr>
-          <w:p>
-            <w:r>
-              <w:rPr>
-                <w:rFonts w:ascii="Arial" w:cs="Arial" w:eastAsia="Arial" w:hAnsi="Arial"/>
-                <w:sz w:val="20"/>
-                <w:szCs w:val="20"/>
-              </w:rPr>
-              <w:t xml:space="preserve">No definitions loaded; upload one</w:t>
+              <w:t xml:space="preserve">Dashboard</w:t>
+            </w:r>
+          </w:p>
+        </w:tc>
+        <w:tc>
+          <w:tcPr>
+            <w:tcW w:type="dxa" w:w="2500"/>
+            <w:tcBorders>
+              <w:top w:val="single" w:color="CCCCCC" w:sz="1"/>
+              <w:left w:val="single" w:color="CCCCCC" w:sz="1"/>
+              <w:bottom w:val="single" w:color="CCCCCC" w:sz="1"/>
+              <w:right w:val="single" w:color="CCCCCC" w:sz="1"/>
+            </w:tcBorders>
+            <w:tcMar>
+              <w:top w:type="dxa" w:w="80"/>
+              <w:left w:type="dxa" w:w="120"/>
+              <w:bottom w:type="dxa" w:w="80"/>
+              <w:right w:type="dxa" w:w="120"/>
+            </w:tcMar>
+          </w:tcPr>
+          <w:p>
+            <w:r>
+              <w:rPr>
+                <w:rFonts w:ascii="Arial" w:cs="Arial" w:eastAsia="Arial" w:hAnsi="Arial"/>
+                <w:sz w:val="20"/>
+                <w:szCs w:val="20"/>
+              </w:rPr>
+              <w:t xml:space="preserve">PMOs &amp; Leads</w:t>
+            </w:r>
+          </w:p>
+        </w:tc>
+        <w:tc>
+          <w:tcPr>
+            <w:tcW w:type="dxa" w:w="4360"/>
+            <w:tcBorders>
+              <w:top w:val="single" w:color="CCCCCC" w:sz="1"/>
+              <w:left w:val="single" w:color="CCCCCC" w:sz="1"/>
+              <w:bottom w:val="single" w:color="CCCCCC" w:sz="1"/>
+              <w:right w:val="single" w:color="CCCCCC" w:sz="1"/>
+            </w:tcBorders>
+            <w:tcMar>
+              <w:top w:type="dxa" w:w="80"/>
+              <w:left w:type="dxa" w:w="120"/>
+              <w:bottom w:type="dxa" w:w="80"/>
+              <w:right w:type="dxa" w:w="120"/>
+            </w:tcMar>
+          </w:tcPr>
+          <w:p>
+            <w:r>
+              <w:rPr>
+                <w:rFonts w:ascii="Arial" w:cs="Arial" w:eastAsia="Arial" w:hAnsi="Arial"/>
+                <w:sz w:val="20"/>
+                <w:szCs w:val="20"/>
+              </w:rPr>
+              <w:t xml:space="preserve">Real-time KPIs and charts for classification activity</w:t>
             </w:r>
           </w:p>
         </w:tc>
@@ -648,61 +626,227 @@
                 <w:sz w:val="20"/>
                 <w:szCs w:val="20"/>
               </w:rPr>
-              <w:t xml:space="preserve">Ground Truth</w:t>
-            </w:r>
-          </w:p>
-        </w:tc>
-        <w:tc>
-          <w:tcPr>
-            <w:tcW w:type="dxa" w:w="3000"/>
-            <w:tcBorders>
-              <w:top w:val="single" w:color="CCCCCC" w:sz="1"/>
-              <w:left w:val="single" w:color="CCCCCC" w:sz="1"/>
-              <w:bottom w:val="single" w:color="CCCCCC" w:sz="1"/>
-              <w:right w:val="single" w:color="CCCCCC" w:sz="1"/>
-            </w:tcBorders>
-            <w:tcMar>
-              <w:top w:type="dxa" w:w="80"/>
-              <w:left w:type="dxa" w:w="120"/>
-              <w:bottom w:type="dxa" w:w="80"/>
-              <w:right w:type="dxa" w:w="120"/>
-            </w:tcMar>
-          </w:tcPr>
-          <w:p>
-            <w:r>
-              <w:rPr>
-                <w:rFonts w:ascii="Arial" w:cs="Arial" w:eastAsia="Arial" w:hAnsi="Arial"/>
-                <w:sz w:val="20"/>
-                <w:szCs w:val="20"/>
-              </w:rPr>
-              <w:t xml:space="preserve">Calibration examples loaded (purple)</w:t>
-            </w:r>
-          </w:p>
-        </w:tc>
-        <w:tc>
-          <w:tcPr>
-            <w:tcW w:type="dxa" w:w="3860"/>
-            <w:tcBorders>
-              <w:top w:val="single" w:color="CCCCCC" w:sz="1"/>
-              <w:left w:val="single" w:color="CCCCCC" w:sz="1"/>
-              <w:bottom w:val="single" w:color="CCCCCC" w:sz="1"/>
-              <w:right w:val="single" w:color="CCCCCC" w:sz="1"/>
-            </w:tcBorders>
-            <w:tcMar>
-              <w:top w:type="dxa" w:w="80"/>
-              <w:left w:type="dxa" w:w="120"/>
-              <w:bottom w:type="dxa" w:w="80"/>
-              <w:right w:type="dxa" w:w="120"/>
-            </w:tcMar>
-          </w:tcPr>
-          <w:p>
-            <w:r>
-              <w:rPr>
-                <w:rFonts w:ascii="Arial" w:cs="Arial" w:eastAsia="Arial" w:hAnsi="Arial"/>
-                <w:sz w:val="20"/>
-                <w:szCs w:val="20"/>
-              </w:rPr>
-              <w:t xml:space="preserve">No ground truth; upload for better accuracy</w:t>
+              <w:t xml:space="preserve">Historical View</w:t>
+            </w:r>
+          </w:p>
+        </w:tc>
+        <w:tc>
+          <w:tcPr>
+            <w:tcW w:type="dxa" w:w="2500"/>
+            <w:tcBorders>
+              <w:top w:val="single" w:color="CCCCCC" w:sz="1"/>
+              <w:left w:val="single" w:color="CCCCCC" w:sz="1"/>
+              <w:bottom w:val="single" w:color="CCCCCC" w:sz="1"/>
+              <w:right w:val="single" w:color="CCCCCC" w:sz="1"/>
+            </w:tcBorders>
+            <w:tcMar>
+              <w:top w:type="dxa" w:w="80"/>
+              <w:left w:type="dxa" w:w="120"/>
+              <w:bottom w:type="dxa" w:w="80"/>
+              <w:right w:type="dxa" w:w="120"/>
+            </w:tcMar>
+          </w:tcPr>
+          <w:p>
+            <w:r>
+              <w:rPr>
+                <w:rFonts w:ascii="Arial" w:cs="Arial" w:eastAsia="Arial" w:hAnsi="Arial"/>
+                <w:sz w:val="20"/>
+                <w:szCs w:val="20"/>
+              </w:rPr>
+              <w:t xml:space="preserve">Leadership</w:t>
+            </w:r>
+          </w:p>
+        </w:tc>
+        <w:tc>
+          <w:tcPr>
+            <w:tcW w:type="dxa" w:w="4360"/>
+            <w:tcBorders>
+              <w:top w:val="single" w:color="CCCCCC" w:sz="1"/>
+              <w:left w:val="single" w:color="CCCCCC" w:sz="1"/>
+              <w:bottom w:val="single" w:color="CCCCCC" w:sz="1"/>
+              <w:right w:val="single" w:color="CCCCCC" w:sz="1"/>
+            </w:tcBorders>
+            <w:tcMar>
+              <w:top w:type="dxa" w:w="80"/>
+              <w:left w:type="dxa" w:w="120"/>
+              <w:bottom w:type="dxa" w:w="80"/>
+              <w:right w:type="dxa" w:w="120"/>
+            </w:tcMar>
+          </w:tcPr>
+          <w:p>
+            <w:r>
+              <w:rPr>
+                <w:rFonts w:ascii="Arial" w:cs="Arial" w:eastAsia="Arial" w:hAnsi="Arial"/>
+                <w:sz w:val="20"/>
+                <w:szCs w:val="20"/>
+              </w:rPr>
+              <w:t xml:space="preserve">Sprint trends, monthly rollups, filterable timeline</w:t>
+            </w:r>
+          </w:p>
+        </w:tc>
+      </w:tr>
+      <w:tr>
+        <w:tc>
+          <w:tcPr>
+            <w:tcW w:type="dxa" w:w="2500"/>
+            <w:tcBorders>
+              <w:top w:val="single" w:color="CCCCCC" w:sz="1"/>
+              <w:left w:val="single" w:color="CCCCCC" w:sz="1"/>
+              <w:bottom w:val="single" w:color="CCCCCC" w:sz="1"/>
+              <w:right w:val="single" w:color="CCCCCC" w:sz="1"/>
+            </w:tcBorders>
+            <w:tcMar>
+              <w:top w:type="dxa" w:w="80"/>
+              <w:left w:type="dxa" w:w="120"/>
+              <w:bottom w:type="dxa" w:w="80"/>
+              <w:right w:type="dxa" w:w="120"/>
+            </w:tcMar>
+          </w:tcPr>
+          <w:p>
+            <w:r>
+              <w:rPr>
+                <w:rFonts w:ascii="Arial" w:cs="Arial" w:eastAsia="Arial" w:hAnsi="Arial"/>
+                <w:sz w:val="20"/>
+                <w:szCs w:val="20"/>
+              </w:rPr>
+              <w:t xml:space="preserve">Epic Lineage</w:t>
+            </w:r>
+          </w:p>
+        </w:tc>
+        <w:tc>
+          <w:tcPr>
+            <w:tcW w:type="dxa" w:w="2500"/>
+            <w:tcBorders>
+              <w:top w:val="single" w:color="CCCCCC" w:sz="1"/>
+              <w:left w:val="single" w:color="CCCCCC" w:sz="1"/>
+              <w:bottom w:val="single" w:color="CCCCCC" w:sz="1"/>
+              <w:right w:val="single" w:color="CCCCCC" w:sz="1"/>
+            </w:tcBorders>
+            <w:tcMar>
+              <w:top w:type="dxa" w:w="80"/>
+              <w:left w:type="dxa" w:w="120"/>
+              <w:bottom w:type="dxa" w:w="80"/>
+              <w:right w:type="dxa" w:w="120"/>
+            </w:tcMar>
+          </w:tcPr>
+          <w:p>
+            <w:r>
+              <w:rPr>
+                <w:rFonts w:ascii="Arial" w:cs="Arial" w:eastAsia="Arial" w:hAnsi="Arial"/>
+                <w:sz w:val="20"/>
+                <w:szCs w:val="20"/>
+              </w:rPr>
+              <w:t xml:space="preserve">Scrum Teams &amp; PMOs</w:t>
+            </w:r>
+          </w:p>
+        </w:tc>
+        <w:tc>
+          <w:tcPr>
+            <w:tcW w:type="dxa" w:w="4360"/>
+            <w:tcBorders>
+              <w:top w:val="single" w:color="CCCCCC" w:sz="1"/>
+              <w:left w:val="single" w:color="CCCCCC" w:sz="1"/>
+              <w:bottom w:val="single" w:color="CCCCCC" w:sz="1"/>
+              <w:right w:val="single" w:color="CCCCCC" w:sz="1"/>
+            </w:tcBorders>
+            <w:tcMar>
+              <w:top w:type="dxa" w:w="80"/>
+              <w:left w:type="dxa" w:w="120"/>
+              <w:bottom w:type="dxa" w:w="80"/>
+              <w:right w:type="dxa" w:w="120"/>
+            </w:tcMar>
+          </w:tcPr>
+          <w:p>
+            <w:r>
+              <w:rPr>
+                <w:rFonts w:ascii="Arial" w:cs="Arial" w:eastAsia="Arial" w:hAnsi="Arial"/>
+                <w:sz w:val="20"/>
+                <w:szCs w:val="20"/>
+              </w:rPr>
+              <w:t xml:space="preserve">Map stories to epics with tree view and WAF rollups</w:t>
+            </w:r>
+          </w:p>
+        </w:tc>
+      </w:tr>
+      <w:tr>
+        <w:tc>
+          <w:tcPr>
+            <w:tcW w:type="dxa" w:w="2500"/>
+            <w:tcBorders>
+              <w:top w:val="single" w:color="CCCCCC" w:sz="1"/>
+              <w:left w:val="single" w:color="CCCCCC" w:sz="1"/>
+              <w:bottom w:val="single" w:color="CCCCCC" w:sz="1"/>
+              <w:right w:val="single" w:color="CCCCCC" w:sz="1"/>
+            </w:tcBorders>
+            <w:tcMar>
+              <w:top w:type="dxa" w:w="80"/>
+              <w:left w:type="dxa" w:w="120"/>
+              <w:bottom w:type="dxa" w:w="80"/>
+              <w:right w:type="dxa" w:w="120"/>
+            </w:tcMar>
+          </w:tcPr>
+          <w:p>
+            <w:r>
+              <w:rPr>
+                <w:rFonts w:ascii="Arial" w:cs="Arial" w:eastAsia="Arial" w:hAnsi="Arial"/>
+                <w:sz w:val="20"/>
+                <w:szCs w:val="20"/>
+              </w:rPr>
+              <w:t xml:space="preserve">Verify &amp; Import</w:t>
+            </w:r>
+          </w:p>
+        </w:tc>
+        <w:tc>
+          <w:tcPr>
+            <w:tcW w:type="dxa" w:w="2500"/>
+            <w:tcBorders>
+              <w:top w:val="single" w:color="CCCCCC" w:sz="1"/>
+              <w:left w:val="single" w:color="CCCCCC" w:sz="1"/>
+              <w:bottom w:val="single" w:color="CCCCCC" w:sz="1"/>
+              <w:right w:val="single" w:color="CCCCCC" w:sz="1"/>
+            </w:tcBorders>
+            <w:tcMar>
+              <w:top w:type="dxa" w:w="80"/>
+              <w:left w:type="dxa" w:w="120"/>
+              <w:bottom w:type="dxa" w:w="80"/>
+              <w:right w:type="dxa" w:w="120"/>
+            </w:tcMar>
+          </w:tcPr>
+          <w:p>
+            <w:r>
+              <w:rPr>
+                <w:rFonts w:ascii="Arial" w:cs="Arial" w:eastAsia="Arial" w:hAnsi="Arial"/>
+                <w:sz w:val="20"/>
+                <w:szCs w:val="20"/>
+              </w:rPr>
+              <w:t xml:space="preserve">All Teams</w:t>
+            </w:r>
+          </w:p>
+        </w:tc>
+        <w:tc>
+          <w:tcPr>
+            <w:tcW w:type="dxa" w:w="4360"/>
+            <w:tcBorders>
+              <w:top w:val="single" w:color="CCCCCC" w:sz="1"/>
+              <w:left w:val="single" w:color="CCCCCC" w:sz="1"/>
+              <w:bottom w:val="single" w:color="CCCCCC" w:sz="1"/>
+              <w:right w:val="single" w:color="CCCCCC" w:sz="1"/>
+            </w:tcBorders>
+            <w:tcMar>
+              <w:top w:type="dxa" w:w="80"/>
+              <w:left w:type="dxa" w:w="120"/>
+              <w:bottom w:type="dxa" w:w="80"/>
+              <w:right w:type="dxa" w:w="120"/>
+            </w:tcMar>
+          </w:tcPr>
+          <w:p>
+            <w:r>
+              <w:rPr>
+                <w:rFonts w:ascii="Arial" w:cs="Arial" w:eastAsia="Arial" w:hAnsi="Arial"/>
+                <w:sz w:val="20"/>
+                <w:szCs w:val="20"/>
+              </w:rPr>
+              <w:t xml:space="preserve">Upload JIRA exports for AI verification before saving</w:t>
             </w:r>
           </w:p>
         </w:tc>
@@ -710,86 +854,105 @@
     </w:tbl>
     <w:p>
       <w:pPr>
-        <w:spacing w:after="200"/>
-      </w:pPr>
+        <w:spacing w:after="120"/>
+      </w:pPr>
+    </w:p>
+    <w:p>
+      <w:pPr>
+        <w:spacing w:after="120"/>
+      </w:pPr>
+      <w:r>
+        <w:rPr>
+          <w:rFonts w:ascii="Arial" w:cs="Arial" w:eastAsia="Arial" w:hAnsi="Arial"/>
+          <w:sz w:val="22"/>
+          <w:szCs w:val="22"/>
+        </w:rPr>
+        <w:t xml:space="preserve">The status bar at the bottom shows four indicators: API connectivity (green = connected), WAF definitions loaded (with category count), ground truth examples loaded, and history database record count.</w:t>
+      </w:r>
+    </w:p>
+    <w:p>
+      <w:pPr>
+        <w:pStyle w:val="Heading1"/>
+      </w:pPr>
+      <w:r>
+        <w:rPr>
+          <w:rFonts w:ascii="Arial" w:cs="Arial" w:eastAsia="Arial" w:hAnsi="Arial"/>
+        </w:rPr>
+        <w:t xml:space="preserve">3. Classifying Stories</w:t>
+      </w:r>
     </w:p>
     <w:p>
       <w:pPr>
         <w:pStyle w:val="Heading2"/>
       </w:pPr>
       <w:r>
-        <w:t xml:space="preserve">2.2 Sidebar</w:t>
-      </w:r>
-    </w:p>
-    <w:p>
-      <w:pPr>
-        <w:spacing w:after="200"/>
-      </w:pPr>
-      <w:r>
-        <w:t xml:space="preserve">The sidebar contains three steps: Step 1 for WAF definitions upload, Step 2 for ground truth upload, and Step 3 for selecting classification mode (Single Story or Batch Review). At the bottom are buttons to clear chat, reset WAF definitions, or reset ground truth.</w:t>
-      </w:r>
-    </w:p>
-    <w:p>
-      <w:pPr>
-        <w:pStyle w:val="Heading2"/>
-      </w:pPr>
-      <w:r>
-        <w:t xml:space="preserve">2.3 Chat Area</w:t>
-      </w:r>
-    </w:p>
-    <w:p>
-      <w:pPr>
-        <w:spacing w:after="200"/>
-      </w:pPr>
-      <w:r>
-        <w:t xml:space="preserve">The main chat area shows a welcome screen with quick action buttons on first load. Once you start classifying, it displays the conversation history with your messages on the right and AI responses on the left.</w:t>
-      </w:r>
-    </w:p>
-    <w:p>
-      <w:pPr>
-        <w:pStyle w:val="Heading1"/>
-      </w:pPr>
-      <w:r>
-        <w:t xml:space="preserve">3. Classifying Stories</w:t>
-      </w:r>
-    </w:p>
-    <w:p>
-      <w:pPr>
-        <w:pStyle w:val="Heading2"/>
-      </w:pPr>
-      <w:r>
+        <w:rPr>
+          <w:rFonts w:ascii="Arial" w:cs="Arial" w:eastAsia="Arial" w:hAnsi="Arial"/>
+        </w:rPr>
         <w:t xml:space="preserve">3.1 Single Story Classification</w:t>
       </w:r>
     </w:p>
     <w:p>
       <w:pPr>
-        <w:spacing w:after="100"/>
-      </w:pPr>
-      <w:r>
-        <w:t xml:space="preserve">To classify a single JIRA story:</w:t>
-      </w:r>
-    </w:p>
-    <w:p>
-      <w:pPr>
-        <w:pStyle w:val="ListParagraph"/>
-        <w:numPr>
-          <w:ilvl w:val="0"/>
-          <w:numId w:val="4"/>
-        </w:numPr>
-      </w:pPr>
-      <w:r>
-        <w:t xml:space="preserve">Make sure "Single Story" mode is selected in the sidebar</w:t>
-      </w:r>
-    </w:p>
-    <w:p>
-      <w:pPr>
-        <w:pStyle w:val="ListParagraph"/>
-        <w:numPr>
-          <w:ilvl w:val="0"/>
-          <w:numId w:val="4"/>
-        </w:numPr>
-      </w:pPr>
-      <w:r>
+        <w:spacing w:after="120"/>
+      </w:pPr>
+      <w:r>
+        <w:rPr>
+          <w:rFonts w:ascii="Arial" w:cs="Arial" w:eastAsia="Arial" w:hAnsi="Arial"/>
+          <w:sz w:val="22"/>
+          <w:szCs w:val="22"/>
+        </w:rPr>
+        <w:t xml:space="preserve">Navigate to the Classifier page from the home menu or the nav bar. The interface has a sidebar on the left for configuration and a chat area on the right.</w:t>
+      </w:r>
+    </w:p>
+    <w:p>
+      <w:pPr>
+        <w:pStyle w:val="ListParagraph"/>
+        <w:numPr>
+          <w:ilvl w:val="0"/>
+          <w:numId w:val="3"/>
+        </w:numPr>
+      </w:pPr>
+      <w:r>
+        <w:rPr>
+          <w:rFonts w:ascii="Arial" w:cs="Arial" w:eastAsia="Arial" w:hAnsi="Arial"/>
+          <w:sz w:val="22"/>
+          <w:szCs w:val="22"/>
+        </w:rPr>
+        <w:t xml:space="preserve">Make sure Single Story mode is selected in the sidebar</w:t>
+      </w:r>
+    </w:p>
+    <w:p>
+      <w:pPr>
+        <w:pStyle w:val="ListParagraph"/>
+        <w:numPr>
+          <w:ilvl w:val="0"/>
+          <w:numId w:val="3"/>
+        </w:numPr>
+      </w:pPr>
+      <w:r>
+        <w:rPr>
+          <w:rFonts w:ascii="Arial" w:cs="Arial" w:eastAsia="Arial" w:hAnsi="Arial"/>
+          <w:sz w:val="22"/>
+          <w:szCs w:val="22"/>
+        </w:rPr>
+        <w:t xml:space="preserve">Optionally enter an Epic name and Parent Feature in the fields above the chat input (autocomplete suggestions will appear as you type)</w:t>
+      </w:r>
+    </w:p>
+    <w:p>
+      <w:pPr>
+        <w:pStyle w:val="ListParagraph"/>
+        <w:numPr>
+          <w:ilvl w:val="0"/>
+          <w:numId w:val="3"/>
+        </w:numPr>
+      </w:pPr>
+      <w:r>
+        <w:rPr>
+          <w:rFonts w:ascii="Arial" w:cs="Arial" w:eastAsia="Arial" w:hAnsi="Arial"/>
+          <w:sz w:val="22"/>
+          <w:szCs w:val="22"/>
+        </w:rPr>
         <w:t xml:space="preserve">Type or paste the story into the chat input at the bottom</w:t>
       </w:r>
     </w:p>
@@ -798,10 +961,15 @@
         <w:pStyle w:val="ListParagraph"/>
         <w:numPr>
           <w:ilvl w:val="0"/>
-          <w:numId w:val="4"/>
-        </w:numPr>
-      </w:pPr>
-      <w:r>
+          <w:numId w:val="3"/>
+        </w:numPr>
+      </w:pPr>
+      <w:r>
+        <w:rPr>
+          <w:rFonts w:ascii="Arial" w:cs="Arial" w:eastAsia="Arial" w:hAnsi="Arial"/>
+          <w:sz w:val="22"/>
+          <w:szCs w:val="22"/>
+        </w:rPr>
         <w:t xml:space="preserve">Press Enter or click the send button</w:t>
       </w:r>
     </w:p>
@@ -810,39 +978,59 @@
         <w:pStyle w:val="ListParagraph"/>
         <w:numPr>
           <w:ilvl w:val="0"/>
-          <w:numId w:val="4"/>
-        </w:numPr>
-        <w:spacing w:after="200"/>
-      </w:pPr>
-      <w:r>
+          <w:numId w:val="3"/>
+        </w:numPr>
+      </w:pPr>
+      <w:r>
+        <w:rPr>
+          <w:rFonts w:ascii="Arial" w:cs="Arial" w:eastAsia="Arial" w:hAnsi="Arial"/>
+          <w:sz w:val="22"/>
+          <w:szCs w:val="22"/>
+        </w:rPr>
         <w:t xml:space="preserve">Review the AI recommendation: category, sub-category, color, confidence, and reasoning</w:t>
       </w:r>
     </w:p>
     <w:p>
       <w:pPr>
-        <w:pBdr>
-          <w:left w:val="single" w:color="2E75B6" w:sz="12" w:space="8"/>
-        </w:pBdr>
-        <w:shd w:fill="E8F0FE" w:val="clear"/>
-        <w:spacing w:after="120" w:before="120"/>
-        <w:ind w:left="360" w:right="360"/>
+        <w:pStyle w:val="ListParagraph"/>
+        <w:numPr>
+          <w:ilvl w:val="0"/>
+          <w:numId w:val="3"/>
+        </w:numPr>
+      </w:pPr>
+      <w:r>
+        <w:rPr>
+          <w:rFonts w:ascii="Arial" w:cs="Arial" w:eastAsia="Arial" w:hAnsi="Arial"/>
+          <w:sz w:val="22"/>
+          <w:szCs w:val="22"/>
+        </w:rPr>
+        <w:t xml:space="preserve">If the classification is correct, click the Approve button to save it as ground truth</w:t>
+      </w:r>
+    </w:p>
+    <w:p>
+      <w:pPr>
+        <w:spacing w:after="120"/>
+        <w:ind w:left="360"/>
       </w:pPr>
       <w:r>
         <w:rPr>
           <w:rFonts w:ascii="Arial" w:cs="Arial" w:eastAsia="Arial" w:hAnsi="Arial"/>
           <w:b/>
           <w:bCs/>
-          <w:color w:val="1F4E79"/>
-          <w:sz w:val="20"/>
-          <w:szCs w:val="20"/>
+          <w:color w:val="2563EB"/>
+          <w:sz w:val="22"/>
+          <w:szCs w:val="22"/>
         </w:rPr>
         <w:t xml:space="preserve">TIP: </w:t>
       </w:r>
       <w:r>
         <w:rPr>
           <w:rFonts w:ascii="Arial" w:cs="Arial" w:eastAsia="Arial" w:hAnsi="Arial"/>
-          <w:sz w:val="20"/>
-          <w:szCs w:val="20"/>
+          <w:i/>
+          <w:iCs/>
+          <w:color w:val="4B5563"/>
+          <w:sz w:val="22"/>
+          <w:szCs w:val="22"/>
         </w:rPr>
         <w:t xml:space="preserve">Include as much context as possible: story title, description, acceptance criteria, and the current WAF tag if one exists. The more context, the better the classification.</w:t>
       </w:r>
@@ -852,138 +1040,126 @@
         <w:pStyle w:val="Heading3"/>
       </w:pPr>
       <w:r>
-        <w:t xml:space="preserve">Example Input</w:t>
-      </w:r>
-    </w:p>
-    <w:p>
-      <w:pPr>
-        <w:shd w:fill="F5F5F5" w:val="clear"/>
-        <w:spacing w:after="100"/>
-        <w:ind w:left="360" w:right="360"/>
-      </w:pPr>
-      <w:r>
-        <w:rPr>
-          <w:rFonts w:ascii="Courier New" w:cs="Courier New" w:eastAsia="Courier New" w:hAnsi="Courier New"/>
-          <w:sz w:val="18"/>
-          <w:szCs w:val="18"/>
-        </w:rPr>
-        <w:t xml:space="preserve">Classify this story: "Fix production database connection pool exhaustion causing 504 errors on loan lookup service during peak hours. Users unable to process applications."</w:t>
-      </w:r>
-    </w:p>
-    <w:p>
-      <w:pPr>
-        <w:pStyle w:val="Heading3"/>
-      </w:pPr>
-      <w:r>
-        <w:t xml:space="preserve">Mismatch Detection</w:t>
-      </w:r>
-    </w:p>
-    <w:p>
-      <w:pPr>
-        <w:spacing w:after="200"/>
-      </w:pPr>
-      <w:r>
+        <w:rPr>
+          <w:rFonts w:ascii="Arial" w:cs="Arial" w:eastAsia="Arial" w:hAnsi="Arial"/>
+        </w:rPr>
+        <w:t xml:space="preserve">3.2 Mismatch Detection</w:t>
+      </w:r>
+    </w:p>
+    <w:p>
+      <w:pPr>
+        <w:spacing w:after="120"/>
+      </w:pPr>
+      <w:r>
+        <w:rPr>
+          <w:rFonts w:ascii="Arial" w:cs="Arial" w:eastAsia="Arial" w:hAnsi="Arial"/>
+          <w:sz w:val="22"/>
+          <w:szCs w:val="22"/>
+        </w:rPr>
         <w:t xml:space="preserve">If a story already has a WAF tag, include it in your message. The tool will compare its recommendation against the existing tag and flag mismatches with a clear explanation of why the current tag may be wrong.</w:t>
       </w:r>
     </w:p>
     <w:p>
       <w:pPr>
-        <w:shd w:fill="F5F5F5" w:val="clear"/>
-        <w:spacing w:after="200"/>
-        <w:ind w:left="360" w:right="360"/>
-      </w:pPr>
-      <w:r>
-        <w:rPr>
-          <w:rFonts w:ascii="Courier New" w:cs="Courier New" w:eastAsia="Courier New" w:hAnsi="Courier New"/>
-          <w:sz w:val="18"/>
-          <w:szCs w:val="18"/>
-        </w:rPr>
-        <w:t xml:space="preserve">This story is currently tagged as "New Feature": Remediate audit finding on insufficient access control logging for admin actions.</w:t>
-      </w:r>
-    </w:p>
-    <w:p>
-      <w:pPr>
         <w:pStyle w:val="Heading2"/>
       </w:pPr>
       <w:r>
-        <w:t xml:space="preserve">3.2 Batch Classification</w:t>
-      </w:r>
-    </w:p>
-    <w:p>
-      <w:pPr>
-        <w:spacing w:after="100"/>
-      </w:pPr>
-      <w:r>
-        <w:t xml:space="preserve">To classify multiple stories at once:</w:t>
-      </w:r>
-    </w:p>
-    <w:p>
-      <w:pPr>
-        <w:pStyle w:val="ListParagraph"/>
-        <w:numPr>
-          <w:ilvl w:val="0"/>
-          <w:numId w:val="5"/>
-        </w:numPr>
-      </w:pPr>
-      <w:r>
-        <w:t xml:space="preserve">Click "Batch Review" in the sidebar mode toggle</w:t>
-      </w:r>
-    </w:p>
-    <w:p>
-      <w:pPr>
-        <w:pStyle w:val="ListParagraph"/>
-        <w:numPr>
-          <w:ilvl w:val="0"/>
-          <w:numId w:val="5"/>
-        </w:numPr>
-      </w:pPr>
-      <w:r>
-        <w:t xml:space="preserve">Paste stories into the text area, one per line, using pipe-separated format:</w:t>
-      </w:r>
-    </w:p>
-    <w:p>
-      <w:pPr>
-        <w:shd w:fill="F5F5F5" w:val="clear"/>
-        <w:spacing w:after="80" w:before="80"/>
-        <w:ind w:left="720"/>
-      </w:pPr>
-      <w:r>
-        <w:rPr>
-          <w:rFonts w:ascii="Courier New" w:cs="Courier New" w:eastAsia="Courier New" w:hAnsi="Courier New"/>
-          <w:sz w:val="18"/>
-          <w:szCs w:val="18"/>
-        </w:rPr>
-        <w:t xml:space="preserve">Story Title | Description | Current WAF Tag</w:t>
-      </w:r>
-    </w:p>
-    <w:p>
-      <w:pPr>
-        <w:pStyle w:val="ListParagraph"/>
-        <w:numPr>
-          <w:ilvl w:val="0"/>
-          <w:numId w:val="5"/>
-        </w:numPr>
-      </w:pPr>
-      <w:r>
-        <w:t xml:space="preserve">Click "Classify All"</w:t>
-      </w:r>
-    </w:p>
-    <w:p>
-      <w:pPr>
-        <w:pStyle w:val="ListParagraph"/>
-        <w:numPr>
-          <w:ilvl w:val="0"/>
-          <w:numId w:val="5"/>
-        </w:numPr>
-        <w:spacing w:after="200"/>
-      </w:pPr>
-      <w:r>
+        <w:rPr>
+          <w:rFonts w:ascii="Arial" w:cs="Arial" w:eastAsia="Arial" w:hAnsi="Arial"/>
+        </w:rPr>
+        <w:t xml:space="preserve">3.3 Batch Classification</w:t>
+      </w:r>
+    </w:p>
+    <w:p>
+      <w:pPr>
+        <w:pStyle w:val="ListParagraph"/>
+        <w:numPr>
+          <w:ilvl w:val="0"/>
+          <w:numId w:val="3"/>
+        </w:numPr>
+      </w:pPr>
+      <w:r>
+        <w:rPr>
+          <w:rFonts w:ascii="Arial" w:cs="Arial" w:eastAsia="Arial" w:hAnsi="Arial"/>
+          <w:sz w:val="22"/>
+          <w:szCs w:val="22"/>
+        </w:rPr>
+        <w:t xml:space="preserve">Click Batch Review in the sidebar mode toggle</w:t>
+      </w:r>
+    </w:p>
+    <w:p>
+      <w:pPr>
+        <w:pStyle w:val="ListParagraph"/>
+        <w:numPr>
+          <w:ilvl w:val="0"/>
+          <w:numId w:val="3"/>
+        </w:numPr>
+      </w:pPr>
+      <w:r>
+        <w:rPr>
+          <w:rFonts w:ascii="Arial" w:cs="Arial" w:eastAsia="Arial" w:hAnsi="Arial"/>
+          <w:sz w:val="22"/>
+          <w:szCs w:val="22"/>
+        </w:rPr>
+        <w:t xml:space="preserve">Paste stories into the text area, one per line, using pipe-separated format: Story Title | Description | Current WAF Tag</w:t>
+      </w:r>
+    </w:p>
+    <w:p>
+      <w:pPr>
+        <w:pStyle w:val="ListParagraph"/>
+        <w:numPr>
+          <w:ilvl w:val="0"/>
+          <w:numId w:val="3"/>
+        </w:numPr>
+      </w:pPr>
+      <w:r>
+        <w:rPr>
+          <w:rFonts w:ascii="Arial" w:cs="Arial" w:eastAsia="Arial" w:hAnsi="Arial"/>
+          <w:sz w:val="22"/>
+          <w:szCs w:val="22"/>
+        </w:rPr>
+        <w:t xml:space="preserve">Click Classify All</w:t>
+      </w:r>
+    </w:p>
+    <w:p>
+      <w:pPr>
+        <w:pStyle w:val="ListParagraph"/>
+        <w:numPr>
+          <w:ilvl w:val="0"/>
+          <w:numId w:val="3"/>
+        </w:numPr>
+      </w:pPr>
+      <w:r>
+        <w:rPr>
+          <w:rFonts w:ascii="Arial" w:cs="Arial" w:eastAsia="Arial" w:hAnsi="Arial"/>
+          <w:sz w:val="22"/>
+          <w:szCs w:val="22"/>
+        </w:rPr>
         <w:t xml:space="preserve">Review the summary table with all recommendations</w:t>
       </w:r>
     </w:p>
     <w:p>
-      <w:r>
-        <w:br w:type="page"/>
+      <w:pPr>
+        <w:pStyle w:val="Heading2"/>
+      </w:pPr>
+      <w:r>
+        <w:rPr>
+          <w:rFonts w:ascii="Arial" w:cs="Arial" w:eastAsia="Arial" w:hAnsi="Arial"/>
+        </w:rPr>
+        <w:t xml:space="preserve">3.4 Approving to Ground Truth</w:t>
+      </w:r>
+    </w:p>
+    <w:p>
+      <w:pPr>
+        <w:spacing w:after="120"/>
+      </w:pPr>
+      <w:r>
+        <w:rPr>
+          <w:rFonts w:ascii="Arial" w:cs="Arial" w:eastAsia="Arial" w:hAnsi="Arial"/>
+          <w:sz w:val="22"/>
+          <w:szCs w:val="22"/>
+        </w:rPr>
+        <w:t xml:space="preserve">When the AI gets a classification right, click the Approve button on that response. This saves the classification to the database as ground truth, which improves future accuracy. The more approved examples you have per category, the better the AI performs.</w:t>
       </w:r>
     </w:p>
     <w:p>
@@ -991,7 +1167,23 @@
         <w:pStyle w:val="Heading1"/>
       </w:pPr>
       <w:r>
-        <w:t xml:space="preserve">4. Managing Data</w:t>
+        <w:rPr>
+          <w:rFonts w:ascii="Arial" w:cs="Arial" w:eastAsia="Arial" w:hAnsi="Arial"/>
+        </w:rPr>
+        <w:t xml:space="preserve">4. Dashboard</w:t>
+      </w:r>
+    </w:p>
+    <w:p>
+      <w:pPr>
+        <w:spacing w:after="120"/>
+      </w:pPr>
+      <w:r>
+        <w:rPr>
+          <w:rFonts w:ascii="Arial" w:cs="Arial" w:eastAsia="Arial" w:hAnsi="Arial"/>
+          <w:sz w:val="22"/>
+          <w:szCs w:val="22"/>
+        </w:rPr>
+        <w:t xml:space="preserve">The dashboard provides a real-time snapshot of all classification activity. It auto-refreshes every 30 seconds.</w:t>
       </w:r>
     </w:p>
     <w:p>
@@ -999,15 +1191,78 @@
         <w:pStyle w:val="Heading2"/>
       </w:pPr>
       <w:r>
-        <w:t xml:space="preserve">4.1 Uploading Custom WAF Definitions</w:t>
-      </w:r>
-    </w:p>
-    <w:p>
-      <w:pPr>
-        <w:spacing w:after="200"/>
-      </w:pPr>
-      <w:r>
-        <w:t xml:space="preserve">If your organization updates its WAF framework, you can upload a new definitions file. Click the WAF Definitions upload zone in the sidebar (or drag and drop a file). Supported formats: CSV, Excel (.xlsx), JSON, or plain text. The tool will auto-detect category names from the file columns.</w:t>
+        <w:rPr>
+          <w:rFonts w:ascii="Arial" w:cs="Arial" w:eastAsia="Arial" w:hAnsi="Arial"/>
+        </w:rPr>
+        <w:t xml:space="preserve">4.1 KPI Cards</w:t>
+      </w:r>
+    </w:p>
+    <w:p>
+      <w:pPr>
+        <w:pStyle w:val="ListParagraph"/>
+        <w:numPr>
+          <w:ilvl w:val="0"/>
+          <w:numId w:val="2"/>
+        </w:numPr>
+      </w:pPr>
+      <w:r>
+        <w:rPr>
+          <w:rFonts w:ascii="Arial" w:cs="Arial" w:eastAsia="Arial" w:hAnsi="Arial"/>
+          <w:sz w:val="22"/>
+          <w:szCs w:val="22"/>
+        </w:rPr>
+        <w:t xml:space="preserve">Total Classifications: count of all stories classified</w:t>
+      </w:r>
+    </w:p>
+    <w:p>
+      <w:pPr>
+        <w:pStyle w:val="ListParagraph"/>
+        <w:numPr>
+          <w:ilvl w:val="0"/>
+          <w:numId w:val="2"/>
+        </w:numPr>
+      </w:pPr>
+      <w:r>
+        <w:rPr>
+          <w:rFonts w:ascii="Arial" w:cs="Arial" w:eastAsia="Arial" w:hAnsi="Arial"/>
+          <w:sz w:val="22"/>
+          <w:szCs w:val="22"/>
+        </w:rPr>
+        <w:t xml:space="preserve">Approved to Ground Truth: how many have been approved, with approval rate percentage</w:t>
+      </w:r>
+    </w:p>
+    <w:p>
+      <w:pPr>
+        <w:pStyle w:val="ListParagraph"/>
+        <w:numPr>
+          <w:ilvl w:val="0"/>
+          <w:numId w:val="2"/>
+        </w:numPr>
+      </w:pPr>
+      <w:r>
+        <w:rPr>
+          <w:rFonts w:ascii="Arial" w:cs="Arial" w:eastAsia="Arial" w:hAnsi="Arial"/>
+          <w:sz w:val="22"/>
+          <w:szCs w:val="22"/>
+        </w:rPr>
+        <w:t xml:space="preserve">Mismatches Detected: stories where the AI flagged an incorrect existing tag</w:t>
+      </w:r>
+    </w:p>
+    <w:p>
+      <w:pPr>
+        <w:pStyle w:val="ListParagraph"/>
+        <w:numPr>
+          <w:ilvl w:val="0"/>
+          <w:numId w:val="2"/>
+        </w:numPr>
+      </w:pPr>
+      <w:r>
+        <w:rPr>
+          <w:rFonts w:ascii="Arial" w:cs="Arial" w:eastAsia="Arial" w:hAnsi="Arial"/>
+          <w:sz w:val="22"/>
+          <w:szCs w:val="22"/>
+        </w:rPr>
+        <w:t xml:space="preserve">Ground Truth Examples: total calibration data points available</w:t>
       </w:r>
     </w:p>
     <w:p>
@@ -1015,44 +1270,589 @@
         <w:pStyle w:val="Heading2"/>
       </w:pPr>
       <w:r>
-        <w:t xml:space="preserve">4.2 Adding Ground Truth Examples</w:t>
-      </w:r>
-    </w:p>
-    <w:p>
-      <w:pPr>
-        <w:spacing w:after="200"/>
-      </w:pPr>
-      <w:r>
-        <w:t xml:space="preserve">Ground truth examples are correctly classified stories that help the AI learn your team's classification patterns. Upload a CSV or Excel file with columns for story title, description, WAF color, WAF category, and WAF sub-category. The more examples you provide (especially for ambiguous categories), the more accurate classifications become.</w:t>
-      </w:r>
-    </w:p>
-    <w:p>
-      <w:pPr>
-        <w:pBdr>
-          <w:left w:val="single" w:color="2E75B6" w:sz="12" w:space="8"/>
-        </w:pBdr>
-        <w:shd w:fill="E8F0FE" w:val="clear"/>
-        <w:spacing w:after="120" w:before="120"/>
-        <w:ind w:left="360" w:right="360"/>
+        <w:rPr>
+          <w:rFonts w:ascii="Arial" w:cs="Arial" w:eastAsia="Arial" w:hAnsi="Arial"/>
+        </w:rPr>
+        <w:t xml:space="preserve">4.2 Charts</w:t>
+      </w:r>
+    </w:p>
+    <w:p>
+      <w:pPr>
+        <w:pStyle w:val="ListParagraph"/>
+        <w:numPr>
+          <w:ilvl w:val="0"/>
+          <w:numId w:val="2"/>
+        </w:numPr>
+      </w:pPr>
+      <w:r>
+        <w:rPr>
+          <w:rFonts w:ascii="Arial" w:cs="Arial" w:eastAsia="Arial" w:hAnsi="Arial"/>
+          <w:sz w:val="22"/>
+          <w:szCs w:val="22"/>
+        </w:rPr>
+        <w:t xml:space="preserve">WAF Category Distribution: horizontal bar chart showing how work is distributed across the 8 WAF categories</w:t>
+      </w:r>
+    </w:p>
+    <w:p>
+      <w:pPr>
+        <w:pStyle w:val="ListParagraph"/>
+        <w:numPr>
+          <w:ilvl w:val="0"/>
+          <w:numId w:val="2"/>
+        </w:numPr>
+      </w:pPr>
+      <w:r>
+        <w:rPr>
+          <w:rFonts w:ascii="Arial" w:cs="Arial" w:eastAsia="Arial" w:hAnsi="Arial"/>
+          <w:sz w:val="22"/>
+          <w:szCs w:val="22"/>
+        </w:rPr>
+        <w:t xml:space="preserve">Confidence Breakdown: doughnut chart showing High / Medium / Low confidence distribution</w:t>
+      </w:r>
+    </w:p>
+    <w:p>
+      <w:pPr>
+        <w:pStyle w:val="ListParagraph"/>
+        <w:numPr>
+          <w:ilvl w:val="0"/>
+          <w:numId w:val="2"/>
+        </w:numPr>
+      </w:pPr>
+      <w:r>
+        <w:rPr>
+          <w:rFonts w:ascii="Arial" w:cs="Arial" w:eastAsia="Arial" w:hAnsi="Arial"/>
+          <w:sz w:val="22"/>
+          <w:szCs w:val="22"/>
+        </w:rPr>
+        <w:t xml:space="preserve">Run vs Change: doughnut chart showing the balance between operational and change work</w:t>
+      </w:r>
+    </w:p>
+    <w:p>
+      <w:pPr>
+        <w:pStyle w:val="ListParagraph"/>
+        <w:numPr>
+          <w:ilvl w:val="0"/>
+          <w:numId w:val="2"/>
+        </w:numPr>
+      </w:pPr>
+      <w:r>
+        <w:rPr>
+          <w:rFonts w:ascii="Arial" w:cs="Arial" w:eastAsia="Arial" w:hAnsi="Arial"/>
+          <w:sz w:val="22"/>
+          <w:szCs w:val="22"/>
+        </w:rPr>
+        <w:t xml:space="preserve">WAF Color Distribution: doughnut chart with actual WAF color coding</w:t>
+      </w:r>
+    </w:p>
+    <w:p>
+      <w:pPr>
+        <w:pStyle w:val="ListParagraph"/>
+        <w:numPr>
+          <w:ilvl w:val="0"/>
+          <w:numId w:val="2"/>
+        </w:numPr>
+      </w:pPr>
+      <w:r>
+        <w:rPr>
+          <w:rFonts w:ascii="Arial" w:cs="Arial" w:eastAsia="Arial" w:hAnsi="Arial"/>
+          <w:sz w:val="22"/>
+          <w:szCs w:val="22"/>
+        </w:rPr>
+        <w:t xml:space="preserve">Classification Activity (Daily): trend line chart showing classification volume over time</w:t>
+      </w:r>
+    </w:p>
+    <w:p>
+      <w:pPr>
+        <w:pStyle w:val="Heading2"/>
+      </w:pPr>
+      <w:r>
+        <w:rPr>
+          <w:rFonts w:ascii="Arial" w:cs="Arial" w:eastAsia="Arial" w:hAnsi="Arial"/>
+        </w:rPr>
+        <w:t xml:space="preserve">4.3 Recent Classifications Table</w:t>
+      </w:r>
+    </w:p>
+    <w:p>
+      <w:pPr>
+        <w:spacing w:after="120"/>
+      </w:pPr>
+      <w:r>
+        <w:rPr>
+          <w:rFonts w:ascii="Arial" w:cs="Arial" w:eastAsia="Arial" w:hAnsi="Arial"/>
+          <w:sz w:val="22"/>
+          <w:szCs w:val="22"/>
+        </w:rPr>
+        <w:t xml:space="preserve">A table showing the most recent classifications with timestamp, story title, category, color, confidence badge, and status (Approved or Mismatch).</w:t>
+      </w:r>
+    </w:p>
+    <w:p>
+      <w:pPr>
+        <w:pStyle w:val="Heading1"/>
+      </w:pPr>
+      <w:r>
+        <w:rPr>
+          <w:rFonts w:ascii="Arial" w:cs="Arial" w:eastAsia="Arial" w:hAnsi="Arial"/>
+        </w:rPr>
+        <w:t xml:space="preserve">5. Historical View</w:t>
+      </w:r>
+    </w:p>
+    <w:p>
+      <w:pPr>
+        <w:spacing w:after="120"/>
+      </w:pPr>
+      <w:r>
+        <w:rPr>
+          <w:rFonts w:ascii="Arial" w:cs="Arial" w:eastAsia="Arial" w:hAnsi="Arial"/>
+          <w:sz w:val="22"/>
+          <w:szCs w:val="22"/>
+        </w:rPr>
+        <w:t xml:space="preserve">The historical view page has four tabs for different analytical perspectives. Access it from the home page or the Historical View nav link.</w:t>
+      </w:r>
+    </w:p>
+    <w:p>
+      <w:pPr>
+        <w:pStyle w:val="Heading2"/>
+      </w:pPr>
+      <w:r>
+        <w:rPr>
+          <w:rFonts w:ascii="Arial" w:cs="Arial" w:eastAsia="Arial" w:hAnsi="Arial"/>
+        </w:rPr>
+        <w:t xml:space="preserve">5.1 Sprint Trends</w:t>
+      </w:r>
+    </w:p>
+    <w:p>
+      <w:pPr>
+        <w:spacing w:after="120"/>
+      </w:pPr>
+      <w:r>
+        <w:rPr>
+          <w:rFonts w:ascii="Arial" w:cs="Arial" w:eastAsia="Arial" w:hAnsi="Arial"/>
+          <w:sz w:val="22"/>
+          <w:szCs w:val="22"/>
+        </w:rPr>
+        <w:t xml:space="preserve">Shows classification data organized into 2-week sprint windows, aligned to Mondays starting from your earliest classification. Use the sprint pills at the top to navigate between sprints.</w:t>
+      </w:r>
+    </w:p>
+    <w:p>
+      <w:pPr>
+        <w:pStyle w:val="ListParagraph"/>
+        <w:numPr>
+          <w:ilvl w:val="0"/>
+          <w:numId w:val="2"/>
+        </w:numPr>
+      </w:pPr>
+      <w:r>
+        <w:rPr>
+          <w:rFonts w:ascii="Arial" w:cs="Arial" w:eastAsia="Arial" w:hAnsi="Arial"/>
+          <w:sz w:val="22"/>
+          <w:szCs w:val="22"/>
+        </w:rPr>
+        <w:t xml:space="preserve">KPI cards show totals for the selected sprint with delta indicators (green up arrow or red down arrow) comparing to the previous sprint</w:t>
+      </w:r>
+    </w:p>
+    <w:p>
+      <w:pPr>
+        <w:pStyle w:val="ListParagraph"/>
+        <w:numPr>
+          <w:ilvl w:val="0"/>
+          <w:numId w:val="2"/>
+        </w:numPr>
+      </w:pPr>
+      <w:r>
+        <w:rPr>
+          <w:rFonts w:ascii="Arial" w:cs="Arial" w:eastAsia="Arial" w:hAnsi="Arial"/>
+          <w:sz w:val="22"/>
+          <w:szCs w:val="22"/>
+        </w:rPr>
+        <w:t xml:space="preserve">Volume chart shows total classifications per sprint</w:t>
+      </w:r>
+    </w:p>
+    <w:p>
+      <w:pPr>
+        <w:pStyle w:val="ListParagraph"/>
+        <w:numPr>
+          <w:ilvl w:val="0"/>
+          <w:numId w:val="2"/>
+        </w:numPr>
+      </w:pPr>
+      <w:r>
+        <w:rPr>
+          <w:rFonts w:ascii="Arial" w:cs="Arial" w:eastAsia="Arial" w:hAnsi="Arial"/>
+          <w:sz w:val="22"/>
+          <w:szCs w:val="22"/>
+        </w:rPr>
+        <w:t xml:space="preserve">Mismatch chart tracks mismatch counts over sprints</w:t>
+      </w:r>
+    </w:p>
+    <w:p>
+      <w:pPr>
+        <w:pStyle w:val="ListParagraph"/>
+        <w:numPr>
+          <w:ilvl w:val="0"/>
+          <w:numId w:val="2"/>
+        </w:numPr>
+      </w:pPr>
+      <w:r>
+        <w:rPr>
+          <w:rFonts w:ascii="Arial" w:cs="Arial" w:eastAsia="Arial" w:hAnsi="Arial"/>
+          <w:sz w:val="22"/>
+          <w:szCs w:val="22"/>
+        </w:rPr>
+        <w:t xml:space="preserve">Category and Run/Change charts show distribution for the selected sprint</w:t>
+      </w:r>
+    </w:p>
+    <w:p>
+      <w:pPr>
+        <w:pStyle w:val="Heading2"/>
+      </w:pPr>
+      <w:r>
+        <w:rPr>
+          <w:rFonts w:ascii="Arial" w:cs="Arial" w:eastAsia="Arial" w:hAnsi="Arial"/>
+        </w:rPr>
+        <w:t xml:space="preserve">5.2 Monthly Rollups</w:t>
+      </w:r>
+    </w:p>
+    <w:p>
+      <w:pPr>
+        <w:spacing w:after="120"/>
+      </w:pPr>
+      <w:r>
+        <w:rPr>
+          <w:rFonts w:ascii="Arial" w:cs="Arial" w:eastAsia="Arial" w:hAnsi="Arial"/>
+          <w:sz w:val="22"/>
+          <w:szCs w:val="22"/>
+        </w:rPr>
+        <w:t xml:space="preserve">Provides month-over-month analysis with two views:</w:t>
+      </w:r>
+    </w:p>
+    <w:p>
+      <w:pPr>
+        <w:pStyle w:val="ListParagraph"/>
+        <w:numPr>
+          <w:ilvl w:val="0"/>
+          <w:numId w:val="2"/>
+        </w:numPr>
+      </w:pPr>
+      <w:r>
+        <w:rPr>
+          <w:rFonts w:ascii="Arial" w:cs="Arial" w:eastAsia="Arial" w:hAnsi="Arial"/>
+          <w:sz w:val="22"/>
+          <w:szCs w:val="22"/>
+        </w:rPr>
+        <w:t xml:space="preserve">Overview chart: dual-axis with volume bars and mismatch trend line across all months</w:t>
+      </w:r>
+    </w:p>
+    <w:p>
+      <w:pPr>
+        <w:pStyle w:val="ListParagraph"/>
+        <w:numPr>
+          <w:ilvl w:val="0"/>
+          <w:numId w:val="2"/>
+        </w:numPr>
+      </w:pPr>
+      <w:r>
+        <w:rPr>
+          <w:rFonts w:ascii="Arial" w:cs="Arial" w:eastAsia="Arial" w:hAnsi="Arial"/>
+          <w:sz w:val="22"/>
+          <w:szCs w:val="22"/>
+        </w:rPr>
+        <w:t xml:space="preserve">Expandable month cards: click any month to see its category distribution bar chart, story count, mismatch count, and comparison to the previous month</w:t>
+      </w:r>
+    </w:p>
+    <w:p>
+      <w:pPr>
+        <w:spacing w:after="120"/>
+      </w:pPr>
+      <w:r>
+        <w:rPr>
+          <w:rFonts w:ascii="Arial" w:cs="Arial" w:eastAsia="Arial" w:hAnsi="Arial"/>
+          <w:sz w:val="22"/>
+          <w:szCs w:val="22"/>
+        </w:rPr>
+        <w:t xml:space="preserve">Use the Export CSV and Export Excel buttons to download the data.</w:t>
+      </w:r>
+    </w:p>
+    <w:p>
+      <w:pPr>
+        <w:pStyle w:val="Heading2"/>
+      </w:pPr>
+      <w:r>
+        <w:rPr>
+          <w:rFonts w:ascii="Arial" w:cs="Arial" w:eastAsia="Arial" w:hAnsi="Arial"/>
+        </w:rPr>
+        <w:t xml:space="preserve">5.3 Timeline</w:t>
+      </w:r>
+    </w:p>
+    <w:p>
+      <w:pPr>
+        <w:spacing w:after="120"/>
+      </w:pPr>
+      <w:r>
+        <w:rPr>
+          <w:rFonts w:ascii="Arial" w:cs="Arial" w:eastAsia="Arial" w:hAnsi="Arial"/>
+          <w:sz w:val="22"/>
+          <w:szCs w:val="22"/>
+        </w:rPr>
+        <w:t xml:space="preserve">A fully filterable, paginated view of every classification. Use the filter bar to narrow results by:</w:t>
+      </w:r>
+    </w:p>
+    <w:p>
+      <w:pPr>
+        <w:pStyle w:val="ListParagraph"/>
+        <w:numPr>
+          <w:ilvl w:val="0"/>
+          <w:numId w:val="2"/>
+        </w:numPr>
+      </w:pPr>
+      <w:r>
+        <w:rPr>
+          <w:rFonts w:ascii="Arial" w:cs="Arial" w:eastAsia="Arial" w:hAnsi="Arial"/>
+          <w:sz w:val="22"/>
+          <w:szCs w:val="22"/>
+        </w:rPr>
+        <w:t xml:space="preserve">Date range (from/to date pickers)</w:t>
+      </w:r>
+    </w:p>
+    <w:p>
+      <w:pPr>
+        <w:pStyle w:val="ListParagraph"/>
+        <w:numPr>
+          <w:ilvl w:val="0"/>
+          <w:numId w:val="2"/>
+        </w:numPr>
+      </w:pPr>
+      <w:r>
+        <w:rPr>
+          <w:rFonts w:ascii="Arial" w:cs="Arial" w:eastAsia="Arial" w:hAnsi="Arial"/>
+          <w:sz w:val="22"/>
+          <w:szCs w:val="22"/>
+        </w:rPr>
+        <w:t xml:space="preserve">WAF Category (dropdown)</w:t>
+      </w:r>
+    </w:p>
+    <w:p>
+      <w:pPr>
+        <w:pStyle w:val="ListParagraph"/>
+        <w:numPr>
+          <w:ilvl w:val="0"/>
+          <w:numId w:val="2"/>
+        </w:numPr>
+      </w:pPr>
+      <w:r>
+        <w:rPr>
+          <w:rFonts w:ascii="Arial" w:cs="Arial" w:eastAsia="Arial" w:hAnsi="Arial"/>
+          <w:sz w:val="22"/>
+          <w:szCs w:val="22"/>
+        </w:rPr>
+        <w:t xml:space="preserve">WAF Color (dropdown)</w:t>
+      </w:r>
+    </w:p>
+    <w:p>
+      <w:pPr>
+        <w:pStyle w:val="ListParagraph"/>
+        <w:numPr>
+          <w:ilvl w:val="0"/>
+          <w:numId w:val="2"/>
+        </w:numPr>
+      </w:pPr>
+      <w:r>
+        <w:rPr>
+          <w:rFonts w:ascii="Arial" w:cs="Arial" w:eastAsia="Arial" w:hAnsi="Arial"/>
+          <w:sz w:val="22"/>
+          <w:szCs w:val="22"/>
+        </w:rPr>
+        <w:t xml:space="preserve">Team (text filter)</w:t>
+      </w:r>
+    </w:p>
+    <w:p>
+      <w:pPr>
+        <w:pStyle w:val="ListParagraph"/>
+        <w:numPr>
+          <w:ilvl w:val="0"/>
+          <w:numId w:val="2"/>
+        </w:numPr>
+      </w:pPr>
+      <w:r>
+        <w:rPr>
+          <w:rFonts w:ascii="Arial" w:cs="Arial" w:eastAsia="Arial" w:hAnsi="Arial"/>
+          <w:sz w:val="22"/>
+          <w:szCs w:val="22"/>
+        </w:rPr>
+        <w:t xml:space="preserve">Confidence level (High/Medium/Low)</w:t>
+      </w:r>
+    </w:p>
+    <w:p>
+      <w:pPr>
+        <w:pStyle w:val="ListParagraph"/>
+        <w:numPr>
+          <w:ilvl w:val="0"/>
+          <w:numId w:val="2"/>
+        </w:numPr>
+      </w:pPr>
+      <w:r>
+        <w:rPr>
+          <w:rFonts w:ascii="Arial" w:cs="Arial" w:eastAsia="Arial" w:hAnsi="Arial"/>
+          <w:sz w:val="22"/>
+          <w:szCs w:val="22"/>
+        </w:rPr>
+        <w:t xml:space="preserve">Mismatch-only toggle</w:t>
+      </w:r>
+    </w:p>
+    <w:p>
+      <w:pPr>
+        <w:spacing w:after="120"/>
+      </w:pPr>
+      <w:r>
+        <w:rPr>
+          <w:rFonts w:ascii="Arial" w:cs="Arial" w:eastAsia="Arial" w:hAnsi="Arial"/>
+          <w:sz w:val="22"/>
+          <w:szCs w:val="22"/>
+        </w:rPr>
+        <w:t xml:space="preserve">Results appear in a paginated table. Use Export CSV or Export Excel to download filtered results. The Excel export includes three sheets: Summary, Monthly Rollups, and Raw Data with conditional formatting (green for approved, red for mismatches).</w:t>
+      </w:r>
+    </w:p>
+    <w:p>
+      <w:pPr>
+        <w:pStyle w:val="Heading2"/>
+      </w:pPr>
+      <w:r>
+        <w:rPr>
+          <w:rFonts w:ascii="Arial" w:cs="Arial" w:eastAsia="Arial" w:hAnsi="Arial"/>
+        </w:rPr>
+        <w:t xml:space="preserve">5.4 Verify and Import</w:t>
+      </w:r>
+    </w:p>
+    <w:p>
+      <w:pPr>
+        <w:spacing w:after="120"/>
+      </w:pPr>
+      <w:r>
+        <w:rPr>
+          <w:rFonts w:ascii="Arial" w:cs="Arial" w:eastAsia="Arial" w:hAnsi="Arial"/>
+          <w:sz w:val="22"/>
+          <w:szCs w:val="22"/>
+        </w:rPr>
+        <w:t xml:space="preserve">This is a two-step workflow for bulk-verifying existing JIRA data:</w:t>
+      </w:r>
+    </w:p>
+    <w:p>
+      <w:pPr>
+        <w:pStyle w:val="ListParagraph"/>
+        <w:numPr>
+          <w:ilvl w:val="0"/>
+          <w:numId w:val="3"/>
+        </w:numPr>
+      </w:pPr>
+      <w:r>
+        <w:rPr>
+          <w:rFonts w:ascii="Arial" w:cs="Arial" w:eastAsia="Arial" w:hAnsi="Arial"/>
+          <w:sz w:val="22"/>
+          <w:szCs w:val="22"/>
+        </w:rPr>
+        <w:t xml:space="preserve">Upload a CSV or Excel file containing your JIRA stories. The file should have columns for title, description, and the current WAF tag. Epic and parent feature columns are auto-detected if present.</w:t>
+      </w:r>
+    </w:p>
+    <w:p>
+      <w:pPr>
+        <w:pStyle w:val="ListParagraph"/>
+        <w:numPr>
+          <w:ilvl w:val="0"/>
+          <w:numId w:val="3"/>
+        </w:numPr>
+      </w:pPr>
+      <w:r>
+        <w:rPr>
+          <w:rFonts w:ascii="Arial" w:cs="Arial" w:eastAsia="Arial" w:hAnsi="Arial"/>
+          <w:sz w:val="22"/>
+          <w:szCs w:val="22"/>
+        </w:rPr>
+        <w:t xml:space="preserve">The AI classifies every story in batches of 10 and presents a side-by-side review table showing: original tag vs AI recommendation, confidence level, and whether it is a match or mismatch.</w:t>
+      </w:r>
+    </w:p>
+    <w:p>
+      <w:pPr>
+        <w:pStyle w:val="ListParagraph"/>
+        <w:numPr>
+          <w:ilvl w:val="0"/>
+          <w:numId w:val="3"/>
+        </w:numPr>
+      </w:pPr>
+      <w:r>
+        <w:rPr>
+          <w:rFonts w:ascii="Arial" w:cs="Arial" w:eastAsia="Arial" w:hAnsi="Arial"/>
+          <w:sz w:val="22"/>
+          <w:szCs w:val="22"/>
+        </w:rPr>
+        <w:t xml:space="preserve">Use the Select All, Deselect All, or Select Mismatches buttons to choose which rows to save.</w:t>
+      </w:r>
+    </w:p>
+    <w:p>
+      <w:pPr>
+        <w:pStyle w:val="ListParagraph"/>
+        <w:numPr>
+          <w:ilvl w:val="0"/>
+          <w:numId w:val="3"/>
+        </w:numPr>
+      </w:pPr>
+      <w:r>
+        <w:rPr>
+          <w:rFonts w:ascii="Arial" w:cs="Arial" w:eastAsia="Arial" w:hAnsi="Arial"/>
+          <w:sz w:val="22"/>
+          <w:szCs w:val="22"/>
+        </w:rPr>
+        <w:t xml:space="preserve">Click Save Selected to write the chosen classifications to the database.</w:t>
+      </w:r>
+    </w:p>
+    <w:p>
+      <w:pPr>
+        <w:spacing w:after="120"/>
+        <w:ind w:left="360"/>
       </w:pPr>
       <w:r>
         <w:rPr>
           <w:rFonts w:ascii="Arial" w:cs="Arial" w:eastAsia="Arial" w:hAnsi="Arial"/>
           <w:b/>
           <w:bCs/>
-          <w:color w:val="1F4E79"/>
-          <w:sz w:val="20"/>
-          <w:szCs w:val="20"/>
+          <w:color w:val="2563EB"/>
+          <w:sz w:val="22"/>
+          <w:szCs w:val="22"/>
         </w:rPr>
         <w:t xml:space="preserve">TIP: </w:t>
       </w:r>
       <w:r>
         <w:rPr>
           <w:rFonts w:ascii="Arial" w:cs="Arial" w:eastAsia="Arial" w:hAnsi="Arial"/>
-          <w:sz w:val="20"/>
-          <w:szCs w:val="20"/>
-        </w:rPr>
-        <w:t xml:space="preserve">Start with the 18 bundled examples, then gradually add more as your team classifies stories. Aim for at least 5 examples per WAF category for best results.</w:t>
+          <w:i/>
+          <w:iCs/>
+          <w:color w:val="4B5563"/>
+          <w:sz w:val="22"/>
+          <w:szCs w:val="22"/>
+        </w:rPr>
+        <w:t xml:space="preserve">This is ideal for quarterly alignment audits. Upload your sprint backlog export from JIRA and let the AI flag every misclassified story before you save.</w:t>
+      </w:r>
+    </w:p>
+    <w:p>
+      <w:pPr>
+        <w:pStyle w:val="Heading1"/>
+      </w:pPr>
+      <w:r>
+        <w:rPr>
+          <w:rFonts w:ascii="Arial" w:cs="Arial" w:eastAsia="Arial" w:hAnsi="Arial"/>
+        </w:rPr>
+        <w:t xml:space="preserve">6. Epic Lineage</w:t>
+      </w:r>
+    </w:p>
+    <w:p>
+      <w:pPr>
+        <w:spacing w:after="120"/>
+      </w:pPr>
+      <w:r>
+        <w:rPr>
+          <w:rFonts w:ascii="Arial" w:cs="Arial" w:eastAsia="Arial" w:hAnsi="Arial"/>
+          <w:sz w:val="22"/>
+          <w:szCs w:val="22"/>
+        </w:rPr>
+        <w:t xml:space="preserve">The epic lineage page lets you see how individual story classifications roll up through parent features to epics. This gives portfolio-level WAF visibility.</w:t>
       </w:r>
     </w:p>
     <w:p>
@@ -1060,15 +1860,184 @@
         <w:pStyle w:val="Heading2"/>
       </w:pPr>
       <w:r>
-        <w:t xml:space="preserve">4.3 Resetting Data</w:t>
-      </w:r>
-    </w:p>
-    <w:p>
-      <w:pPr>
-        <w:spacing w:after="200"/>
-      </w:pPr>
-      <w:r>
-        <w:t xml:space="preserve">Use the buttons at the bottom of the sidebar to clear chat history, reset WAF definitions, or reset ground truth. Note that clearing data is session-based; restarting the app will re-load the bundled sample data automatically.</w:t>
+        <w:rPr>
+          <w:rFonts w:ascii="Arial" w:cs="Arial" w:eastAsia="Arial" w:hAnsi="Arial"/>
+        </w:rPr>
+        <w:t xml:space="preserve">6.1 Layout</w:t>
+      </w:r>
+    </w:p>
+    <w:p>
+      <w:pPr>
+        <w:pStyle w:val="ListParagraph"/>
+        <w:numPr>
+          <w:ilvl w:val="0"/>
+          <w:numId w:val="2"/>
+        </w:numPr>
+      </w:pPr>
+      <w:r>
+        <w:rPr>
+          <w:rFonts w:ascii="Arial" w:cs="Arial" w:eastAsia="Arial" w:hAnsi="Arial"/>
+          <w:sz w:val="22"/>
+          <w:szCs w:val="22"/>
+        </w:rPr>
+        <w:t xml:space="preserve">Left panel: searchable list of all epics in the system, showing story count per epic</w:t>
+      </w:r>
+    </w:p>
+    <w:p>
+      <w:pPr>
+        <w:pStyle w:val="ListParagraph"/>
+        <w:numPr>
+          <w:ilvl w:val="0"/>
+          <w:numId w:val="2"/>
+        </w:numPr>
+      </w:pPr>
+      <w:r>
+        <w:rPr>
+          <w:rFonts w:ascii="Arial" w:cs="Arial" w:eastAsia="Arial" w:hAnsi="Arial"/>
+          <w:sz w:val="22"/>
+          <w:szCs w:val="22"/>
+        </w:rPr>
+        <w:t xml:space="preserve">Right panel: shows either the overview (all epics) or a detailed view for a selected epic</w:t>
+      </w:r>
+    </w:p>
+    <w:p>
+      <w:pPr>
+        <w:pStyle w:val="Heading2"/>
+      </w:pPr>
+      <w:r>
+        <w:rPr>
+          <w:rFonts w:ascii="Arial" w:cs="Arial" w:eastAsia="Arial" w:hAnsi="Arial"/>
+        </w:rPr>
+        <w:t xml:space="preserve">6.2 Overview Mode</w:t>
+      </w:r>
+    </w:p>
+    <w:p>
+      <w:pPr>
+        <w:spacing w:after="120"/>
+      </w:pPr>
+      <w:r>
+        <w:rPr>
+          <w:rFonts w:ascii="Arial" w:cs="Arial" w:eastAsia="Arial" w:hAnsi="Arial"/>
+          <w:sz w:val="22"/>
+          <w:szCs w:val="22"/>
+        </w:rPr>
+        <w:t xml:space="preserve">When no epic is selected, the right panel shows a grid of epic summary cards. Each card displays the epic name, total story count, approval and mismatch statistics, and a bar showing the top WAF category for that epic.</w:t>
+      </w:r>
+    </w:p>
+    <w:p>
+      <w:pPr>
+        <w:pStyle w:val="Heading2"/>
+      </w:pPr>
+      <w:r>
+        <w:rPr>
+          <w:rFonts w:ascii="Arial" w:cs="Arial" w:eastAsia="Arial" w:hAnsi="Arial"/>
+        </w:rPr>
+        <w:t xml:space="preserve">6.3 Epic Detail Mode</w:t>
+      </w:r>
+    </w:p>
+    <w:p>
+      <w:pPr>
+        <w:spacing w:after="120"/>
+      </w:pPr>
+      <w:r>
+        <w:rPr>
+          <w:rFonts w:ascii="Arial" w:cs="Arial" w:eastAsia="Arial" w:hAnsi="Arial"/>
+          <w:sz w:val="22"/>
+          <w:szCs w:val="22"/>
+        </w:rPr>
+        <w:t xml:space="preserve">Click an epic name to see its detailed view:</w:t>
+      </w:r>
+    </w:p>
+    <w:p>
+      <w:pPr>
+        <w:pStyle w:val="ListParagraph"/>
+        <w:numPr>
+          <w:ilvl w:val="0"/>
+          <w:numId w:val="2"/>
+        </w:numPr>
+      </w:pPr>
+      <w:r>
+        <w:rPr>
+          <w:rFonts w:ascii="Arial" w:cs="Arial" w:eastAsia="Arial" w:hAnsi="Arial"/>
+          <w:sz w:val="22"/>
+          <w:szCs w:val="22"/>
+        </w:rPr>
+        <w:t xml:space="preserve">5 KPI cards: total stories, approved count, mismatch count, top category, and Run/Change ratio</w:t>
+      </w:r>
+    </w:p>
+    <w:p>
+      <w:pPr>
+        <w:pStyle w:val="ListParagraph"/>
+        <w:numPr>
+          <w:ilvl w:val="0"/>
+          <w:numId w:val="2"/>
+        </w:numPr>
+      </w:pPr>
+      <w:r>
+        <w:rPr>
+          <w:rFonts w:ascii="Arial" w:cs="Arial" w:eastAsia="Arial" w:hAnsi="Arial"/>
+          <w:sz w:val="22"/>
+          <w:szCs w:val="22"/>
+        </w:rPr>
+        <w:t xml:space="preserve">WAF Category horizontal bar chart for that epic</w:t>
+      </w:r>
+    </w:p>
+    <w:p>
+      <w:pPr>
+        <w:pStyle w:val="ListParagraph"/>
+        <w:numPr>
+          <w:ilvl w:val="0"/>
+          <w:numId w:val="2"/>
+        </w:numPr>
+      </w:pPr>
+      <w:r>
+        <w:rPr>
+          <w:rFonts w:ascii="Arial" w:cs="Arial" w:eastAsia="Arial" w:hAnsi="Arial"/>
+          <w:sz w:val="22"/>
+          <w:szCs w:val="22"/>
+        </w:rPr>
+        <w:t xml:space="preserve">Run/Change doughnut chart for that epic</w:t>
+      </w:r>
+    </w:p>
+    <w:p>
+      <w:pPr>
+        <w:pStyle w:val="ListParagraph"/>
+        <w:numPr>
+          <w:ilvl w:val="0"/>
+          <w:numId w:val="2"/>
+        </w:numPr>
+      </w:pPr>
+      <w:r>
+        <w:rPr>
+          <w:rFonts w:ascii="Arial" w:cs="Arial" w:eastAsia="Arial" w:hAnsi="Arial"/>
+          <w:sz w:val="22"/>
+          <w:szCs w:val="22"/>
+        </w:rPr>
+        <w:t xml:space="preserve">Expandable tree view: Epic at the top, then parent features as expandable groups, then individual stories with color dots, confidence badges, and approved/mismatch status</w:t>
+      </w:r>
+    </w:p>
+    <w:p>
+      <w:pPr>
+        <w:pStyle w:val="Heading2"/>
+      </w:pPr>
+      <w:r>
+        <w:rPr>
+          <w:rFonts w:ascii="Arial" w:cs="Arial" w:eastAsia="Arial" w:hAnsi="Arial"/>
+        </w:rPr>
+        <w:t xml:space="preserve">6.4 Tagging Epics from the Classifier</w:t>
+      </w:r>
+    </w:p>
+    <w:p>
+      <w:pPr>
+        <w:spacing w:after="120"/>
+      </w:pPr>
+      <w:r>
+        <w:rPr>
+          <w:rFonts w:ascii="Arial" w:cs="Arial" w:eastAsia="Arial" w:hAnsi="Arial"/>
+          <w:sz w:val="22"/>
+          <w:szCs w:val="22"/>
+        </w:rPr>
+        <w:t xml:space="preserve">When classifying stories on the Classifier page, you can enter the epic name and parent feature in the input fields above the chat. These fields have autocomplete suggestions based on existing epics and features in the database. Tagged stories will automatically appear in the lineage page.</w:t>
       </w:r>
     </w:p>
     <w:p>
@@ -1076,15 +2045,189 @@
         <w:pStyle w:val="Heading1"/>
       </w:pPr>
       <w:r>
-        <w:t xml:space="preserve">5. Understanding Classification Results</w:t>
-      </w:r>
-    </w:p>
-    <w:p>
-      <w:pPr>
-        <w:spacing w:after="100"/>
-      </w:pPr>
-      <w:r>
-        <w:t xml:space="preserve">Each classification response includes:</w:t>
+        <w:rPr>
+          <w:rFonts w:ascii="Arial" w:cs="Arial" w:eastAsia="Arial" w:hAnsi="Arial"/>
+        </w:rPr>
+        <w:t xml:space="preserve">7. Managing Data</w:t>
+      </w:r>
+    </w:p>
+    <w:p>
+      <w:pPr>
+        <w:pStyle w:val="Heading2"/>
+      </w:pPr>
+      <w:r>
+        <w:rPr>
+          <w:rFonts w:ascii="Arial" w:cs="Arial" w:eastAsia="Arial" w:hAnsi="Arial"/>
+        </w:rPr>
+        <w:t xml:space="preserve">7.1 Uploading Custom WAF Definitions</w:t>
+      </w:r>
+    </w:p>
+    <w:p>
+      <w:pPr>
+        <w:spacing w:after="120"/>
+      </w:pPr>
+      <w:r>
+        <w:rPr>
+          <w:rFonts w:ascii="Arial" w:cs="Arial" w:eastAsia="Arial" w:hAnsi="Arial"/>
+          <w:sz w:val="22"/>
+          <w:szCs w:val="22"/>
+        </w:rPr>
+        <w:t xml:space="preserve">If your organization updates its WAF framework, upload a new definitions file via the sidebar on the Classifier page. Supported formats: CSV, Excel (.xlsx), JSON, or plain text.</w:t>
+      </w:r>
+    </w:p>
+    <w:p>
+      <w:pPr>
+        <w:pStyle w:val="Heading2"/>
+      </w:pPr>
+      <w:r>
+        <w:rPr>
+          <w:rFonts w:ascii="Arial" w:cs="Arial" w:eastAsia="Arial" w:hAnsi="Arial"/>
+        </w:rPr>
+        <w:t xml:space="preserve">7.2 Growing Ground Truth</w:t>
+      </w:r>
+    </w:p>
+    <w:p>
+      <w:pPr>
+        <w:spacing w:after="120"/>
+      </w:pPr>
+      <w:r>
+        <w:rPr>
+          <w:rFonts w:ascii="Arial" w:cs="Arial" w:eastAsia="Arial" w:hAnsi="Arial"/>
+          <w:sz w:val="22"/>
+          <w:szCs w:val="22"/>
+        </w:rPr>
+        <w:t xml:space="preserve">Ground truth examples help the AI learn your team’s classification patterns. There are two ways to grow your ground truth:</w:t>
+      </w:r>
+    </w:p>
+    <w:p>
+      <w:pPr>
+        <w:pStyle w:val="ListParagraph"/>
+        <w:numPr>
+          <w:ilvl w:val="0"/>
+          <w:numId w:val="3"/>
+        </w:numPr>
+      </w:pPr>
+      <w:r>
+        <w:rPr>
+          <w:rFonts w:ascii="Arial" w:cs="Arial" w:eastAsia="Arial" w:hAnsi="Arial"/>
+          <w:sz w:val="22"/>
+          <w:szCs w:val="22"/>
+        </w:rPr>
+        <w:t xml:space="preserve">Approve classifications: click Approve on correct AI responses in the chat</w:t>
+      </w:r>
+    </w:p>
+    <w:p>
+      <w:pPr>
+        <w:pStyle w:val="ListParagraph"/>
+        <w:numPr>
+          <w:ilvl w:val="0"/>
+          <w:numId w:val="3"/>
+        </w:numPr>
+      </w:pPr>
+      <w:r>
+        <w:rPr>
+          <w:rFonts w:ascii="Arial" w:cs="Arial" w:eastAsia="Arial" w:hAnsi="Arial"/>
+          <w:sz w:val="22"/>
+          <w:szCs w:val="22"/>
+        </w:rPr>
+        <w:t xml:space="preserve">Upload a file: use the sidebar on the Classifier page to upload a CSV/Excel with correctly classified stories</w:t>
+      </w:r>
+    </w:p>
+    <w:p>
+      <w:pPr>
+        <w:spacing w:after="120"/>
+        <w:ind w:left="360"/>
+      </w:pPr>
+      <w:r>
+        <w:rPr>
+          <w:rFonts w:ascii="Arial" w:cs="Arial" w:eastAsia="Arial" w:hAnsi="Arial"/>
+          <w:b/>
+          <w:bCs/>
+          <w:color w:val="2563EB"/>
+          <w:sz w:val="22"/>
+          <w:szCs w:val="22"/>
+        </w:rPr>
+        <w:t xml:space="preserve">TIP: </w:t>
+      </w:r>
+      <w:r>
+        <w:rPr>
+          <w:rFonts w:ascii="Arial" w:cs="Arial" w:eastAsia="Arial" w:hAnsi="Arial"/>
+          <w:i/>
+          <w:iCs/>
+          <w:color w:val="4B5563"/>
+          <w:sz w:val="22"/>
+          <w:szCs w:val="22"/>
+        </w:rPr>
+        <w:t xml:space="preserve">Start with the 18 bundled examples, then aim for at least 5 examples per WAF category for best results. The more diverse your ground truth, the better the AI handles edge cases.</w:t>
+      </w:r>
+    </w:p>
+    <w:p>
+      <w:pPr>
+        <w:pStyle w:val="Heading2"/>
+      </w:pPr>
+      <w:r>
+        <w:rPr>
+          <w:rFonts w:ascii="Arial" w:cs="Arial" w:eastAsia="Arial" w:hAnsi="Arial"/>
+        </w:rPr>
+        <w:t xml:space="preserve">7.3 Exporting Data</w:t>
+      </w:r>
+    </w:p>
+    <w:p>
+      <w:pPr>
+        <w:spacing w:after="120"/>
+      </w:pPr>
+      <w:r>
+        <w:rPr>
+          <w:rFonts w:ascii="Arial" w:cs="Arial" w:eastAsia="Arial" w:hAnsi="Arial"/>
+          <w:sz w:val="22"/>
+          <w:szCs w:val="22"/>
+        </w:rPr>
+        <w:t xml:space="preserve">Export your classification data from the Historical View page:</w:t>
+      </w:r>
+    </w:p>
+    <w:p>
+      <w:pPr>
+        <w:pStyle w:val="ListParagraph"/>
+        <w:numPr>
+          <w:ilvl w:val="0"/>
+          <w:numId w:val="2"/>
+        </w:numPr>
+      </w:pPr>
+      <w:r>
+        <w:rPr>
+          <w:rFonts w:ascii="Arial" w:cs="Arial" w:eastAsia="Arial" w:hAnsi="Arial"/>
+          <w:sz w:val="22"/>
+          <w:szCs w:val="22"/>
+        </w:rPr>
+        <w:t xml:space="preserve">CSV Export: lightweight comma-separated file for any spreadsheet tool</w:t>
+      </w:r>
+    </w:p>
+    <w:p>
+      <w:pPr>
+        <w:pStyle w:val="ListParagraph"/>
+        <w:numPr>
+          <w:ilvl w:val="0"/>
+          <w:numId w:val="2"/>
+        </w:numPr>
+      </w:pPr>
+      <w:r>
+        <w:rPr>
+          <w:rFonts w:ascii="Arial" w:cs="Arial" w:eastAsia="Arial" w:hAnsi="Arial"/>
+          <w:sz w:val="22"/>
+          <w:szCs w:val="22"/>
+        </w:rPr>
+        <w:t xml:space="preserve">Excel Export: formatted 3-sheet workbook with Summary dashboard, Monthly Rollups, and Raw Data with conditional formatting</w:t>
+      </w:r>
+    </w:p>
+    <w:p>
+      <w:pPr>
+        <w:pStyle w:val="Heading1"/>
+      </w:pPr>
+      <w:r>
+        <w:rPr>
+          <w:rFonts w:ascii="Arial" w:cs="Arial" w:eastAsia="Arial" w:hAnsi="Arial"/>
+        </w:rPr>
+        <w:t xml:space="preserve">8. Understanding Classification Results</w:t>
       </w:r>
     </w:p>
     <w:tbl>
@@ -1100,20 +2243,20 @@
         </w:tblBorders>
       </w:tblPr>
       <w:tblGrid>
-        <w:gridCol w:w="2800"/>
-        <w:gridCol w:w="6560"/>
+        <w:gridCol w:w="2500"/>
+        <w:gridCol w:w="6860"/>
       </w:tblGrid>
       <w:tr>
         <w:tc>
           <w:tcPr>
-            <w:tcW w:type="dxa" w:w="2800"/>
-            <w:tcBorders>
-              <w:top w:val="single" w:color="CCCCCC" w:sz="1"/>
-              <w:left w:val="single" w:color="CCCCCC" w:sz="1"/>
-              <w:bottom w:val="single" w:color="CCCCCC" w:sz="1"/>
-              <w:right w:val="single" w:color="CCCCCC" w:sz="1"/>
-            </w:tcBorders>
-            <w:shd w:fill="1F4E79" w:val="clear"/>
+            <w:tcW w:type="dxa" w:w="2500"/>
+            <w:tcBorders>
+              <w:top w:val="single" w:color="CCCCCC" w:sz="1"/>
+              <w:left w:val="single" w:color="CCCCCC" w:sz="1"/>
+              <w:bottom w:val="single" w:color="CCCCCC" w:sz="1"/>
+              <w:right w:val="single" w:color="CCCCCC" w:sz="1"/>
+            </w:tcBorders>
+            <w:shd w:fill="2B3544" w:val="clear"/>
             <w:tcMar>
               <w:top w:type="dxa" w:w="80"/>
               <w:left w:type="dxa" w:w="120"/>
@@ -1137,14 +2280,14 @@
         </w:tc>
         <w:tc>
           <w:tcPr>
-            <w:tcW w:type="dxa" w:w="6560"/>
-            <w:tcBorders>
-              <w:top w:val="single" w:color="CCCCCC" w:sz="1"/>
-              <w:left w:val="single" w:color="CCCCCC" w:sz="1"/>
-              <w:bottom w:val="single" w:color="CCCCCC" w:sz="1"/>
-              <w:right w:val="single" w:color="CCCCCC" w:sz="1"/>
-            </w:tcBorders>
-            <w:shd w:fill="1F4E79" w:val="clear"/>
+            <w:tcW w:type="dxa" w:w="6860"/>
+            <w:tcBorders>
+              <w:top w:val="single" w:color="CCCCCC" w:sz="1"/>
+              <w:left w:val="single" w:color="CCCCCC" w:sz="1"/>
+              <w:bottom w:val="single" w:color="CCCCCC" w:sz="1"/>
+              <w:right w:val="single" w:color="CCCCCC" w:sz="1"/>
+            </w:tcBorders>
+            <w:shd w:fill="2B3544" w:val="clear"/>
             <w:tcMar>
               <w:top w:type="dxa" w:w="80"/>
               <w:left w:type="dxa" w:w="120"/>
@@ -1170,7 +2313,7 @@
       <w:tr>
         <w:tc>
           <w:tcPr>
-            <w:tcW w:type="dxa" w:w="2800"/>
+            <w:tcW w:type="dxa" w:w="2500"/>
             <w:tcBorders>
               <w:top w:val="single" w:color="CCCCCC" w:sz="1"/>
               <w:left w:val="single" w:color="CCCCCC" w:sz="1"/>
@@ -1197,7 +2340,7 @@
         </w:tc>
         <w:tc>
           <w:tcPr>
-            <w:tcW w:type="dxa" w:w="6560"/>
+            <w:tcW w:type="dxa" w:w="6860"/>
             <w:tcBorders>
               <w:top w:val="single" w:color="CCCCCC" w:sz="1"/>
               <w:left w:val="single" w:color="CCCCCC" w:sz="1"/>
@@ -1226,7 +2369,7 @@
       <w:tr>
         <w:tc>
           <w:tcPr>
-            <w:tcW w:type="dxa" w:w="2800"/>
+            <w:tcW w:type="dxa" w:w="2500"/>
             <w:tcBorders>
               <w:top w:val="single" w:color="CCCCCC" w:sz="1"/>
               <w:left w:val="single" w:color="CCCCCC" w:sz="1"/>
@@ -1253,28 +2396,28 @@
         </w:tc>
         <w:tc>
           <w:tcPr>
-            <w:tcW w:type="dxa" w:w="6560"/>
-            <w:tcBorders>
-              <w:top w:val="single" w:color="CCCCCC" w:sz="1"/>
-              <w:left w:val="single" w:color="CCCCCC" w:sz="1"/>
-              <w:bottom w:val="single" w:color="CCCCCC" w:sz="1"/>
-              <w:right w:val="single" w:color="CCCCCC" w:sz="1"/>
-            </w:tcBorders>
-            <w:tcMar>
-              <w:top w:type="dxa" w:w="80"/>
-              <w:left w:type="dxa" w:w="120"/>
-              <w:bottom w:type="dxa" w:w="80"/>
-              <w:right w:type="dxa" w:w="120"/>
-            </w:tcMar>
-          </w:tcPr>
-          <w:p>
-            <w:r>
-              <w:rPr>
-                <w:rFonts w:ascii="Arial" w:cs="Arial" w:eastAsia="Arial" w:hAnsi="Arial"/>
-                <w:sz w:val="20"/>
-                <w:szCs w:val="20"/>
-              </w:rPr>
-              <w:t xml:space="preserve">More specific classification within the category (e.g., Tech debt reduction)</w:t>
+            <w:tcW w:type="dxa" w:w="6860"/>
+            <w:tcBorders>
+              <w:top w:val="single" w:color="CCCCCC" w:sz="1"/>
+              <w:left w:val="single" w:color="CCCCCC" w:sz="1"/>
+              <w:bottom w:val="single" w:color="CCCCCC" w:sz="1"/>
+              <w:right w:val="single" w:color="CCCCCC" w:sz="1"/>
+            </w:tcBorders>
+            <w:tcMar>
+              <w:top w:type="dxa" w:w="80"/>
+              <w:left w:type="dxa" w:w="120"/>
+              <w:bottom w:type="dxa" w:w="80"/>
+              <w:right w:type="dxa" w:w="120"/>
+            </w:tcMar>
+          </w:tcPr>
+          <w:p>
+            <w:r>
+              <w:rPr>
+                <w:rFonts w:ascii="Arial" w:cs="Arial" w:eastAsia="Arial" w:hAnsi="Arial"/>
+                <w:sz w:val="20"/>
+                <w:szCs w:val="20"/>
+              </w:rPr>
+              <w:t xml:space="preserve">More specific classification within the category</w:t>
             </w:r>
           </w:p>
         </w:tc>
@@ -1282,7 +2425,7 @@
       <w:tr>
         <w:tc>
           <w:tcPr>
-            <w:tcW w:type="dxa" w:w="2800"/>
+            <w:tcW w:type="dxa" w:w="2500"/>
             <w:tcBorders>
               <w:top w:val="single" w:color="CCCCCC" w:sz="1"/>
               <w:left w:val="single" w:color="CCCCCC" w:sz="1"/>
@@ -1309,7 +2452,7 @@
         </w:tc>
         <w:tc>
           <w:tcPr>
-            <w:tcW w:type="dxa" w:w="6560"/>
+            <w:tcW w:type="dxa" w:w="6860"/>
             <w:tcBorders>
               <w:top w:val="single" w:color="CCCCCC" w:sz="1"/>
               <w:left w:val="single" w:color="CCCCCC" w:sz="1"/>
@@ -1338,7 +2481,7 @@
       <w:tr>
         <w:tc>
           <w:tcPr>
-            <w:tcW w:type="dxa" w:w="2800"/>
+            <w:tcW w:type="dxa" w:w="2500"/>
             <w:tcBorders>
               <w:top w:val="single" w:color="CCCCCC" w:sz="1"/>
               <w:left w:val="single" w:color="CCCCCC" w:sz="1"/>
@@ -1365,7 +2508,7 @@
         </w:tc>
         <w:tc>
           <w:tcPr>
-            <w:tcW w:type="dxa" w:w="6560"/>
+            <w:tcW w:type="dxa" w:w="6860"/>
             <w:tcBorders>
               <w:top w:val="single" w:color="CCCCCC" w:sz="1"/>
               <w:left w:val="single" w:color="CCCCCC" w:sz="1"/>
@@ -1394,7 +2537,7 @@
       <w:tr>
         <w:tc>
           <w:tcPr>
-            <w:tcW w:type="dxa" w:w="2800"/>
+            <w:tcW w:type="dxa" w:w="2500"/>
             <w:tcBorders>
               <w:top w:val="single" w:color="CCCCCC" w:sz="1"/>
               <w:left w:val="single" w:color="CCCCCC" w:sz="1"/>
@@ -1421,7 +2564,7 @@
         </w:tc>
         <w:tc>
           <w:tcPr>
-            <w:tcW w:type="dxa" w:w="6560"/>
+            <w:tcW w:type="dxa" w:w="6860"/>
             <w:tcBorders>
               <w:top w:val="single" w:color="CCCCCC" w:sz="1"/>
               <w:left w:val="single" w:color="CCCCCC" w:sz="1"/>
@@ -1450,55 +2593,55 @@
       <w:tr>
         <w:tc>
           <w:tcPr>
-            <w:tcW w:type="dxa" w:w="2800"/>
-            <w:tcBorders>
-              <w:top w:val="single" w:color="CCCCCC" w:sz="1"/>
-              <w:left w:val="single" w:color="CCCCCC" w:sz="1"/>
-              <w:bottom w:val="single" w:color="CCCCCC" w:sz="1"/>
-              <w:right w:val="single" w:color="CCCCCC" w:sz="1"/>
-            </w:tcBorders>
-            <w:tcMar>
-              <w:top w:type="dxa" w:w="80"/>
-              <w:left w:type="dxa" w:w="120"/>
-              <w:bottom w:type="dxa" w:w="80"/>
-              <w:right w:type="dxa" w:w="120"/>
-            </w:tcMar>
-          </w:tcPr>
-          <w:p>
-            <w:r>
-              <w:rPr>
-                <w:rFonts w:ascii="Arial" w:cs="Arial" w:eastAsia="Arial" w:hAnsi="Arial"/>
-                <w:sz w:val="20"/>
-                <w:szCs w:val="20"/>
-              </w:rPr>
-              <w:t xml:space="preserve">Current Tag Assessment</w:t>
-            </w:r>
-          </w:p>
-        </w:tc>
-        <w:tc>
-          <w:tcPr>
-            <w:tcW w:type="dxa" w:w="6560"/>
-            <w:tcBorders>
-              <w:top w:val="single" w:color="CCCCCC" w:sz="1"/>
-              <w:left w:val="single" w:color="CCCCCC" w:sz="1"/>
-              <w:bottom w:val="single" w:color="CCCCCC" w:sz="1"/>
-              <w:right w:val="single" w:color="CCCCCC" w:sz="1"/>
-            </w:tcBorders>
-            <w:tcMar>
-              <w:top w:type="dxa" w:w="80"/>
-              <w:left w:type="dxa" w:w="120"/>
-              <w:bottom w:type="dxa" w:w="80"/>
-              <w:right w:type="dxa" w:w="120"/>
-            </w:tcMar>
-          </w:tcPr>
-          <w:p>
-            <w:r>
-              <w:rPr>
-                <w:rFonts w:ascii="Arial" w:cs="Arial" w:eastAsia="Arial" w:hAnsi="Arial"/>
-                <w:sz w:val="20"/>
-                <w:szCs w:val="20"/>
-              </w:rPr>
-              <w:t xml:space="preserve">If a current tag was provided: confirms it or flags the mismatch with explanation</w:t>
+            <w:tcW w:type="dxa" w:w="2500"/>
+            <w:tcBorders>
+              <w:top w:val="single" w:color="CCCCCC" w:sz="1"/>
+              <w:left w:val="single" w:color="CCCCCC" w:sz="1"/>
+              <w:bottom w:val="single" w:color="CCCCCC" w:sz="1"/>
+              <w:right w:val="single" w:color="CCCCCC" w:sz="1"/>
+            </w:tcBorders>
+            <w:tcMar>
+              <w:top w:type="dxa" w:w="80"/>
+              <w:left w:type="dxa" w:w="120"/>
+              <w:bottom w:type="dxa" w:w="80"/>
+              <w:right w:type="dxa" w:w="120"/>
+            </w:tcMar>
+          </w:tcPr>
+          <w:p>
+            <w:r>
+              <w:rPr>
+                <w:rFonts w:ascii="Arial" w:cs="Arial" w:eastAsia="Arial" w:hAnsi="Arial"/>
+                <w:sz w:val="20"/>
+                <w:szCs w:val="20"/>
+              </w:rPr>
+              <w:t xml:space="preserve">Mismatch Flag</w:t>
+            </w:r>
+          </w:p>
+        </w:tc>
+        <w:tc>
+          <w:tcPr>
+            <w:tcW w:type="dxa" w:w="6860"/>
+            <w:tcBorders>
+              <w:top w:val="single" w:color="CCCCCC" w:sz="1"/>
+              <w:left w:val="single" w:color="CCCCCC" w:sz="1"/>
+              <w:bottom w:val="single" w:color="CCCCCC" w:sz="1"/>
+              <w:right w:val="single" w:color="CCCCCC" w:sz="1"/>
+            </w:tcBorders>
+            <w:tcMar>
+              <w:top w:type="dxa" w:w="80"/>
+              <w:left w:type="dxa" w:w="120"/>
+              <w:bottom w:type="dxa" w:w="80"/>
+              <w:right w:type="dxa" w:w="120"/>
+            </w:tcMar>
+          </w:tcPr>
+          <w:p>
+            <w:r>
+              <w:rPr>
+                <w:rFonts w:ascii="Arial" w:cs="Arial" w:eastAsia="Arial" w:hAnsi="Arial"/>
+                <w:sz w:val="20"/>
+                <w:szCs w:val="20"/>
+              </w:rPr>
+              <w:t xml:space="preserve">Appears when the current tag differs from the AI recommendation</w:t>
             </w:r>
           </w:p>
         </w:tc>
@@ -1514,122 +2657,180 @@
         <w:pStyle w:val="Heading1"/>
       </w:pPr>
       <w:r>
-        <w:t xml:space="preserve">6. Best Practices</w:t>
-      </w:r>
-    </w:p>
-    <w:p>
-      <w:pPr>
-        <w:pStyle w:val="ListParagraph"/>
-        <w:numPr>
-          <w:ilvl w:val="0"/>
-          <w:numId w:val="6"/>
-        </w:numPr>
-      </w:pPr>
-      <w:r>
-        <w:rPr>
-          <w:b/>
-          <w:bCs/>
-        </w:rPr>
-        <w:t xml:space="preserve">Use during grooming: </w:t>
-      </w:r>
-      <w:r>
-        <w:t xml:space="preserve">Classify stories as they are discussed, not after the fact</w:t>
-      </w:r>
-    </w:p>
-    <w:p>
-      <w:pPr>
-        <w:pStyle w:val="ListParagraph"/>
-        <w:numPr>
-          <w:ilvl w:val="0"/>
-          <w:numId w:val="6"/>
-        </w:numPr>
-      </w:pPr>
-      <w:r>
-        <w:rPr>
-          <w:b/>
-          <w:bCs/>
-        </w:rPr>
-        <w:t xml:space="preserve">Include context: </w:t>
-      </w:r>
-      <w:r>
-        <w:t xml:space="preserve">Paste full story titles and descriptions, not just summaries</w:t>
-      </w:r>
-    </w:p>
-    <w:p>
-      <w:pPr>
-        <w:pStyle w:val="ListParagraph"/>
-        <w:numPr>
-          <w:ilvl w:val="0"/>
-          <w:numId w:val="6"/>
-        </w:numPr>
-      </w:pPr>
-      <w:r>
-        <w:rPr>
-          <w:b/>
-          <w:bCs/>
-        </w:rPr>
-        <w:t xml:space="preserve">Always include current tags: </w:t>
-      </w:r>
-      <w:r>
-        <w:t xml:space="preserve">This enables mismatch detection, the most valuable feature</w:t>
-      </w:r>
-    </w:p>
-    <w:p>
-      <w:pPr>
-        <w:pStyle w:val="ListParagraph"/>
-        <w:numPr>
-          <w:ilvl w:val="0"/>
-          <w:numId w:val="6"/>
-        </w:numPr>
-      </w:pPr>
-      <w:r>
-        <w:rPr>
-          <w:b/>
-          <w:bCs/>
-        </w:rPr>
-        <w:t xml:space="preserve">Grow your ground truth: </w:t>
-      </w:r>
-      <w:r>
-        <w:t xml:space="preserve">When the tool gets a classification right, save that story as ground truth</w:t>
-      </w:r>
-    </w:p>
-    <w:p>
-      <w:pPr>
-        <w:pStyle w:val="ListParagraph"/>
-        <w:numPr>
-          <w:ilvl w:val="0"/>
-          <w:numId w:val="6"/>
-        </w:numPr>
-      </w:pPr>
-      <w:r>
-        <w:rPr>
-          <w:b/>
-          <w:bCs/>
-        </w:rPr>
-        <w:t xml:space="preserve">Review low-confidence results: </w:t>
-      </w:r>
-      <w:r>
-        <w:t xml:space="preserve">These are stories that need human judgment; discuss them with the team</w:t>
-      </w:r>
-    </w:p>
-    <w:p>
-      <w:pPr>
-        <w:pStyle w:val="ListParagraph"/>
-        <w:numPr>
-          <w:ilvl w:val="0"/>
-          <w:numId w:val="6"/>
-        </w:numPr>
-        <w:spacing w:after="200"/>
-      </w:pPr>
-      <w:r>
-        <w:rPr>
-          <w:b/>
-          <w:bCs/>
-        </w:rPr>
-        <w:t xml:space="preserve">Use batch mode for audits: </w:t>
-      </w:r>
-      <w:r>
-        <w:t xml:space="preserve">Portfolio managers can paste 10+ stories at once for quarterly alignment reviews</w:t>
+        <w:rPr>
+          <w:rFonts w:ascii="Arial" w:cs="Arial" w:eastAsia="Arial" w:hAnsi="Arial"/>
+        </w:rPr>
+        <w:t xml:space="preserve">9. Best Practices</w:t>
+      </w:r>
+    </w:p>
+    <w:p>
+      <w:pPr>
+        <w:pStyle w:val="ListParagraph"/>
+        <w:numPr>
+          <w:ilvl w:val="0"/>
+          <w:numId w:val="3"/>
+        </w:numPr>
+      </w:pPr>
+      <w:r>
+        <w:rPr>
+          <w:rFonts w:ascii="Arial" w:cs="Arial" w:eastAsia="Arial" w:hAnsi="Arial"/>
+          <w:sz w:val="22"/>
+          <w:szCs w:val="22"/>
+        </w:rPr>
+        <w:t xml:space="preserve">Use during grooming: classify stories as they are discussed, not after the fact</w:t>
+      </w:r>
+    </w:p>
+    <w:p>
+      <w:pPr>
+        <w:pStyle w:val="ListParagraph"/>
+        <w:numPr>
+          <w:ilvl w:val="0"/>
+          <w:numId w:val="3"/>
+        </w:numPr>
+      </w:pPr>
+      <w:r>
+        <w:rPr>
+          <w:rFonts w:ascii="Arial" w:cs="Arial" w:eastAsia="Arial" w:hAnsi="Arial"/>
+          <w:sz w:val="22"/>
+          <w:szCs w:val="22"/>
+        </w:rPr>
+        <w:t xml:space="preserve">Include context: paste full story titles and descriptions, not just summaries</w:t>
+      </w:r>
+    </w:p>
+    <w:p>
+      <w:pPr>
+        <w:pStyle w:val="ListParagraph"/>
+        <w:numPr>
+          <w:ilvl w:val="0"/>
+          <w:numId w:val="3"/>
+        </w:numPr>
+      </w:pPr>
+      <w:r>
+        <w:rPr>
+          <w:rFonts w:ascii="Arial" w:cs="Arial" w:eastAsia="Arial" w:hAnsi="Arial"/>
+          <w:sz w:val="22"/>
+          <w:szCs w:val="22"/>
+        </w:rPr>
+        <w:t xml:space="preserve">Always include current tags: this enables mismatch detection, the most valuable feature</w:t>
+      </w:r>
+    </w:p>
+    <w:p>
+      <w:pPr>
+        <w:pStyle w:val="ListParagraph"/>
+        <w:numPr>
+          <w:ilvl w:val="0"/>
+          <w:numId w:val="3"/>
+        </w:numPr>
+      </w:pPr>
+      <w:r>
+        <w:rPr>
+          <w:rFonts w:ascii="Arial" w:cs="Arial" w:eastAsia="Arial" w:hAnsi="Arial"/>
+          <w:sz w:val="22"/>
+          <w:szCs w:val="22"/>
+        </w:rPr>
+        <w:t xml:space="preserve">Grow your ground truth: when the tool gets it right, click Approve immediately</w:t>
+      </w:r>
+    </w:p>
+    <w:p>
+      <w:pPr>
+        <w:pStyle w:val="ListParagraph"/>
+        <w:numPr>
+          <w:ilvl w:val="0"/>
+          <w:numId w:val="3"/>
+        </w:numPr>
+      </w:pPr>
+      <w:r>
+        <w:rPr>
+          <w:rFonts w:ascii="Arial" w:cs="Arial" w:eastAsia="Arial" w:hAnsi="Arial"/>
+          <w:sz w:val="22"/>
+          <w:szCs w:val="22"/>
+        </w:rPr>
+        <w:t xml:space="preserve">Review low-confidence results: these are stories that need human judgment</w:t>
+      </w:r>
+    </w:p>
+    <w:p>
+      <w:pPr>
+        <w:pStyle w:val="ListParagraph"/>
+        <w:numPr>
+          <w:ilvl w:val="0"/>
+          <w:numId w:val="3"/>
+        </w:numPr>
+      </w:pPr>
+      <w:r>
+        <w:rPr>
+          <w:rFonts w:ascii="Arial" w:cs="Arial" w:eastAsia="Arial" w:hAnsi="Arial"/>
+          <w:sz w:val="22"/>
+          <w:szCs w:val="22"/>
+        </w:rPr>
+        <w:t xml:space="preserve">Use batch mode for audits: portfolio managers can paste 10+ stories at once</w:t>
+      </w:r>
+    </w:p>
+    <w:p>
+      <w:pPr>
+        <w:pStyle w:val="ListParagraph"/>
+        <w:numPr>
+          <w:ilvl w:val="0"/>
+          <w:numId w:val="3"/>
+        </w:numPr>
+      </w:pPr>
+      <w:r>
+        <w:rPr>
+          <w:rFonts w:ascii="Arial" w:cs="Arial" w:eastAsia="Arial" w:hAnsi="Arial"/>
+          <w:sz w:val="22"/>
+          <w:szCs w:val="22"/>
+        </w:rPr>
+        <w:t xml:space="preserve">Tag epics: always enter the epic and parent feature when classifying for lineage visibility</w:t>
+      </w:r>
+    </w:p>
+    <w:p>
+      <w:pPr>
+        <w:pStyle w:val="ListParagraph"/>
+        <w:numPr>
+          <w:ilvl w:val="0"/>
+          <w:numId w:val="3"/>
+        </w:numPr>
+      </w:pPr>
+      <w:r>
+        <w:rPr>
+          <w:rFonts w:ascii="Arial" w:cs="Arial" w:eastAsia="Arial" w:hAnsi="Arial"/>
+          <w:sz w:val="22"/>
+          <w:szCs w:val="22"/>
+        </w:rPr>
+        <w:t xml:space="preserve">Check the dashboard weekly: PMOs should monitor classification trends and mismatch rates</w:t>
+      </w:r>
+    </w:p>
+    <w:p>
+      <w:pPr>
+        <w:pStyle w:val="ListParagraph"/>
+        <w:numPr>
+          <w:ilvl w:val="0"/>
+          <w:numId w:val="3"/>
+        </w:numPr>
+      </w:pPr>
+      <w:r>
+        <w:rPr>
+          <w:rFonts w:ascii="Arial" w:cs="Arial" w:eastAsia="Arial" w:hAnsi="Arial"/>
+          <w:sz w:val="22"/>
+          <w:szCs w:val="22"/>
+        </w:rPr>
+        <w:t xml:space="preserve">Use Verify and Import quarterly: upload JIRA exports to catch misclassifications across the portfolio</w:t>
+      </w:r>
+    </w:p>
+    <w:p>
+      <w:pPr>
+        <w:pStyle w:val="ListParagraph"/>
+        <w:numPr>
+          <w:ilvl w:val="0"/>
+          <w:numId w:val="3"/>
+        </w:numPr>
+      </w:pPr>
+      <w:r>
+        <w:rPr>
+          <w:rFonts w:ascii="Arial" w:cs="Arial" w:eastAsia="Arial" w:hAnsi="Arial"/>
+          <w:sz w:val="22"/>
+          <w:szCs w:val="22"/>
+        </w:rPr>
+        <w:t xml:space="preserve">Export for stakeholders: use the Excel export for formatted reports to leadership</w:t>
       </w:r>
     </w:p>
     <w:p>
@@ -1637,7 +2838,10 @@
         <w:pStyle w:val="Heading1"/>
       </w:pPr>
       <w:r>
-        <w:t xml:space="preserve">7. Troubleshooting</w:t>
+        <w:rPr>
+          <w:rFonts w:ascii="Arial" w:cs="Arial" w:eastAsia="Arial" w:hAnsi="Arial"/>
+        </w:rPr>
+        <w:t xml:space="preserve">10. Troubleshooting</w:t>
       </w:r>
     </w:p>
     <w:tbl>
@@ -1653,20 +2857,20 @@
         </w:tblBorders>
       </w:tblPr>
       <w:tblGrid>
-        <w:gridCol w:w="3500"/>
-        <w:gridCol w:w="5860"/>
+        <w:gridCol w:w="3200"/>
+        <w:gridCol w:w="6160"/>
       </w:tblGrid>
       <w:tr>
         <w:tc>
           <w:tcPr>
-            <w:tcW w:type="dxa" w:w="3500"/>
-            <w:tcBorders>
-              <w:top w:val="single" w:color="CCCCCC" w:sz="1"/>
-              <w:left w:val="single" w:color="CCCCCC" w:sz="1"/>
-              <w:bottom w:val="single" w:color="CCCCCC" w:sz="1"/>
-              <w:right w:val="single" w:color="CCCCCC" w:sz="1"/>
-            </w:tcBorders>
-            <w:shd w:fill="1F4E79" w:val="clear"/>
+            <w:tcW w:type="dxa" w:w="3200"/>
+            <w:tcBorders>
+              <w:top w:val="single" w:color="CCCCCC" w:sz="1"/>
+              <w:left w:val="single" w:color="CCCCCC" w:sz="1"/>
+              <w:bottom w:val="single" w:color="CCCCCC" w:sz="1"/>
+              <w:right w:val="single" w:color="CCCCCC" w:sz="1"/>
+            </w:tcBorders>
+            <w:shd w:fill="2B3544" w:val="clear"/>
             <w:tcMar>
               <w:top w:type="dxa" w:w="80"/>
               <w:left w:type="dxa" w:w="120"/>
@@ -1690,14 +2894,14 @@
         </w:tc>
         <w:tc>
           <w:tcPr>
-            <w:tcW w:type="dxa" w:w="5860"/>
-            <w:tcBorders>
-              <w:top w:val="single" w:color="CCCCCC" w:sz="1"/>
-              <w:left w:val="single" w:color="CCCCCC" w:sz="1"/>
-              <w:bottom w:val="single" w:color="CCCCCC" w:sz="1"/>
-              <w:right w:val="single" w:color="CCCCCC" w:sz="1"/>
-            </w:tcBorders>
-            <w:shd w:fill="1F4E79" w:val="clear"/>
+            <w:tcW w:type="dxa" w:w="6160"/>
+            <w:tcBorders>
+              <w:top w:val="single" w:color="CCCCCC" w:sz="1"/>
+              <w:left w:val="single" w:color="CCCCCC" w:sz="1"/>
+              <w:bottom w:val="single" w:color="CCCCCC" w:sz="1"/>
+              <w:right w:val="single" w:color="CCCCCC" w:sz="1"/>
+            </w:tcBorders>
+            <w:shd w:fill="2B3544" w:val="clear"/>
             <w:tcMar>
               <w:top w:type="dxa" w:w="80"/>
               <w:left w:type="dxa" w:w="120"/>
@@ -1723,55 +2927,55 @@
       <w:tr>
         <w:tc>
           <w:tcPr>
-            <w:tcW w:type="dxa" w:w="3500"/>
-            <w:tcBorders>
-              <w:top w:val="single" w:color="CCCCCC" w:sz="1"/>
-              <w:left w:val="single" w:color="CCCCCC" w:sz="1"/>
-              <w:bottom w:val="single" w:color="CCCCCC" w:sz="1"/>
-              <w:right w:val="single" w:color="CCCCCC" w:sz="1"/>
-            </w:tcBorders>
-            <w:tcMar>
-              <w:top w:type="dxa" w:w="80"/>
-              <w:left w:type="dxa" w:w="120"/>
-              <w:bottom w:type="dxa" w:w="80"/>
-              <w:right w:type="dxa" w:w="120"/>
-            </w:tcMar>
-          </w:tcPr>
-          <w:p>
-            <w:r>
-              <w:rPr>
-                <w:rFonts w:ascii="Arial" w:cs="Arial" w:eastAsia="Arial" w:hAnsi="Arial"/>
-                <w:sz w:val="20"/>
-                <w:szCs w:val="20"/>
-              </w:rPr>
-              <w:t xml:space="preserve">"API Key Missing" in header</w:t>
-            </w:r>
-          </w:p>
-        </w:tc>
-        <w:tc>
-          <w:tcPr>
-            <w:tcW w:type="dxa" w:w="5860"/>
-            <w:tcBorders>
-              <w:top w:val="single" w:color="CCCCCC" w:sz="1"/>
-              <w:left w:val="single" w:color="CCCCCC" w:sz="1"/>
-              <w:bottom w:val="single" w:color="CCCCCC" w:sz="1"/>
-              <w:right w:val="single" w:color="CCCCCC" w:sz="1"/>
-            </w:tcBorders>
-            <w:tcMar>
-              <w:top w:type="dxa" w:w="80"/>
-              <w:left w:type="dxa" w:w="120"/>
-              <w:bottom w:type="dxa" w:w="80"/>
-              <w:right w:type="dxa" w:w="120"/>
-            </w:tcMar>
-          </w:tcPr>
-          <w:p>
-            <w:r>
-              <w:rPr>
-                <w:rFonts w:ascii="Arial" w:cs="Arial" w:eastAsia="Arial" w:hAnsi="Arial"/>
-                <w:sz w:val="20"/>
-                <w:szCs w:val="20"/>
-              </w:rPr>
-              <w:t xml:space="preserve">Edit the .env file in the waf-classifier folder with your Anthropic API key and restart the app</w:t>
+            <w:tcW w:type="dxa" w:w="3200"/>
+            <w:tcBorders>
+              <w:top w:val="single" w:color="CCCCCC" w:sz="1"/>
+              <w:left w:val="single" w:color="CCCCCC" w:sz="1"/>
+              <w:bottom w:val="single" w:color="CCCCCC" w:sz="1"/>
+              <w:right w:val="single" w:color="CCCCCC" w:sz="1"/>
+            </w:tcBorders>
+            <w:tcMar>
+              <w:top w:type="dxa" w:w="80"/>
+              <w:left w:type="dxa" w:w="120"/>
+              <w:bottom w:type="dxa" w:w="80"/>
+              <w:right w:type="dxa" w:w="120"/>
+            </w:tcMar>
+          </w:tcPr>
+          <w:p>
+            <w:r>
+              <w:rPr>
+                <w:rFonts w:ascii="Arial" w:cs="Arial" w:eastAsia="Arial" w:hAnsi="Arial"/>
+                <w:sz w:val="20"/>
+                <w:szCs w:val="20"/>
+              </w:rPr>
+              <w:t xml:space="preserve">API Key Missing in status bar</w:t>
+            </w:r>
+          </w:p>
+        </w:tc>
+        <w:tc>
+          <w:tcPr>
+            <w:tcW w:type="dxa" w:w="6160"/>
+            <w:tcBorders>
+              <w:top w:val="single" w:color="CCCCCC" w:sz="1"/>
+              <w:left w:val="single" w:color="CCCCCC" w:sz="1"/>
+              <w:bottom w:val="single" w:color="CCCCCC" w:sz="1"/>
+              <w:right w:val="single" w:color="CCCCCC" w:sz="1"/>
+            </w:tcBorders>
+            <w:tcMar>
+              <w:top w:type="dxa" w:w="80"/>
+              <w:left w:type="dxa" w:w="120"/>
+              <w:bottom w:type="dxa" w:w="80"/>
+              <w:right w:type="dxa" w:w="120"/>
+            </w:tcMar>
+          </w:tcPr>
+          <w:p>
+            <w:r>
+              <w:rPr>
+                <w:rFonts w:ascii="Arial" w:cs="Arial" w:eastAsia="Arial" w:hAnsi="Arial"/>
+                <w:sz w:val="20"/>
+                <w:szCs w:val="20"/>
+              </w:rPr>
+              <w:t xml:space="preserve">Edit the .env file with your Anthropic API key and restart the app</w:t>
             </w:r>
           </w:p>
         </w:tc>
@@ -1779,7 +2983,7 @@
       <w:tr>
         <w:tc>
           <w:tcPr>
-            <w:tcW w:type="dxa" w:w="3500"/>
+            <w:tcW w:type="dxa" w:w="3200"/>
             <w:tcBorders>
               <w:top w:val="single" w:color="CCCCCC" w:sz="1"/>
               <w:left w:val="single" w:color="CCCCCC" w:sz="1"/>
@@ -1806,28 +3010,28 @@
         </w:tc>
         <w:tc>
           <w:tcPr>
-            <w:tcW w:type="dxa" w:w="5860"/>
-            <w:tcBorders>
-              <w:top w:val="single" w:color="CCCCCC" w:sz="1"/>
-              <w:left w:val="single" w:color="CCCCCC" w:sz="1"/>
-              <w:bottom w:val="single" w:color="CCCCCC" w:sz="1"/>
-              <w:right w:val="single" w:color="CCCCCC" w:sz="1"/>
-            </w:tcBorders>
-            <w:tcMar>
-              <w:top w:type="dxa" w:w="80"/>
-              <w:left w:type="dxa" w:w="120"/>
-              <w:bottom w:type="dxa" w:w="80"/>
-              <w:right w:type="dxa" w:w="120"/>
-            </w:tcMar>
-          </w:tcPr>
-          <w:p>
-            <w:r>
-              <w:rPr>
-                <w:rFonts w:ascii="Arial" w:cs="Arial" w:eastAsia="Arial" w:hAnsi="Arial"/>
-                <w:sz w:val="20"/>
-                <w:szCs w:val="20"/>
-              </w:rPr>
-              <w:t xml:space="preserve">Ensure waf-definitions.csv and sample-ground-truth.csv exist in the sample-data/ folder</w:t>
+            <w:tcW w:type="dxa" w:w="6160"/>
+            <w:tcBorders>
+              <w:top w:val="single" w:color="CCCCCC" w:sz="1"/>
+              <w:left w:val="single" w:color="CCCCCC" w:sz="1"/>
+              <w:bottom w:val="single" w:color="CCCCCC" w:sz="1"/>
+              <w:right w:val="single" w:color="CCCCCC" w:sz="1"/>
+            </w:tcBorders>
+            <w:tcMar>
+              <w:top w:type="dxa" w:w="80"/>
+              <w:left w:type="dxa" w:w="120"/>
+              <w:bottom w:type="dxa" w:w="80"/>
+              <w:right w:type="dxa" w:w="120"/>
+            </w:tcMar>
+          </w:tcPr>
+          <w:p>
+            <w:r>
+              <w:rPr>
+                <w:rFonts w:ascii="Arial" w:cs="Arial" w:eastAsia="Arial" w:hAnsi="Arial"/>
+                <w:sz w:val="20"/>
+                <w:szCs w:val="20"/>
+              </w:rPr>
+              <w:t xml:space="preserve">Ensure waf-definitions.csv and sample-ground-truth.csv exist in sample-data/</w:t>
             </w:r>
           </w:p>
         </w:tc>
@@ -1835,7 +3039,7 @@
       <w:tr>
         <w:tc>
           <w:tcPr>
-            <w:tcW w:type="dxa" w:w="3500"/>
+            <w:tcW w:type="dxa" w:w="3200"/>
             <w:tcBorders>
               <w:top w:val="single" w:color="CCCCCC" w:sz="1"/>
               <w:left w:val="single" w:color="CCCCCC" w:sz="1"/>
@@ -1862,7 +3066,7 @@
         </w:tc>
         <w:tc>
           <w:tcPr>
-            <w:tcW w:type="dxa" w:w="5860"/>
+            <w:tcW w:type="dxa" w:w="6160"/>
             <w:tcBorders>
               <w:top w:val="single" w:color="CCCCCC" w:sz="1"/>
               <w:left w:val="single" w:color="CCCCCC" w:sz="1"/>
@@ -1891,55 +3095,55 @@
       <w:tr>
         <w:tc>
           <w:tcPr>
-            <w:tcW w:type="dxa" w:w="3500"/>
-            <w:tcBorders>
-              <w:top w:val="single" w:color="CCCCCC" w:sz="1"/>
-              <w:left w:val="single" w:color="CCCCCC" w:sz="1"/>
-              <w:bottom w:val="single" w:color="CCCCCC" w:sz="1"/>
-              <w:right w:val="single" w:color="CCCCCC" w:sz="1"/>
-            </w:tcBorders>
-            <w:tcMar>
-              <w:top w:type="dxa" w:w="80"/>
-              <w:left w:type="dxa" w:w="120"/>
-              <w:bottom w:type="dxa" w:w="80"/>
-              <w:right w:type="dxa" w:w="120"/>
-            </w:tcMar>
-          </w:tcPr>
-          <w:p>
-            <w:r>
-              <w:rPr>
-                <w:rFonts w:ascii="Arial" w:cs="Arial" w:eastAsia="Arial" w:hAnsi="Arial"/>
-                <w:sz w:val="20"/>
-                <w:szCs w:val="20"/>
-              </w:rPr>
-              <w:t xml:space="preserve">Batch mode returns errors</w:t>
-            </w:r>
-          </w:p>
-        </w:tc>
-        <w:tc>
-          <w:tcPr>
-            <w:tcW w:type="dxa" w:w="5860"/>
-            <w:tcBorders>
-              <w:top w:val="single" w:color="CCCCCC" w:sz="1"/>
-              <w:left w:val="single" w:color="CCCCCC" w:sz="1"/>
-              <w:bottom w:val="single" w:color="CCCCCC" w:sz="1"/>
-              <w:right w:val="single" w:color="CCCCCC" w:sz="1"/>
-            </w:tcBorders>
-            <w:tcMar>
-              <w:top w:type="dxa" w:w="80"/>
-              <w:left w:type="dxa" w:w="120"/>
-              <w:bottom w:type="dxa" w:w="80"/>
-              <w:right w:type="dxa" w:w="120"/>
-            </w:tcMar>
-          </w:tcPr>
-          <w:p>
-            <w:r>
-              <w:rPr>
-                <w:rFonts w:ascii="Arial" w:cs="Arial" w:eastAsia="Arial" w:hAnsi="Arial"/>
-                <w:sz w:val="20"/>
-                <w:szCs w:val="20"/>
-              </w:rPr>
-              <w:t xml:space="preserve">Ensure WAF definitions are loaded first. Check that stories use pipe (|) separators</w:t>
+            <w:tcW w:type="dxa" w:w="3200"/>
+            <w:tcBorders>
+              <w:top w:val="single" w:color="CCCCCC" w:sz="1"/>
+              <w:left w:val="single" w:color="CCCCCC" w:sz="1"/>
+              <w:bottom w:val="single" w:color="CCCCCC" w:sz="1"/>
+              <w:right w:val="single" w:color="CCCCCC" w:sz="1"/>
+            </w:tcBorders>
+            <w:tcMar>
+              <w:top w:type="dxa" w:w="80"/>
+              <w:left w:type="dxa" w:w="120"/>
+              <w:bottom w:type="dxa" w:w="80"/>
+              <w:right w:type="dxa" w:w="120"/>
+            </w:tcMar>
+          </w:tcPr>
+          <w:p>
+            <w:r>
+              <w:rPr>
+                <w:rFonts w:ascii="Arial" w:cs="Arial" w:eastAsia="Arial" w:hAnsi="Arial"/>
+                <w:sz w:val="20"/>
+                <w:szCs w:val="20"/>
+              </w:rPr>
+              <w:t xml:space="preserve">Dashboard shows no data</w:t>
+            </w:r>
+          </w:p>
+        </w:tc>
+        <w:tc>
+          <w:tcPr>
+            <w:tcW w:type="dxa" w:w="6160"/>
+            <w:tcBorders>
+              <w:top w:val="single" w:color="CCCCCC" w:sz="1"/>
+              <w:left w:val="single" w:color="CCCCCC" w:sz="1"/>
+              <w:bottom w:val="single" w:color="CCCCCC" w:sz="1"/>
+              <w:right w:val="single" w:color="CCCCCC" w:sz="1"/>
+            </w:tcBorders>
+            <w:tcMar>
+              <w:top w:type="dxa" w:w="80"/>
+              <w:left w:type="dxa" w:w="120"/>
+              <w:bottom w:type="dxa" w:w="80"/>
+              <w:right w:type="dxa" w:w="120"/>
+            </w:tcMar>
+          </w:tcPr>
+          <w:p>
+            <w:r>
+              <w:rPr>
+                <w:rFonts w:ascii="Arial" w:cs="Arial" w:eastAsia="Arial" w:hAnsi="Arial"/>
+                <w:sz w:val="20"/>
+                <w:szCs w:val="20"/>
+              </w:rPr>
+              <w:t xml:space="preserve">Classify at least one story first; the dashboard populates from history</w:t>
             </w:r>
           </w:p>
         </w:tc>
@@ -1947,34 +3151,202 @@
       <w:tr>
         <w:tc>
           <w:tcPr>
-            <w:tcW w:type="dxa" w:w="3500"/>
-            <w:tcBorders>
-              <w:top w:val="single" w:color="CCCCCC" w:sz="1"/>
-              <w:left w:val="single" w:color="CCCCCC" w:sz="1"/>
-              <w:bottom w:val="single" w:color="CCCCCC" w:sz="1"/>
-              <w:right w:val="single" w:color="CCCCCC" w:sz="1"/>
-            </w:tcBorders>
-            <w:tcMar>
-              <w:top w:type="dxa" w:w="80"/>
-              <w:left w:type="dxa" w:w="120"/>
-              <w:bottom w:type="dxa" w:w="80"/>
-              <w:right w:type="dxa" w:w="120"/>
-            </w:tcMar>
-          </w:tcPr>
-          <w:p>
-            <w:r>
-              <w:rPr>
-                <w:rFonts w:ascii="Arial" w:cs="Arial" w:eastAsia="Arial" w:hAnsi="Arial"/>
-                <w:sz w:val="20"/>
-                <w:szCs w:val="20"/>
-              </w:rPr>
-              <w:t xml:space="preserve">Server won't start</w:t>
-            </w:r>
-          </w:p>
-        </w:tc>
-        <w:tc>
-          <w:tcPr>
-            <w:tcW w:type="dxa" w:w="5860"/>
+            <w:tcW w:type="dxa" w:w="3200"/>
+            <w:tcBorders>
+              <w:top w:val="single" w:color="CCCCCC" w:sz="1"/>
+              <w:left w:val="single" w:color="CCCCCC" w:sz="1"/>
+              <w:bottom w:val="single" w:color="CCCCCC" w:sz="1"/>
+              <w:right w:val="single" w:color="CCCCCC" w:sz="1"/>
+            </w:tcBorders>
+            <w:tcMar>
+              <w:top w:type="dxa" w:w="80"/>
+              <w:left w:type="dxa" w:w="120"/>
+              <w:bottom w:type="dxa" w:w="80"/>
+              <w:right w:type="dxa" w:w="120"/>
+            </w:tcMar>
+          </w:tcPr>
+          <w:p>
+            <w:r>
+              <w:rPr>
+                <w:rFonts w:ascii="Arial" w:cs="Arial" w:eastAsia="Arial" w:hAnsi="Arial"/>
+                <w:sz w:val="20"/>
+                <w:szCs w:val="20"/>
+              </w:rPr>
+              <w:t xml:space="preserve">Bulk verify is slow</w:t>
+            </w:r>
+          </w:p>
+        </w:tc>
+        <w:tc>
+          <w:tcPr>
+            <w:tcW w:type="dxa" w:w="6160"/>
+            <w:tcBorders>
+              <w:top w:val="single" w:color="CCCCCC" w:sz="1"/>
+              <w:left w:val="single" w:color="CCCCCC" w:sz="1"/>
+              <w:bottom w:val="single" w:color="CCCCCC" w:sz="1"/>
+              <w:right w:val="single" w:color="CCCCCC" w:sz="1"/>
+            </w:tcBorders>
+            <w:tcMar>
+              <w:top w:type="dxa" w:w="80"/>
+              <w:left w:type="dxa" w:w="120"/>
+              <w:bottom w:type="dxa" w:w="80"/>
+              <w:right w:type="dxa" w:w="120"/>
+            </w:tcMar>
+          </w:tcPr>
+          <w:p>
+            <w:r>
+              <w:rPr>
+                <w:rFonts w:ascii="Arial" w:cs="Arial" w:eastAsia="Arial" w:hAnsi="Arial"/>
+                <w:sz w:val="20"/>
+                <w:szCs w:val="20"/>
+              </w:rPr>
+              <w:t xml:space="preserve">Stories are processed in batches of 10; large files take proportionally longer</w:t>
+            </w:r>
+          </w:p>
+        </w:tc>
+      </w:tr>
+      <w:tr>
+        <w:tc>
+          <w:tcPr>
+            <w:tcW w:type="dxa" w:w="3200"/>
+            <w:tcBorders>
+              <w:top w:val="single" w:color="CCCCCC" w:sz="1"/>
+              <w:left w:val="single" w:color="CCCCCC" w:sz="1"/>
+              <w:bottom w:val="single" w:color="CCCCCC" w:sz="1"/>
+              <w:right w:val="single" w:color="CCCCCC" w:sz="1"/>
+            </w:tcBorders>
+            <w:tcMar>
+              <w:top w:type="dxa" w:w="80"/>
+              <w:left w:type="dxa" w:w="120"/>
+              <w:bottom w:type="dxa" w:w="80"/>
+              <w:right w:type="dxa" w:w="120"/>
+            </w:tcMar>
+          </w:tcPr>
+          <w:p>
+            <w:r>
+              <w:rPr>
+                <w:rFonts w:ascii="Arial" w:cs="Arial" w:eastAsia="Arial" w:hAnsi="Arial"/>
+                <w:sz w:val="20"/>
+                <w:szCs w:val="20"/>
+              </w:rPr>
+              <w:t xml:space="preserve">Epic lineage is empty</w:t>
+            </w:r>
+          </w:p>
+        </w:tc>
+        <w:tc>
+          <w:tcPr>
+            <w:tcW w:type="dxa" w:w="6160"/>
+            <w:tcBorders>
+              <w:top w:val="single" w:color="CCCCCC" w:sz="1"/>
+              <w:left w:val="single" w:color="CCCCCC" w:sz="1"/>
+              <w:bottom w:val="single" w:color="CCCCCC" w:sz="1"/>
+              <w:right w:val="single" w:color="CCCCCC" w:sz="1"/>
+            </w:tcBorders>
+            <w:tcMar>
+              <w:top w:type="dxa" w:w="80"/>
+              <w:left w:type="dxa" w:w="120"/>
+              <w:bottom w:type="dxa" w:w="80"/>
+              <w:right w:type="dxa" w:w="120"/>
+            </w:tcMar>
+          </w:tcPr>
+          <w:p>
+            <w:r>
+              <w:rPr>
+                <w:rFonts w:ascii="Arial" w:cs="Arial" w:eastAsia="Arial" w:hAnsi="Arial"/>
+                <w:sz w:val="20"/>
+                <w:szCs w:val="20"/>
+              </w:rPr>
+              <w:t xml:space="preserve">Tag stories with epic/feature during classification, or use Verify &amp; Import with epic columns</w:t>
+            </w:r>
+          </w:p>
+        </w:tc>
+      </w:tr>
+      <w:tr>
+        <w:tc>
+          <w:tcPr>
+            <w:tcW w:type="dxa" w:w="3200"/>
+            <w:tcBorders>
+              <w:top w:val="single" w:color="CCCCCC" w:sz="1"/>
+              <w:left w:val="single" w:color="CCCCCC" w:sz="1"/>
+              <w:bottom w:val="single" w:color="CCCCCC" w:sz="1"/>
+              <w:right w:val="single" w:color="CCCCCC" w:sz="1"/>
+            </w:tcBorders>
+            <w:tcMar>
+              <w:top w:type="dxa" w:w="80"/>
+              <w:left w:type="dxa" w:w="120"/>
+              <w:bottom w:type="dxa" w:w="80"/>
+              <w:right w:type="dxa" w:w="120"/>
+            </w:tcMar>
+          </w:tcPr>
+          <w:p>
+            <w:r>
+              <w:rPr>
+                <w:rFonts w:ascii="Arial" w:cs="Arial" w:eastAsia="Arial" w:hAnsi="Arial"/>
+                <w:sz w:val="20"/>
+                <w:szCs w:val="20"/>
+              </w:rPr>
+              <w:t xml:space="preserve">Excel export fails</w:t>
+            </w:r>
+          </w:p>
+        </w:tc>
+        <w:tc>
+          <w:tcPr>
+            <w:tcW w:type="dxa" w:w="6160"/>
+            <w:tcBorders>
+              <w:top w:val="single" w:color="CCCCCC" w:sz="1"/>
+              <w:left w:val="single" w:color="CCCCCC" w:sz="1"/>
+              <w:bottom w:val="single" w:color="CCCCCC" w:sz="1"/>
+              <w:right w:val="single" w:color="CCCCCC" w:sz="1"/>
+            </w:tcBorders>
+            <w:tcMar>
+              <w:top w:type="dxa" w:w="80"/>
+              <w:left w:type="dxa" w:w="120"/>
+              <w:bottom w:type="dxa" w:w="80"/>
+              <w:right w:type="dxa" w:w="120"/>
+            </w:tcMar>
+          </w:tcPr>
+          <w:p>
+            <w:r>
+              <w:rPr>
+                <w:rFonts w:ascii="Arial" w:cs="Arial" w:eastAsia="Arial" w:hAnsi="Arial"/>
+                <w:sz w:val="20"/>
+                <w:szCs w:val="20"/>
+              </w:rPr>
+              <w:t xml:space="preserve">Ensure openpyxl is installed: pip install openpyxl</w:t>
+            </w:r>
+          </w:p>
+        </w:tc>
+      </w:tr>
+      <w:tr>
+        <w:tc>
+          <w:tcPr>
+            <w:tcW w:type="dxa" w:w="3200"/>
+            <w:tcBorders>
+              <w:top w:val="single" w:color="CCCCCC" w:sz="1"/>
+              <w:left w:val="single" w:color="CCCCCC" w:sz="1"/>
+              <w:bottom w:val="single" w:color="CCCCCC" w:sz="1"/>
+              <w:right w:val="single" w:color="CCCCCC" w:sz="1"/>
+            </w:tcBorders>
+            <w:tcMar>
+              <w:top w:type="dxa" w:w="80"/>
+              <w:left w:type="dxa" w:w="120"/>
+              <w:bottom w:type="dxa" w:w="80"/>
+              <w:right w:type="dxa" w:w="120"/>
+            </w:tcMar>
+          </w:tcPr>
+          <w:p>
+            <w:r>
+              <w:rPr>
+                <w:rFonts w:ascii="Arial" w:cs="Arial" w:eastAsia="Arial" w:hAnsi="Arial"/>
+                <w:sz w:val="20"/>
+                <w:szCs w:val="20"/>
+              </w:rPr>
+              <w:t xml:space="preserve">Server won’t start</w:t>
+            </w:r>
+          </w:p>
+        </w:tc>
+        <w:tc>
+          <w:tcPr>
+            <w:tcW w:type="dxa" w:w="6160"/>
             <w:tcBorders>
               <w:top w:val="single" w:color="CCCCCC" w:sz="1"/>
               <w:left w:val="single" w:color="CCCCCC" w:sz="1"/>
@@ -2003,7 +3375,7 @@
     </w:tbl>
     <w:p>
       <w:pPr>
-        <w:spacing w:after="400"/>
+        <w:spacing w:after="200"/>
       </w:pPr>
     </w:p>
     <w:p>
@@ -2011,113 +3383,825 @@
         <w:pStyle w:val="Heading1"/>
       </w:pPr>
       <w:r>
-        <w:t xml:space="preserve">8. Project File Structure</w:t>
-      </w:r>
-    </w:p>
-    <w:p>
-      <w:pPr>
-        <w:shd w:fill="F5F5F5" w:val="clear"/>
+        <w:rPr>
+          <w:rFonts w:ascii="Arial" w:cs="Arial" w:eastAsia="Arial" w:hAnsi="Arial"/>
+        </w:rPr>
+        <w:t xml:space="preserve">11. Project File Structure</w:t>
+      </w:r>
+    </w:p>
+    <w:tbl>
+      <w:tblPr>
+        <w:tblW w:type="dxa" w:w="9360"/>
+        <w:tblBorders>
+          <w:top w:val="single" w:color="auto" w:sz="4"/>
+          <w:left w:val="single" w:color="auto" w:sz="4"/>
+          <w:bottom w:val="single" w:color="auto" w:sz="4"/>
+          <w:right w:val="single" w:color="auto" w:sz="4"/>
+          <w:insideH w:val="single" w:color="auto" w:sz="4"/>
+          <w:insideV w:val="single" w:color="auto" w:sz="4"/>
+        </w:tblBorders>
+      </w:tblPr>
+      <w:tblGrid>
+        <w:gridCol w:w="4500"/>
+        <w:gridCol w:w="4860"/>
+      </w:tblGrid>
+      <w:tr>
+        <w:tc>
+          <w:tcPr>
+            <w:tcW w:type="dxa" w:w="4500"/>
+            <w:tcBorders>
+              <w:top w:val="single" w:color="CCCCCC" w:sz="1"/>
+              <w:left w:val="single" w:color="CCCCCC" w:sz="1"/>
+              <w:bottom w:val="single" w:color="CCCCCC" w:sz="1"/>
+              <w:right w:val="single" w:color="CCCCCC" w:sz="1"/>
+            </w:tcBorders>
+            <w:shd w:fill="2B3544" w:val="clear"/>
+            <w:tcMar>
+              <w:top w:type="dxa" w:w="80"/>
+              <w:left w:type="dxa" w:w="120"/>
+              <w:bottom w:type="dxa" w:w="80"/>
+              <w:right w:type="dxa" w:w="120"/>
+            </w:tcMar>
+          </w:tcPr>
+          <w:p>
+            <w:r>
+              <w:rPr>
+                <w:rFonts w:ascii="Arial" w:cs="Arial" w:eastAsia="Arial" w:hAnsi="Arial"/>
+                <w:b/>
+                <w:bCs/>
+                <w:color w:val="FFFFFF"/>
+                <w:sz w:val="20"/>
+                <w:szCs w:val="20"/>
+              </w:rPr>
+              <w:t xml:space="preserve">File / Folder</w:t>
+            </w:r>
+          </w:p>
+        </w:tc>
+        <w:tc>
+          <w:tcPr>
+            <w:tcW w:type="dxa" w:w="4860"/>
+            <w:tcBorders>
+              <w:top w:val="single" w:color="CCCCCC" w:sz="1"/>
+              <w:left w:val="single" w:color="CCCCCC" w:sz="1"/>
+              <w:bottom w:val="single" w:color="CCCCCC" w:sz="1"/>
+              <w:right w:val="single" w:color="CCCCCC" w:sz="1"/>
+            </w:tcBorders>
+            <w:shd w:fill="2B3544" w:val="clear"/>
+            <w:tcMar>
+              <w:top w:type="dxa" w:w="80"/>
+              <w:left w:type="dxa" w:w="120"/>
+              <w:bottom w:type="dxa" w:w="80"/>
+              <w:right w:type="dxa" w:w="120"/>
+            </w:tcMar>
+          </w:tcPr>
+          <w:p>
+            <w:r>
+              <w:rPr>
+                <w:rFonts w:ascii="Arial" w:cs="Arial" w:eastAsia="Arial" w:hAnsi="Arial"/>
+                <w:b/>
+                <w:bCs/>
+                <w:color w:val="FFFFFF"/>
+                <w:sz w:val="20"/>
+                <w:szCs w:val="20"/>
+              </w:rPr>
+              <w:t xml:space="preserve">Purpose</w:t>
+            </w:r>
+          </w:p>
+        </w:tc>
+      </w:tr>
+      <w:tr>
+        <w:tc>
+          <w:tcPr>
+            <w:tcW w:type="dxa" w:w="4500"/>
+            <w:tcBorders>
+              <w:top w:val="single" w:color="CCCCCC" w:sz="1"/>
+              <w:left w:val="single" w:color="CCCCCC" w:sz="1"/>
+              <w:bottom w:val="single" w:color="CCCCCC" w:sz="1"/>
+              <w:right w:val="single" w:color="CCCCCC" w:sz="1"/>
+            </w:tcBorders>
+            <w:tcMar>
+              <w:top w:type="dxa" w:w="80"/>
+              <w:left w:type="dxa" w:w="120"/>
+              <w:bottom w:type="dxa" w:w="80"/>
+              <w:right w:type="dxa" w:w="120"/>
+            </w:tcMar>
+          </w:tcPr>
+          <w:p>
+            <w:r>
+              <w:rPr>
+                <w:rFonts w:ascii="Arial" w:cs="Arial" w:eastAsia="Arial" w:hAnsi="Arial"/>
+                <w:sz w:val="20"/>
+                <w:szCs w:val="20"/>
+              </w:rPr>
+              <w:t xml:space="preserve">app.py</w:t>
+            </w:r>
+          </w:p>
+        </w:tc>
+        <w:tc>
+          <w:tcPr>
+            <w:tcW w:type="dxa" w:w="4860"/>
+            <w:tcBorders>
+              <w:top w:val="single" w:color="CCCCCC" w:sz="1"/>
+              <w:left w:val="single" w:color="CCCCCC" w:sz="1"/>
+              <w:bottom w:val="single" w:color="CCCCCC" w:sz="1"/>
+              <w:right w:val="single" w:color="CCCCCC" w:sz="1"/>
+            </w:tcBorders>
+            <w:tcMar>
+              <w:top w:type="dxa" w:w="80"/>
+              <w:left w:type="dxa" w:w="120"/>
+              <w:bottom w:type="dxa" w:w="80"/>
+              <w:right w:type="dxa" w:w="120"/>
+            </w:tcMar>
+          </w:tcPr>
+          <w:p>
+            <w:r>
+              <w:rPr>
+                <w:rFonts w:ascii="Arial" w:cs="Arial" w:eastAsia="Arial" w:hAnsi="Arial"/>
+                <w:sz w:val="20"/>
+                <w:szCs w:val="20"/>
+              </w:rPr>
+              <w:t xml:space="preserve">Main Flask server with all API endpoints</w:t>
+            </w:r>
+          </w:p>
+        </w:tc>
+      </w:tr>
+      <w:tr>
+        <w:tc>
+          <w:tcPr>
+            <w:tcW w:type="dxa" w:w="4500"/>
+            <w:tcBorders>
+              <w:top w:val="single" w:color="CCCCCC" w:sz="1"/>
+              <w:left w:val="single" w:color="CCCCCC" w:sz="1"/>
+              <w:bottom w:val="single" w:color="CCCCCC" w:sz="1"/>
+              <w:right w:val="single" w:color="CCCCCC" w:sz="1"/>
+            </w:tcBorders>
+            <w:tcMar>
+              <w:top w:type="dxa" w:w="80"/>
+              <w:left w:type="dxa" w:w="120"/>
+              <w:bottom w:type="dxa" w:w="80"/>
+              <w:right w:type="dxa" w:w="120"/>
+            </w:tcMar>
+          </w:tcPr>
+          <w:p>
+            <w:r>
+              <w:rPr>
+                <w:rFonts w:ascii="Arial" w:cs="Arial" w:eastAsia="Arial" w:hAnsi="Arial"/>
+                <w:sz w:val="20"/>
+                <w:szCs w:val="20"/>
+              </w:rPr>
+              <w:t xml:space="preserve">.env</w:t>
+            </w:r>
+          </w:p>
+        </w:tc>
+        <w:tc>
+          <w:tcPr>
+            <w:tcW w:type="dxa" w:w="4860"/>
+            <w:tcBorders>
+              <w:top w:val="single" w:color="CCCCCC" w:sz="1"/>
+              <w:left w:val="single" w:color="CCCCCC" w:sz="1"/>
+              <w:bottom w:val="single" w:color="CCCCCC" w:sz="1"/>
+              <w:right w:val="single" w:color="CCCCCC" w:sz="1"/>
+            </w:tcBorders>
+            <w:tcMar>
+              <w:top w:type="dxa" w:w="80"/>
+              <w:left w:type="dxa" w:w="120"/>
+              <w:bottom w:type="dxa" w:w="80"/>
+              <w:right w:type="dxa" w:w="120"/>
+            </w:tcMar>
+          </w:tcPr>
+          <w:p>
+            <w:r>
+              <w:rPr>
+                <w:rFonts w:ascii="Arial" w:cs="Arial" w:eastAsia="Arial" w:hAnsi="Arial"/>
+                <w:sz w:val="20"/>
+                <w:szCs w:val="20"/>
+              </w:rPr>
+              <w:t xml:space="preserve">Anthropic API key configuration</w:t>
+            </w:r>
+          </w:p>
+        </w:tc>
+      </w:tr>
+      <w:tr>
+        <w:tc>
+          <w:tcPr>
+            <w:tcW w:type="dxa" w:w="4500"/>
+            <w:tcBorders>
+              <w:top w:val="single" w:color="CCCCCC" w:sz="1"/>
+              <w:left w:val="single" w:color="CCCCCC" w:sz="1"/>
+              <w:bottom w:val="single" w:color="CCCCCC" w:sz="1"/>
+              <w:right w:val="single" w:color="CCCCCC" w:sz="1"/>
+            </w:tcBorders>
+            <w:tcMar>
+              <w:top w:type="dxa" w:w="80"/>
+              <w:left w:type="dxa" w:w="120"/>
+              <w:bottom w:type="dxa" w:w="80"/>
+              <w:right w:type="dxa" w:w="120"/>
+            </w:tcMar>
+          </w:tcPr>
+          <w:p>
+            <w:r>
+              <w:rPr>
+                <w:rFonts w:ascii="Arial" w:cs="Arial" w:eastAsia="Arial" w:hAnsi="Arial"/>
+                <w:sz w:val="20"/>
+                <w:szCs w:val="20"/>
+              </w:rPr>
+              <w:t xml:space="preserve">requirements.txt</w:t>
+            </w:r>
+          </w:p>
+        </w:tc>
+        <w:tc>
+          <w:tcPr>
+            <w:tcW w:type="dxa" w:w="4860"/>
+            <w:tcBorders>
+              <w:top w:val="single" w:color="CCCCCC" w:sz="1"/>
+              <w:left w:val="single" w:color="CCCCCC" w:sz="1"/>
+              <w:bottom w:val="single" w:color="CCCCCC" w:sz="1"/>
+              <w:right w:val="single" w:color="CCCCCC" w:sz="1"/>
+            </w:tcBorders>
+            <w:tcMar>
+              <w:top w:type="dxa" w:w="80"/>
+              <w:left w:type="dxa" w:w="120"/>
+              <w:bottom w:type="dxa" w:w="80"/>
+              <w:right w:type="dxa" w:w="120"/>
+            </w:tcMar>
+          </w:tcPr>
+          <w:p>
+            <w:r>
+              <w:rPr>
+                <w:rFonts w:ascii="Arial" w:cs="Arial" w:eastAsia="Arial" w:hAnsi="Arial"/>
+                <w:sz w:val="20"/>
+                <w:szCs w:val="20"/>
+              </w:rPr>
+              <w:t xml:space="preserve">Python dependencies</w:t>
+            </w:r>
+          </w:p>
+        </w:tc>
+      </w:tr>
+      <w:tr>
+        <w:tc>
+          <w:tcPr>
+            <w:tcW w:type="dxa" w:w="4500"/>
+            <w:tcBorders>
+              <w:top w:val="single" w:color="CCCCCC" w:sz="1"/>
+              <w:left w:val="single" w:color="CCCCCC" w:sz="1"/>
+              <w:bottom w:val="single" w:color="CCCCCC" w:sz="1"/>
+              <w:right w:val="single" w:color="CCCCCC" w:sz="1"/>
+            </w:tcBorders>
+            <w:tcMar>
+              <w:top w:type="dxa" w:w="80"/>
+              <w:left w:type="dxa" w:w="120"/>
+              <w:bottom w:type="dxa" w:w="80"/>
+              <w:right w:type="dxa" w:w="120"/>
+            </w:tcMar>
+          </w:tcPr>
+          <w:p>
+            <w:r>
+              <w:rPr>
+                <w:rFonts w:ascii="Arial" w:cs="Arial" w:eastAsia="Arial" w:hAnsi="Arial"/>
+                <w:sz w:val="20"/>
+                <w:szCs w:val="20"/>
+              </w:rPr>
+              <w:t xml:space="preserve">waf_history.db</w:t>
+            </w:r>
+          </w:p>
+        </w:tc>
+        <w:tc>
+          <w:tcPr>
+            <w:tcW w:type="dxa" w:w="4860"/>
+            <w:tcBorders>
+              <w:top w:val="single" w:color="CCCCCC" w:sz="1"/>
+              <w:left w:val="single" w:color="CCCCCC" w:sz="1"/>
+              <w:bottom w:val="single" w:color="CCCCCC" w:sz="1"/>
+              <w:right w:val="single" w:color="CCCCCC" w:sz="1"/>
+            </w:tcBorders>
+            <w:tcMar>
+              <w:top w:type="dxa" w:w="80"/>
+              <w:left w:type="dxa" w:w="120"/>
+              <w:bottom w:type="dxa" w:w="80"/>
+              <w:right w:type="dxa" w:w="120"/>
+            </w:tcMar>
+          </w:tcPr>
+          <w:p>
+            <w:r>
+              <w:rPr>
+                <w:rFonts w:ascii="Arial" w:cs="Arial" w:eastAsia="Arial" w:hAnsi="Arial"/>
+                <w:sz w:val="20"/>
+                <w:szCs w:val="20"/>
+              </w:rPr>
+              <w:t xml:space="preserve">SQLite database (auto-created on first run)</w:t>
+            </w:r>
+          </w:p>
+        </w:tc>
+      </w:tr>
+      <w:tr>
+        <w:tc>
+          <w:tcPr>
+            <w:tcW w:type="dxa" w:w="4500"/>
+            <w:tcBorders>
+              <w:top w:val="single" w:color="CCCCCC" w:sz="1"/>
+              <w:left w:val="single" w:color="CCCCCC" w:sz="1"/>
+              <w:bottom w:val="single" w:color="CCCCCC" w:sz="1"/>
+              <w:right w:val="single" w:color="CCCCCC" w:sz="1"/>
+            </w:tcBorders>
+            <w:tcMar>
+              <w:top w:type="dxa" w:w="80"/>
+              <w:left w:type="dxa" w:w="120"/>
+              <w:bottom w:type="dxa" w:w="80"/>
+              <w:right w:type="dxa" w:w="120"/>
+            </w:tcMar>
+          </w:tcPr>
+          <w:p>
+            <w:r>
+              <w:rPr>
+                <w:rFonts w:ascii="Arial" w:cs="Arial" w:eastAsia="Arial" w:hAnsi="Arial"/>
+                <w:sz w:val="20"/>
+                <w:szCs w:val="20"/>
+              </w:rPr>
+              <w:t xml:space="preserve">static/home.html</w:t>
+            </w:r>
+          </w:p>
+        </w:tc>
+        <w:tc>
+          <w:tcPr>
+            <w:tcW w:type="dxa" w:w="4860"/>
+            <w:tcBorders>
+              <w:top w:val="single" w:color="CCCCCC" w:sz="1"/>
+              <w:left w:val="single" w:color="CCCCCC" w:sz="1"/>
+              <w:bottom w:val="single" w:color="CCCCCC" w:sz="1"/>
+              <w:right w:val="single" w:color="CCCCCC" w:sz="1"/>
+            </w:tcBorders>
+            <w:tcMar>
+              <w:top w:type="dxa" w:w="80"/>
+              <w:left w:type="dxa" w:w="120"/>
+              <w:bottom w:type="dxa" w:w="80"/>
+              <w:right w:type="dxa" w:w="120"/>
+            </w:tcMar>
+          </w:tcPr>
+          <w:p>
+            <w:r>
+              <w:rPr>
+                <w:rFonts w:ascii="Arial" w:cs="Arial" w:eastAsia="Arial" w:hAnsi="Arial"/>
+                <w:sz w:val="20"/>
+                <w:szCs w:val="20"/>
+              </w:rPr>
+              <w:t xml:space="preserve">Home landing page</w:t>
+            </w:r>
+          </w:p>
+        </w:tc>
+      </w:tr>
+      <w:tr>
+        <w:tc>
+          <w:tcPr>
+            <w:tcW w:type="dxa" w:w="4500"/>
+            <w:tcBorders>
+              <w:top w:val="single" w:color="CCCCCC" w:sz="1"/>
+              <w:left w:val="single" w:color="CCCCCC" w:sz="1"/>
+              <w:bottom w:val="single" w:color="CCCCCC" w:sz="1"/>
+              <w:right w:val="single" w:color="CCCCCC" w:sz="1"/>
+            </w:tcBorders>
+            <w:tcMar>
+              <w:top w:type="dxa" w:w="80"/>
+              <w:left w:type="dxa" w:w="120"/>
+              <w:bottom w:type="dxa" w:w="80"/>
+              <w:right w:type="dxa" w:w="120"/>
+            </w:tcMar>
+          </w:tcPr>
+          <w:p>
+            <w:r>
+              <w:rPr>
+                <w:rFonts w:ascii="Arial" w:cs="Arial" w:eastAsia="Arial" w:hAnsi="Arial"/>
+                <w:sz w:val="20"/>
+                <w:szCs w:val="20"/>
+              </w:rPr>
+              <w:t xml:space="preserve">static/index.html</w:t>
+            </w:r>
+          </w:p>
+        </w:tc>
+        <w:tc>
+          <w:tcPr>
+            <w:tcW w:type="dxa" w:w="4860"/>
+            <w:tcBorders>
+              <w:top w:val="single" w:color="CCCCCC" w:sz="1"/>
+              <w:left w:val="single" w:color="CCCCCC" w:sz="1"/>
+              <w:bottom w:val="single" w:color="CCCCCC" w:sz="1"/>
+              <w:right w:val="single" w:color="CCCCCC" w:sz="1"/>
+            </w:tcBorders>
+            <w:tcMar>
+              <w:top w:type="dxa" w:w="80"/>
+              <w:left w:type="dxa" w:w="120"/>
+              <w:bottom w:type="dxa" w:w="80"/>
+              <w:right w:type="dxa" w:w="120"/>
+            </w:tcMar>
+          </w:tcPr>
+          <w:p>
+            <w:r>
+              <w:rPr>
+                <w:rFonts w:ascii="Arial" w:cs="Arial" w:eastAsia="Arial" w:hAnsi="Arial"/>
+                <w:sz w:val="20"/>
+                <w:szCs w:val="20"/>
+              </w:rPr>
+              <w:t xml:space="preserve">Classifier chat interface</w:t>
+            </w:r>
+          </w:p>
+        </w:tc>
+      </w:tr>
+      <w:tr>
+        <w:tc>
+          <w:tcPr>
+            <w:tcW w:type="dxa" w:w="4500"/>
+            <w:tcBorders>
+              <w:top w:val="single" w:color="CCCCCC" w:sz="1"/>
+              <w:left w:val="single" w:color="CCCCCC" w:sz="1"/>
+              <w:bottom w:val="single" w:color="CCCCCC" w:sz="1"/>
+              <w:right w:val="single" w:color="CCCCCC" w:sz="1"/>
+            </w:tcBorders>
+            <w:tcMar>
+              <w:top w:type="dxa" w:w="80"/>
+              <w:left w:type="dxa" w:w="120"/>
+              <w:bottom w:type="dxa" w:w="80"/>
+              <w:right w:type="dxa" w:w="120"/>
+            </w:tcMar>
+          </w:tcPr>
+          <w:p>
+            <w:r>
+              <w:rPr>
+                <w:rFonts w:ascii="Arial" w:cs="Arial" w:eastAsia="Arial" w:hAnsi="Arial"/>
+                <w:sz w:val="20"/>
+                <w:szCs w:val="20"/>
+              </w:rPr>
+              <w:t xml:space="preserve">static/dashboard.html</w:t>
+            </w:r>
+          </w:p>
+        </w:tc>
+        <w:tc>
+          <w:tcPr>
+            <w:tcW w:type="dxa" w:w="4860"/>
+            <w:tcBorders>
+              <w:top w:val="single" w:color="CCCCCC" w:sz="1"/>
+              <w:left w:val="single" w:color="CCCCCC" w:sz="1"/>
+              <w:bottom w:val="single" w:color="CCCCCC" w:sz="1"/>
+              <w:right w:val="single" w:color="CCCCCC" w:sz="1"/>
+            </w:tcBorders>
+            <w:tcMar>
+              <w:top w:type="dxa" w:w="80"/>
+              <w:left w:type="dxa" w:w="120"/>
+              <w:bottom w:type="dxa" w:w="80"/>
+              <w:right w:type="dxa" w:w="120"/>
+            </w:tcMar>
+          </w:tcPr>
+          <w:p>
+            <w:r>
+              <w:rPr>
+                <w:rFonts w:ascii="Arial" w:cs="Arial" w:eastAsia="Arial" w:hAnsi="Arial"/>
+                <w:sz w:val="20"/>
+                <w:szCs w:val="20"/>
+              </w:rPr>
+              <w:t xml:space="preserve">Real-time dashboard</w:t>
+            </w:r>
+          </w:p>
+        </w:tc>
+      </w:tr>
+      <w:tr>
+        <w:tc>
+          <w:tcPr>
+            <w:tcW w:type="dxa" w:w="4500"/>
+            <w:tcBorders>
+              <w:top w:val="single" w:color="CCCCCC" w:sz="1"/>
+              <w:left w:val="single" w:color="CCCCCC" w:sz="1"/>
+              <w:bottom w:val="single" w:color="CCCCCC" w:sz="1"/>
+              <w:right w:val="single" w:color="CCCCCC" w:sz="1"/>
+            </w:tcBorders>
+            <w:tcMar>
+              <w:top w:type="dxa" w:w="80"/>
+              <w:left w:type="dxa" w:w="120"/>
+              <w:bottom w:type="dxa" w:w="80"/>
+              <w:right w:type="dxa" w:w="120"/>
+            </w:tcMar>
+          </w:tcPr>
+          <w:p>
+            <w:r>
+              <w:rPr>
+                <w:rFonts w:ascii="Arial" w:cs="Arial" w:eastAsia="Arial" w:hAnsi="Arial"/>
+                <w:sz w:val="20"/>
+                <w:szCs w:val="20"/>
+              </w:rPr>
+              <w:t xml:space="preserve">static/history.html</w:t>
+            </w:r>
+          </w:p>
+        </w:tc>
+        <w:tc>
+          <w:tcPr>
+            <w:tcW w:type="dxa" w:w="4860"/>
+            <w:tcBorders>
+              <w:top w:val="single" w:color="CCCCCC" w:sz="1"/>
+              <w:left w:val="single" w:color="CCCCCC" w:sz="1"/>
+              <w:bottom w:val="single" w:color="CCCCCC" w:sz="1"/>
+              <w:right w:val="single" w:color="CCCCCC" w:sz="1"/>
+            </w:tcBorders>
+            <w:tcMar>
+              <w:top w:type="dxa" w:w="80"/>
+              <w:left w:type="dxa" w:w="120"/>
+              <w:bottom w:type="dxa" w:w="80"/>
+              <w:right w:type="dxa" w:w="120"/>
+            </w:tcMar>
+          </w:tcPr>
+          <w:p>
+            <w:r>
+              <w:rPr>
+                <w:rFonts w:ascii="Arial" w:cs="Arial" w:eastAsia="Arial" w:hAnsi="Arial"/>
+                <w:sz w:val="20"/>
+                <w:szCs w:val="20"/>
+              </w:rPr>
+              <w:t xml:space="preserve">Historical analytics (4 tabs)</w:t>
+            </w:r>
+          </w:p>
+        </w:tc>
+      </w:tr>
+      <w:tr>
+        <w:tc>
+          <w:tcPr>
+            <w:tcW w:type="dxa" w:w="4500"/>
+            <w:tcBorders>
+              <w:top w:val="single" w:color="CCCCCC" w:sz="1"/>
+              <w:left w:val="single" w:color="CCCCCC" w:sz="1"/>
+              <w:bottom w:val="single" w:color="CCCCCC" w:sz="1"/>
+              <w:right w:val="single" w:color="CCCCCC" w:sz="1"/>
+            </w:tcBorders>
+            <w:tcMar>
+              <w:top w:type="dxa" w:w="80"/>
+              <w:left w:type="dxa" w:w="120"/>
+              <w:bottom w:type="dxa" w:w="80"/>
+              <w:right w:type="dxa" w:w="120"/>
+            </w:tcMar>
+          </w:tcPr>
+          <w:p>
+            <w:r>
+              <w:rPr>
+                <w:rFonts w:ascii="Arial" w:cs="Arial" w:eastAsia="Arial" w:hAnsi="Arial"/>
+                <w:sz w:val="20"/>
+                <w:szCs w:val="20"/>
+              </w:rPr>
+              <w:t xml:space="preserve">static/lineage.html</w:t>
+            </w:r>
+          </w:p>
+        </w:tc>
+        <w:tc>
+          <w:tcPr>
+            <w:tcW w:type="dxa" w:w="4860"/>
+            <w:tcBorders>
+              <w:top w:val="single" w:color="CCCCCC" w:sz="1"/>
+              <w:left w:val="single" w:color="CCCCCC" w:sz="1"/>
+              <w:bottom w:val="single" w:color="CCCCCC" w:sz="1"/>
+              <w:right w:val="single" w:color="CCCCCC" w:sz="1"/>
+            </w:tcBorders>
+            <w:tcMar>
+              <w:top w:type="dxa" w:w="80"/>
+              <w:left w:type="dxa" w:w="120"/>
+              <w:bottom w:type="dxa" w:w="80"/>
+              <w:right w:type="dxa" w:w="120"/>
+            </w:tcMar>
+          </w:tcPr>
+          <w:p>
+            <w:r>
+              <w:rPr>
+                <w:rFonts w:ascii="Arial" w:cs="Arial" w:eastAsia="Arial" w:hAnsi="Arial"/>
+                <w:sz w:val="20"/>
+                <w:szCs w:val="20"/>
+              </w:rPr>
+              <w:t xml:space="preserve">Epic lineage tracking</w:t>
+            </w:r>
+          </w:p>
+        </w:tc>
+      </w:tr>
+      <w:tr>
+        <w:tc>
+          <w:tcPr>
+            <w:tcW w:type="dxa" w:w="4500"/>
+            <w:tcBorders>
+              <w:top w:val="single" w:color="CCCCCC" w:sz="1"/>
+              <w:left w:val="single" w:color="CCCCCC" w:sz="1"/>
+              <w:bottom w:val="single" w:color="CCCCCC" w:sz="1"/>
+              <w:right w:val="single" w:color="CCCCCC" w:sz="1"/>
+            </w:tcBorders>
+            <w:tcMar>
+              <w:top w:type="dxa" w:w="80"/>
+              <w:left w:type="dxa" w:w="120"/>
+              <w:bottom w:type="dxa" w:w="80"/>
+              <w:right w:type="dxa" w:w="120"/>
+            </w:tcMar>
+          </w:tcPr>
+          <w:p>
+            <w:r>
+              <w:rPr>
+                <w:rFonts w:ascii="Arial" w:cs="Arial" w:eastAsia="Arial" w:hAnsi="Arial"/>
+                <w:sz w:val="20"/>
+                <w:szCs w:val="20"/>
+              </w:rPr>
+              <w:t xml:space="preserve">sample-data/waf-definitions.csv</w:t>
+            </w:r>
+          </w:p>
+        </w:tc>
+        <w:tc>
+          <w:tcPr>
+            <w:tcW w:type="dxa" w:w="4860"/>
+            <w:tcBorders>
+              <w:top w:val="single" w:color="CCCCCC" w:sz="1"/>
+              <w:left w:val="single" w:color="CCCCCC" w:sz="1"/>
+              <w:bottom w:val="single" w:color="CCCCCC" w:sz="1"/>
+              <w:right w:val="single" w:color="CCCCCC" w:sz="1"/>
+            </w:tcBorders>
+            <w:tcMar>
+              <w:top w:type="dxa" w:w="80"/>
+              <w:left w:type="dxa" w:w="120"/>
+              <w:bottom w:type="dxa" w:w="80"/>
+              <w:right w:type="dxa" w:w="120"/>
+            </w:tcMar>
+          </w:tcPr>
+          <w:p>
+            <w:r>
+              <w:rPr>
+                <w:rFonts w:ascii="Arial" w:cs="Arial" w:eastAsia="Arial" w:hAnsi="Arial"/>
+                <w:sz w:val="20"/>
+                <w:szCs w:val="20"/>
+              </w:rPr>
+              <w:t xml:space="preserve">WAF framework (8 categories)</w:t>
+            </w:r>
+          </w:p>
+        </w:tc>
+      </w:tr>
+      <w:tr>
+        <w:tc>
+          <w:tcPr>
+            <w:tcW w:type="dxa" w:w="4500"/>
+            <w:tcBorders>
+              <w:top w:val="single" w:color="CCCCCC" w:sz="1"/>
+              <w:left w:val="single" w:color="CCCCCC" w:sz="1"/>
+              <w:bottom w:val="single" w:color="CCCCCC" w:sz="1"/>
+              <w:right w:val="single" w:color="CCCCCC" w:sz="1"/>
+            </w:tcBorders>
+            <w:tcMar>
+              <w:top w:type="dxa" w:w="80"/>
+              <w:left w:type="dxa" w:w="120"/>
+              <w:bottom w:type="dxa" w:w="80"/>
+              <w:right w:type="dxa" w:w="120"/>
+            </w:tcMar>
+          </w:tcPr>
+          <w:p>
+            <w:r>
+              <w:rPr>
+                <w:rFonts w:ascii="Arial" w:cs="Arial" w:eastAsia="Arial" w:hAnsi="Arial"/>
+                <w:sz w:val="20"/>
+                <w:szCs w:val="20"/>
+              </w:rPr>
+              <w:t xml:space="preserve">sample-data/sample-ground-truth.csv</w:t>
+            </w:r>
+          </w:p>
+        </w:tc>
+        <w:tc>
+          <w:tcPr>
+            <w:tcW w:type="dxa" w:w="4860"/>
+            <w:tcBorders>
+              <w:top w:val="single" w:color="CCCCCC" w:sz="1"/>
+              <w:left w:val="single" w:color="CCCCCC" w:sz="1"/>
+              <w:bottom w:val="single" w:color="CCCCCC" w:sz="1"/>
+              <w:right w:val="single" w:color="CCCCCC" w:sz="1"/>
+            </w:tcBorders>
+            <w:tcMar>
+              <w:top w:type="dxa" w:w="80"/>
+              <w:left w:type="dxa" w:w="120"/>
+              <w:bottom w:type="dxa" w:w="80"/>
+              <w:right w:type="dxa" w:w="120"/>
+            </w:tcMar>
+          </w:tcPr>
+          <w:p>
+            <w:r>
+              <w:rPr>
+                <w:rFonts w:ascii="Arial" w:cs="Arial" w:eastAsia="Arial" w:hAnsi="Arial"/>
+                <w:sz w:val="20"/>
+                <w:szCs w:val="20"/>
+              </w:rPr>
+              <w:t xml:space="preserve">18 calibration examples</w:t>
+            </w:r>
+          </w:p>
+        </w:tc>
+      </w:tr>
+      <w:tr>
+        <w:tc>
+          <w:tcPr>
+            <w:tcW w:type="dxa" w:w="4500"/>
+            <w:tcBorders>
+              <w:top w:val="single" w:color="CCCCCC" w:sz="1"/>
+              <w:left w:val="single" w:color="CCCCCC" w:sz="1"/>
+              <w:bottom w:val="single" w:color="CCCCCC" w:sz="1"/>
+              <w:right w:val="single" w:color="CCCCCC" w:sz="1"/>
+            </w:tcBorders>
+            <w:tcMar>
+              <w:top w:type="dxa" w:w="80"/>
+              <w:left w:type="dxa" w:w="120"/>
+              <w:bottom w:type="dxa" w:w="80"/>
+              <w:right w:type="dxa" w:w="120"/>
+            </w:tcMar>
+          </w:tcPr>
+          <w:p>
+            <w:r>
+              <w:rPr>
+                <w:rFonts w:ascii="Arial" w:cs="Arial" w:eastAsia="Arial" w:hAnsi="Arial"/>
+                <w:sz w:val="20"/>
+                <w:szCs w:val="20"/>
+              </w:rPr>
+              <w:t xml:space="preserve">docs/PRD_WAF_Classifier.docx</w:t>
+            </w:r>
+          </w:p>
+        </w:tc>
+        <w:tc>
+          <w:tcPr>
+            <w:tcW w:type="dxa" w:w="4860"/>
+            <w:tcBorders>
+              <w:top w:val="single" w:color="CCCCCC" w:sz="1"/>
+              <w:left w:val="single" w:color="CCCCCC" w:sz="1"/>
+              <w:bottom w:val="single" w:color="CCCCCC" w:sz="1"/>
+              <w:right w:val="single" w:color="CCCCCC" w:sz="1"/>
+            </w:tcBorders>
+            <w:tcMar>
+              <w:top w:type="dxa" w:w="80"/>
+              <w:left w:type="dxa" w:w="120"/>
+              <w:bottom w:type="dxa" w:w="80"/>
+              <w:right w:type="dxa" w:w="120"/>
+            </w:tcMar>
+          </w:tcPr>
+          <w:p>
+            <w:r>
+              <w:rPr>
+                <w:rFonts w:ascii="Arial" w:cs="Arial" w:eastAsia="Arial" w:hAnsi="Arial"/>
+                <w:sz w:val="20"/>
+                <w:szCs w:val="20"/>
+              </w:rPr>
+              <w:t xml:space="preserve">Product Requirements Document</w:t>
+            </w:r>
+          </w:p>
+        </w:tc>
+      </w:tr>
+      <w:tr>
+        <w:tc>
+          <w:tcPr>
+            <w:tcW w:type="dxa" w:w="4500"/>
+            <w:tcBorders>
+              <w:top w:val="single" w:color="CCCCCC" w:sz="1"/>
+              <w:left w:val="single" w:color="CCCCCC" w:sz="1"/>
+              <w:bottom w:val="single" w:color="CCCCCC" w:sz="1"/>
+              <w:right w:val="single" w:color="CCCCCC" w:sz="1"/>
+            </w:tcBorders>
+            <w:tcMar>
+              <w:top w:type="dxa" w:w="80"/>
+              <w:left w:type="dxa" w:w="120"/>
+              <w:bottom w:type="dxa" w:w="80"/>
+              <w:right w:type="dxa" w:w="120"/>
+            </w:tcMar>
+          </w:tcPr>
+          <w:p>
+            <w:r>
+              <w:rPr>
+                <w:rFonts w:ascii="Arial" w:cs="Arial" w:eastAsia="Arial" w:hAnsi="Arial"/>
+                <w:sz w:val="20"/>
+                <w:szCs w:val="20"/>
+              </w:rPr>
+              <w:t xml:space="preserve">docs/User_Guide.docx</w:t>
+            </w:r>
+          </w:p>
+        </w:tc>
+        <w:tc>
+          <w:tcPr>
+            <w:tcW w:type="dxa" w:w="4860"/>
+            <w:tcBorders>
+              <w:top w:val="single" w:color="CCCCCC" w:sz="1"/>
+              <w:left w:val="single" w:color="CCCCCC" w:sz="1"/>
+              <w:bottom w:val="single" w:color="CCCCCC" w:sz="1"/>
+              <w:right w:val="single" w:color="CCCCCC" w:sz="1"/>
+            </w:tcBorders>
+            <w:tcMar>
+              <w:top w:type="dxa" w:w="80"/>
+              <w:left w:type="dxa" w:w="120"/>
+              <w:bottom w:type="dxa" w:w="80"/>
+              <w:right w:type="dxa" w:w="120"/>
+            </w:tcMar>
+          </w:tcPr>
+          <w:p>
+            <w:r>
+              <w:rPr>
+                <w:rFonts w:ascii="Arial" w:cs="Arial" w:eastAsia="Arial" w:hAnsi="Arial"/>
+                <w:sz w:val="20"/>
+                <w:szCs w:val="20"/>
+              </w:rPr>
+              <w:t xml:space="preserve">This user guide</w:t>
+            </w:r>
+          </w:p>
+        </w:tc>
+      </w:tr>
+    </w:tbl>
+    <w:p>
+      <w:pPr>
         <w:spacing w:after="200"/>
-        <w:ind w:left="360" w:right="360"/>
-      </w:pPr>
-      <w:r>
-        <w:rPr>
-          <w:rFonts w:ascii="Courier New" w:cs="Courier New" w:eastAsia="Courier New" w:hAnsi="Courier New"/>
-          <w:sz w:val="18"/>
-          <w:szCs w:val="18"/>
-        </w:rPr>
-        <w:t xml:space="preserve">waf-classifier/
-</w:t>
-      </w:r>
-      <w:r>
-        <w:rPr>
-          <w:rFonts w:ascii="Courier New" w:cs="Courier New" w:eastAsia="Courier New" w:hAnsi="Courier New"/>
-          <w:sz w:val="18"/>
-          <w:szCs w:val="18"/>
-        </w:rPr>
-        <w:t xml:space="preserve">  app.py                    Main Flask server
-</w:t>
-      </w:r>
-      <w:r>
-        <w:rPr>
-          <w:rFonts w:ascii="Courier New" w:cs="Courier New" w:eastAsia="Courier New" w:hAnsi="Courier New"/>
-          <w:sz w:val="18"/>
-          <w:szCs w:val="18"/>
-        </w:rPr>
-        <w:t xml:space="preserve">  .env                      API key configuration
-</w:t>
-      </w:r>
-      <w:r>
-        <w:rPr>
-          <w:rFonts w:ascii="Courier New" w:cs="Courier New" w:eastAsia="Courier New" w:hAnsi="Courier New"/>
-          <w:sz w:val="18"/>
-          <w:szCs w:val="18"/>
-        </w:rPr>
-        <w:t xml:space="preserve">  requirements.txt          Python dependencies
-</w:t>
-      </w:r>
-      <w:r>
-        <w:rPr>
-          <w:rFonts w:ascii="Courier New" w:cs="Courier New" w:eastAsia="Courier New" w:hAnsi="Courier New"/>
-          <w:sz w:val="18"/>
-          <w:szCs w:val="18"/>
-        </w:rPr>
-        <w:t xml:space="preserve">  static/index.html         Frontend UI
-</w:t>
-      </w:r>
-      <w:r>
-        <w:rPr>
-          <w:rFonts w:ascii="Courier New" w:cs="Courier New" w:eastAsia="Courier New" w:hAnsi="Courier New"/>
-          <w:sz w:val="18"/>
-          <w:szCs w:val="18"/>
-        </w:rPr>
-        <w:t xml:space="preserve">  sample-data/
-</w:t>
-      </w:r>
-      <w:r>
-        <w:rPr>
-          <w:rFonts w:ascii="Courier New" w:cs="Courier New" w:eastAsia="Courier New" w:hAnsi="Courier New"/>
-          <w:sz w:val="18"/>
-          <w:szCs w:val="18"/>
-        </w:rPr>
-        <w:t xml:space="preserve">    waf-definitions.csv     WAF framework (8 categories)
-</w:t>
-      </w:r>
-      <w:r>
-        <w:rPr>
-          <w:rFonts w:ascii="Courier New" w:cs="Courier New" w:eastAsia="Courier New" w:hAnsi="Courier New"/>
-          <w:sz w:val="18"/>
-          <w:szCs w:val="18"/>
-        </w:rPr>
-        <w:t xml:space="preserve">    sample-ground-truth.csv 18 calibration examples
-</w:t>
-      </w:r>
-      <w:r>
-        <w:rPr>
-          <w:rFonts w:ascii="Courier New" w:cs="Courier New" w:eastAsia="Courier New" w:hAnsi="Courier New"/>
-          <w:sz w:val="18"/>
-          <w:szCs w:val="18"/>
-        </w:rPr>
-        <w:t xml:space="preserve">  docs/
-</w:t>
-      </w:r>
-      <w:r>
-        <w:rPr>
-          <w:rFonts w:ascii="Courier New" w:cs="Courier New" w:eastAsia="Courier New" w:hAnsi="Courier New"/>
-          <w:sz w:val="18"/>
-          <w:szCs w:val="18"/>
-        </w:rPr>
-        <w:t xml:space="preserve">    PRD_WAF_Classifier.docx This PRD
-</w:t>
-      </w:r>
-      <w:r>
-        <w:rPr>
-          <w:rFonts w:ascii="Courier New" w:cs="Courier New" w:eastAsia="Courier New" w:hAnsi="Courier New"/>
-          <w:sz w:val="18"/>
-          <w:szCs w:val="18"/>
-        </w:rPr>
-        <w:t xml:space="preserve">    User_Guide.docx         This guide</w:t>
-      </w:r>
+      </w:pPr>
     </w:p>
     <w:sectPr>
       <w:headerReference w:type="default" r:id="rId7"/>
@@ -2181,7 +4265,7 @@
     <w:r>
       <w:rPr>
         <w:rFonts w:ascii="Arial" w:cs="Arial" w:eastAsia="Arial" w:hAnsi="Arial"/>
-        <w:color w:val="999999"/>
+        <w:color w:val="9CA3AF"/>
         <w:sz w:val="16"/>
         <w:szCs w:val="16"/>
       </w:rPr>
@@ -2190,7 +4274,7 @@
     <w:r>
       <w:rPr>
         <w:rFonts w:ascii="Arial" w:cs="Arial" w:eastAsia="Arial" w:hAnsi="Arial"/>
-        <w:color w:val="999999"/>
+        <w:color w:val="9CA3AF"/>
         <w:sz w:val="16"/>
         <w:szCs w:val="16"/>
       </w:rPr>
@@ -2243,19 +4327,16 @@
 <file path=word/header1.xml><?xml version="1.0" encoding="utf-8"?>
 <w:hdr xmlns:wpc="http://schemas.microsoft.com/office/word/2010/wordprocessingCanvas" xmlns:mc="http://schemas.openxmlformats.org/markup-compatibility/2006" xmlns:o="urn:schemas-microsoft-com:office:office" xmlns:r="http://schemas.openxmlformats.org/officeDocument/2006/relationships" xmlns:m="http://schemas.openxmlformats.org/officeDocument/2006/math" xmlns:v="urn:schemas-microsoft-com:vml" xmlns:wp14="http://schemas.microsoft.com/office/word/2010/wordprocessingDrawing" xmlns:wp="http://schemas.openxmlformats.org/drawingml/2006/wordprocessingDrawing" xmlns:w10="urn:schemas-microsoft-com:office:word" xmlns:w="http://schemas.openxmlformats.org/wordprocessingml/2006/main" xmlns:w14="http://schemas.microsoft.com/office/word/2010/wordml" xmlns:w15="http://schemas.microsoft.com/office/word/2012/wordml" xmlns:wpg="http://schemas.microsoft.com/office/word/2010/wordprocessingGroup" xmlns:wpi="http://schemas.microsoft.com/office/word/2010/wordprocessingInk" xmlns:wne="http://schemas.microsoft.com/office/word/2006/wordml" xmlns:wps="http://schemas.microsoft.com/office/word/2010/wordprocessingShape" xmlns:cx="http://schemas.microsoft.com/office/drawing/2014/chartex" xmlns:cx1="http://schemas.microsoft.com/office/drawing/2015/9/8/chartex" xmlns:cx2="http://schemas.microsoft.com/office/drawing/2015/10/21/chartex" xmlns:cx3="http://schemas.microsoft.com/office/drawing/2016/5/9/chartex" xmlns:cx4="http://schemas.microsoft.com/office/drawing/2016/5/10/chartex" xmlns:cx5="http://schemas.microsoft.com/office/drawing/2016/5/11/chartex" xmlns:cx6="http://schemas.microsoft.com/office/drawing/2016/5/12/chartex" xmlns:cx7="http://schemas.microsoft.com/office/drawing/2016/5/13/chartex" xmlns:cx8="http://schemas.microsoft.com/office/drawing/2016/5/14/chartex" xmlns:w16cid="http://schemas.microsoft.com/office/word/2016/wordml/cid" xmlns:w16se="http://schemas.microsoft.com/office/word/2015/wordml/symex">
   <w:p>
-    <w:pPr>
-      <w:pBdr>
-        <w:bottom w:val="single" w:color="2E75B6" w:sz="4" w:space="1"/>
-      </w:pBdr>
-    </w:pPr>
     <w:r>
       <w:rPr>
         <w:rFonts w:ascii="Arial" w:cs="Arial" w:eastAsia="Arial" w:hAnsi="Arial"/>
-        <w:color w:val="999999"/>
+        <w:i/>
+        <w:iCs/>
+        <w:color w:val="9CA3AF"/>
         <w:sz w:val="16"/>
         <w:szCs w:val="16"/>
       </w:rPr>
-      <w:t xml:space="preserve">WAF Category Classifier  |  User Guide v1.0</w:t>
+      <w:t xml:space="preserve">WAF Classifier User Guide v2.0</w:t>
     </w:r>
   </w:p>
 </w:hdr>
@@ -2360,42 +4441,6 @@
     </w:lvl>
   </w:abstractNum>
   <w:abstractNum w:abstractNumId="3" w15:restartNumberingAfterBreak="0">
-    <w:multiLevelType w:val="hybridMultilevel"/>
-    <w:lvl w:ilvl="0" w15:tentative="1">
-      <w:start w:val="1"/>
-      <w:numFmt w:val="decimal"/>
-      <w:lvlText w:val="%1."/>
-      <w:lvlJc w:val="left"/>
-      <w:pPr>
-        <w:ind w:left="720" w:hanging="360"/>
-      </w:pPr>
-    </w:lvl>
-  </w:abstractNum>
-  <w:abstractNum w:abstractNumId="4" w15:restartNumberingAfterBreak="0">
-    <w:multiLevelType w:val="hybridMultilevel"/>
-    <w:lvl w:ilvl="0" w15:tentative="1">
-      <w:start w:val="1"/>
-      <w:numFmt w:val="decimal"/>
-      <w:lvlText w:val="%1."/>
-      <w:lvlJc w:val="left"/>
-      <w:pPr>
-        <w:ind w:left="720" w:hanging="360"/>
-      </w:pPr>
-    </w:lvl>
-  </w:abstractNum>
-  <w:abstractNum w:abstractNumId="5" w15:restartNumberingAfterBreak="0">
-    <w:multiLevelType w:val="hybridMultilevel"/>
-    <w:lvl w:ilvl="0" w15:tentative="1">
-      <w:start w:val="1"/>
-      <w:numFmt w:val="decimal"/>
-      <w:lvlText w:val="%1."/>
-      <w:lvlJc w:val="left"/>
-      <w:pPr>
-        <w:ind w:left="720" w:hanging="360"/>
-      </w:pPr>
-    </w:lvl>
-  </w:abstractNum>
-  <w:abstractNum w:abstractNumId="6" w15:restartNumberingAfterBreak="0">
     <w:multiLevelType w:val="hybridMultilevel"/>
     <w:lvl w:ilvl="0" w15:tentative="1">
       <w:start w:val="1"/>
@@ -2421,24 +4466,6 @@
   </w:num>
   <w:num w:numId="3">
     <w:abstractNumId w:val="3"/>
-    <w:lvlOverride w:ilvl="0">
-      <w:startOverride w:val="1"/>
-    </w:lvlOverride>
-  </w:num>
-  <w:num w:numId="4">
-    <w:abstractNumId w:val="4"/>
-    <w:lvlOverride w:ilvl="0">
-      <w:startOverride w:val="1"/>
-    </w:lvlOverride>
-  </w:num>
-  <w:num w:numId="5">
-    <w:abstractNumId w:val="5"/>
-    <w:lvlOverride w:ilvl="0">
-      <w:startOverride w:val="1"/>
-    </w:lvlOverride>
-  </w:num>
-  <w:num w:numId="6">
-    <w:abstractNumId w:val="6"/>
     <w:lvlOverride w:ilvl="0">
       <w:startOverride w:val="1"/>
     </w:lvlOverride>
@@ -2642,7 +4669,7 @@
       <w:rFonts w:ascii="Arial" w:cs="Arial" w:eastAsia="Arial" w:hAnsi="Arial"/>
       <w:b/>
       <w:bCs/>
-      <w:color w:val="1F4E79"/>
+      <w:color w:val="1B2A4A"/>
       <w:sz w:val="32"/>
       <w:szCs w:val="32"/>
     </w:rPr>
@@ -2660,7 +4687,7 @@
       <w:rFonts w:ascii="Arial" w:cs="Arial" w:eastAsia="Arial" w:hAnsi="Arial"/>
       <w:b/>
       <w:bCs/>
-      <w:color w:val="2E75B6"/>
+      <w:color w:val="2B3544"/>
       <w:sz w:val="26"/>
       <w:szCs w:val="26"/>
     </w:rPr>
@@ -2678,7 +4705,7 @@
       <w:rFonts w:ascii="Arial" w:cs="Arial" w:eastAsia="Arial" w:hAnsi="Arial"/>
       <w:b/>
       <w:bCs/>
-      <w:color w:val="404040"/>
+      <w:color w:val="3B4554"/>
       <w:sz w:val="24"/>
       <w:szCs w:val="24"/>
     </w:rPr>

--- a/docs/User_Guide.docx
+++ b/docs/User_Guide.docx
@@ -66,7 +66,7 @@
           <w:sz w:val="22"/>
           <w:szCs w:val="22"/>
         </w:rPr>
-        <w:t xml:space="preserve">Version 2.0  |  March 2026</w:t>
+        <w:t xml:space="preserve">Version 2.1  |  March 2026</w:t>
       </w:r>
     </w:p>
     <w:p>
@@ -321,7 +321,7 @@
           <w:sz w:val="22"/>
           <w:szCs w:val="22"/>
         </w:rPr>
-        <w:t xml:space="preserve">The home page is your central navigation hub. It displays five menu cards linking to all major features of the application:</w:t>
+        <w:t xml:space="preserve">The home page is your central navigation hub. It displays three menu cards linking to the main features of the application:</w:t>
       </w:r>
     </w:p>
     <w:tbl>
@@ -543,7 +543,7 @@
                 <w:sz w:val="20"/>
                 <w:szCs w:val="20"/>
               </w:rPr>
-              <w:t xml:space="preserve">Dashboard</w:t>
+              <w:t xml:space="preserve">Analytics</w:t>
             </w:r>
           </w:p>
         </w:tc>
@@ -570,7 +570,7 @@
                 <w:sz w:val="20"/>
                 <w:szCs w:val="20"/>
               </w:rPr>
-              <w:t xml:space="preserve">PMOs &amp; Leads</w:t>
+              <w:t xml:space="preserve">PMOs &amp; Leadership</w:t>
             </w:r>
           </w:p>
         </w:tc>
@@ -597,7 +597,7 @@
                 <w:sz w:val="20"/>
                 <w:szCs w:val="20"/>
               </w:rPr>
-              <w:t xml:space="preserve">Real-time KPIs and charts for classification activity</w:t>
+              <w:t xml:space="preserve">Upload JIRA data, AI verifies, explore insights and trends</w:t>
             </w:r>
           </w:p>
         </w:tc>
@@ -626,7 +626,7 @@
                 <w:sz w:val="20"/>
                 <w:szCs w:val="20"/>
               </w:rPr>
-              <w:t xml:space="preserve">Historical View</w:t>
+              <w:t xml:space="preserve">Epic Lineage</w:t>
             </w:r>
           </w:p>
         </w:tc>
@@ -653,7 +653,7 @@
                 <w:sz w:val="20"/>
                 <w:szCs w:val="20"/>
               </w:rPr>
-              <w:t xml:space="preserve">Leadership</w:t>
+              <w:t xml:space="preserve">Scrum Teams &amp; PMOs</w:t>
             </w:r>
           </w:p>
         </w:tc>
@@ -680,173 +680,7 @@
                 <w:sz w:val="20"/>
                 <w:szCs w:val="20"/>
               </w:rPr>
-              <w:t xml:space="preserve">Sprint trends, monthly rollups, filterable timeline</w:t>
-            </w:r>
-          </w:p>
-        </w:tc>
-      </w:tr>
-      <w:tr>
-        <w:tc>
-          <w:tcPr>
-            <w:tcW w:type="dxa" w:w="2500"/>
-            <w:tcBorders>
-              <w:top w:val="single" w:color="CCCCCC" w:sz="1"/>
-              <w:left w:val="single" w:color="CCCCCC" w:sz="1"/>
-              <w:bottom w:val="single" w:color="CCCCCC" w:sz="1"/>
-              <w:right w:val="single" w:color="CCCCCC" w:sz="1"/>
-            </w:tcBorders>
-            <w:tcMar>
-              <w:top w:type="dxa" w:w="80"/>
-              <w:left w:type="dxa" w:w="120"/>
-              <w:bottom w:type="dxa" w:w="80"/>
-              <w:right w:type="dxa" w:w="120"/>
-            </w:tcMar>
-          </w:tcPr>
-          <w:p>
-            <w:r>
-              <w:rPr>
-                <w:rFonts w:ascii="Arial" w:cs="Arial" w:eastAsia="Arial" w:hAnsi="Arial"/>
-                <w:sz w:val="20"/>
-                <w:szCs w:val="20"/>
-              </w:rPr>
-              <w:t xml:space="preserve">Epic Lineage</w:t>
-            </w:r>
-          </w:p>
-        </w:tc>
-        <w:tc>
-          <w:tcPr>
-            <w:tcW w:type="dxa" w:w="2500"/>
-            <w:tcBorders>
-              <w:top w:val="single" w:color="CCCCCC" w:sz="1"/>
-              <w:left w:val="single" w:color="CCCCCC" w:sz="1"/>
-              <w:bottom w:val="single" w:color="CCCCCC" w:sz="1"/>
-              <w:right w:val="single" w:color="CCCCCC" w:sz="1"/>
-            </w:tcBorders>
-            <w:tcMar>
-              <w:top w:type="dxa" w:w="80"/>
-              <w:left w:type="dxa" w:w="120"/>
-              <w:bottom w:type="dxa" w:w="80"/>
-              <w:right w:type="dxa" w:w="120"/>
-            </w:tcMar>
-          </w:tcPr>
-          <w:p>
-            <w:r>
-              <w:rPr>
-                <w:rFonts w:ascii="Arial" w:cs="Arial" w:eastAsia="Arial" w:hAnsi="Arial"/>
-                <w:sz w:val="20"/>
-                <w:szCs w:val="20"/>
-              </w:rPr>
-              <w:t xml:space="preserve">Scrum Teams &amp; PMOs</w:t>
-            </w:r>
-          </w:p>
-        </w:tc>
-        <w:tc>
-          <w:tcPr>
-            <w:tcW w:type="dxa" w:w="4360"/>
-            <w:tcBorders>
-              <w:top w:val="single" w:color="CCCCCC" w:sz="1"/>
-              <w:left w:val="single" w:color="CCCCCC" w:sz="1"/>
-              <w:bottom w:val="single" w:color="CCCCCC" w:sz="1"/>
-              <w:right w:val="single" w:color="CCCCCC" w:sz="1"/>
-            </w:tcBorders>
-            <w:tcMar>
-              <w:top w:type="dxa" w:w="80"/>
-              <w:left w:type="dxa" w:w="120"/>
-              <w:bottom w:type="dxa" w:w="80"/>
-              <w:right w:type="dxa" w:w="120"/>
-            </w:tcMar>
-          </w:tcPr>
-          <w:p>
-            <w:r>
-              <w:rPr>
-                <w:rFonts w:ascii="Arial" w:cs="Arial" w:eastAsia="Arial" w:hAnsi="Arial"/>
-                <w:sz w:val="20"/>
-                <w:szCs w:val="20"/>
-              </w:rPr>
               <w:t xml:space="preserve">Map stories to epics with tree view and WAF rollups</w:t>
-            </w:r>
-          </w:p>
-        </w:tc>
-      </w:tr>
-      <w:tr>
-        <w:tc>
-          <w:tcPr>
-            <w:tcW w:type="dxa" w:w="2500"/>
-            <w:tcBorders>
-              <w:top w:val="single" w:color="CCCCCC" w:sz="1"/>
-              <w:left w:val="single" w:color="CCCCCC" w:sz="1"/>
-              <w:bottom w:val="single" w:color="CCCCCC" w:sz="1"/>
-              <w:right w:val="single" w:color="CCCCCC" w:sz="1"/>
-            </w:tcBorders>
-            <w:tcMar>
-              <w:top w:type="dxa" w:w="80"/>
-              <w:left w:type="dxa" w:w="120"/>
-              <w:bottom w:type="dxa" w:w="80"/>
-              <w:right w:type="dxa" w:w="120"/>
-            </w:tcMar>
-          </w:tcPr>
-          <w:p>
-            <w:r>
-              <w:rPr>
-                <w:rFonts w:ascii="Arial" w:cs="Arial" w:eastAsia="Arial" w:hAnsi="Arial"/>
-                <w:sz w:val="20"/>
-                <w:szCs w:val="20"/>
-              </w:rPr>
-              <w:t xml:space="preserve">Verify &amp; Import</w:t>
-            </w:r>
-          </w:p>
-        </w:tc>
-        <w:tc>
-          <w:tcPr>
-            <w:tcW w:type="dxa" w:w="2500"/>
-            <w:tcBorders>
-              <w:top w:val="single" w:color="CCCCCC" w:sz="1"/>
-              <w:left w:val="single" w:color="CCCCCC" w:sz="1"/>
-              <w:bottom w:val="single" w:color="CCCCCC" w:sz="1"/>
-              <w:right w:val="single" w:color="CCCCCC" w:sz="1"/>
-            </w:tcBorders>
-            <w:tcMar>
-              <w:top w:type="dxa" w:w="80"/>
-              <w:left w:type="dxa" w:w="120"/>
-              <w:bottom w:type="dxa" w:w="80"/>
-              <w:right w:type="dxa" w:w="120"/>
-            </w:tcMar>
-          </w:tcPr>
-          <w:p>
-            <w:r>
-              <w:rPr>
-                <w:rFonts w:ascii="Arial" w:cs="Arial" w:eastAsia="Arial" w:hAnsi="Arial"/>
-                <w:sz w:val="20"/>
-                <w:szCs w:val="20"/>
-              </w:rPr>
-              <w:t xml:space="preserve">All Teams</w:t>
-            </w:r>
-          </w:p>
-        </w:tc>
-        <w:tc>
-          <w:tcPr>
-            <w:tcW w:type="dxa" w:w="4360"/>
-            <w:tcBorders>
-              <w:top w:val="single" w:color="CCCCCC" w:sz="1"/>
-              <w:left w:val="single" w:color="CCCCCC" w:sz="1"/>
-              <w:bottom w:val="single" w:color="CCCCCC" w:sz="1"/>
-              <w:right w:val="single" w:color="CCCCCC" w:sz="1"/>
-            </w:tcBorders>
-            <w:tcMar>
-              <w:top w:type="dxa" w:w="80"/>
-              <w:left w:type="dxa" w:w="120"/>
-              <w:bottom w:type="dxa" w:w="80"/>
-              <w:right w:type="dxa" w:w="120"/>
-            </w:tcMar>
-          </w:tcPr>
-          <w:p>
-            <w:r>
-              <w:rPr>
-                <w:rFonts w:ascii="Arial" w:cs="Arial" w:eastAsia="Arial" w:hAnsi="Arial"/>
-                <w:sz w:val="20"/>
-                <w:szCs w:val="20"/>
-              </w:rPr>
-              <w:t xml:space="preserve">Upload JIRA exports for AI verification before saving</w:t>
             </w:r>
           </w:p>
         </w:tc>
@@ -1170,7 +1004,7 @@
         <w:rPr>
           <w:rFonts w:ascii="Arial" w:cs="Arial" w:eastAsia="Arial" w:hAnsi="Arial"/>
         </w:rPr>
-        <w:t xml:space="preserve">4. Dashboard</w:t>
+        <w:t xml:space="preserve">4. Analytics</w:t>
       </w:r>
     </w:p>
     <w:p>
@@ -1183,7 +1017,7 @@
           <w:sz w:val="22"/>
           <w:szCs w:val="22"/>
         </w:rPr>
-        <w:t xml:space="preserve">The dashboard provides a real-time snapshot of all classification activity. It auto-refreshes every 30 seconds.</w:t>
+        <w:t xml:space="preserve">Analytics is the main data analysis hub. Open it from the home page — the default tab is Upload Data, where you submit JIRA exports for AI verification. After the AI checks your data and you save the results, use the other tabs to explore insights.</w:t>
       </w:r>
     </w:p>
     <w:p>
@@ -1194,7 +1028,44 @@
         <w:rPr>
           <w:rFonts w:ascii="Arial" w:cs="Arial" w:eastAsia="Arial" w:hAnsi="Arial"/>
         </w:rPr>
-        <w:t xml:space="preserve">4.1 KPI Cards</w:t>
+        <w:t xml:space="preserve">4.1 Upload Data (Default Tab)</w:t>
+      </w:r>
+    </w:p>
+    <w:p>
+      <w:pPr>
+        <w:spacing w:after="120"/>
+      </w:pPr>
+      <w:r>
+        <w:rPr>
+          <w:rFonts w:ascii="Arial" w:cs="Arial" w:eastAsia="Arial" w:hAnsi="Arial"/>
+          <w:sz w:val="22"/>
+          <w:szCs w:val="22"/>
+        </w:rPr>
+        <w:t xml:space="preserve">The Upload Data tab is the entry point. Upload a CSV or Excel file with your JIRA stories. The AI will classify each story against the WAF framework and flag mismatches with existing tags. After review, save the verified data to the database.</w:t>
+      </w:r>
+    </w:p>
+    <w:p>
+      <w:pPr>
+        <w:pStyle w:val="Heading2"/>
+      </w:pPr>
+      <w:r>
+        <w:rPr>
+          <w:rFonts w:ascii="Arial" w:cs="Arial" w:eastAsia="Arial" w:hAnsi="Arial"/>
+        </w:rPr>
+        <w:t xml:space="preserve">4.2 Summary Tab</w:t>
+      </w:r>
+    </w:p>
+    <w:p>
+      <w:pPr>
+        <w:spacing w:after="120"/>
+      </w:pPr>
+      <w:r>
+        <w:rPr>
+          <w:rFonts w:ascii="Arial" w:cs="Arial" w:eastAsia="Arial" w:hAnsi="Arial"/>
+          <w:sz w:val="22"/>
+          <w:szCs w:val="22"/>
+        </w:rPr>
+        <w:t xml:space="preserve">After uploading and saving data, the Summary tab shows KPI cards (total classifications, approval rate, mismatches, ground truth count) and distribution charts:</w:t>
       </w:r>
     </w:p>
     <w:p>
@@ -1211,7 +1082,7 @@
           <w:sz w:val="22"/>
           <w:szCs w:val="22"/>
         </w:rPr>
-        <w:t xml:space="preserve">Total Classifications: count of all stories classified</w:t>
+        <w:t xml:space="preserve">Confidence Breakdown: doughnut chart showing High / Medium / Low confidence distribution</w:t>
       </w:r>
     </w:p>
     <w:p>
@@ -1228,7 +1099,7 @@
           <w:sz w:val="22"/>
           <w:szCs w:val="22"/>
         </w:rPr>
-        <w:t xml:space="preserve">Approved to Ground Truth: how many have been approved, with approval rate percentage</w:t>
+        <w:t xml:space="preserve">Run vs Change: doughnut chart showing the balance between operational and change work</w:t>
       </w:r>
     </w:p>
     <w:p>
@@ -1245,7 +1116,7 @@
           <w:sz w:val="22"/>
           <w:szCs w:val="22"/>
         </w:rPr>
-        <w:t xml:space="preserve">Mismatches Detected: stories where the AI flagged an incorrect existing tag</w:t>
+        <w:t xml:space="preserve">WAF Color Distribution: doughnut chart with actual WAF color coding</w:t>
       </w:r>
     </w:p>
     <w:p>
@@ -1262,7 +1133,7 @@
           <w:sz w:val="22"/>
           <w:szCs w:val="22"/>
         </w:rPr>
-        <w:t xml:space="preserve">Ground Truth Examples: total calibration data points available</w:t>
+        <w:t xml:space="preserve">Classification Activity (Daily): trend line chart showing classification volume over time</w:t>
       </w:r>
     </w:p>
     <w:p>
@@ -1273,7 +1144,68 @@
         <w:rPr>
           <w:rFonts w:ascii="Arial" w:cs="Arial" w:eastAsia="Arial" w:hAnsi="Arial"/>
         </w:rPr>
-        <w:t xml:space="preserve">4.2 Charts</w:t>
+        <w:t xml:space="preserve">4.3 Sprint Trends, Monthly Rollups, and Timeline</w:t>
+      </w:r>
+    </w:p>
+    <w:p>
+      <w:pPr>
+        <w:spacing w:after="120"/>
+      </w:pPr>
+      <w:r>
+        <w:rPr>
+          <w:rFonts w:ascii="Arial" w:cs="Arial" w:eastAsia="Arial" w:hAnsi="Arial"/>
+          <w:sz w:val="22"/>
+          <w:szCs w:val="22"/>
+        </w:rPr>
+        <w:t xml:space="preserve">The remaining tabs provide deeper analysis: Sprint Trends shows 2-week sprint windows with delta indicators, Monthly Rollups shows period-over-period comparisons with exportable charts, and Timeline provides a fully filterable, paginated view of every classification with CSV and Excel export.</w:t>
+      </w:r>
+    </w:p>
+    <w:p>
+      <w:pPr>
+        <w:pStyle w:val="Heading1"/>
+      </w:pPr>
+      <w:r>
+        <w:rPr>
+          <w:rFonts w:ascii="Arial" w:cs="Arial" w:eastAsia="Arial" w:hAnsi="Arial"/>
+        </w:rPr>
+        <w:t xml:space="preserve">5. Working with Analytics</w:t>
+      </w:r>
+    </w:p>
+    <w:p>
+      <w:pPr>
+        <w:spacing w:after="120"/>
+      </w:pPr>
+      <w:r>
+        <w:rPr>
+          <w:rFonts w:ascii="Arial" w:cs="Arial" w:eastAsia="Arial" w:hAnsi="Arial"/>
+          <w:sz w:val="22"/>
+          <w:szCs w:val="22"/>
+        </w:rPr>
+        <w:t xml:space="preserve">Here are detailed instructions for each Analytics tab beyond Upload Data and Summary.</w:t>
+      </w:r>
+    </w:p>
+    <w:p>
+      <w:pPr>
+        <w:pStyle w:val="Heading2"/>
+      </w:pPr>
+      <w:r>
+        <w:rPr>
+          <w:rFonts w:ascii="Arial" w:cs="Arial" w:eastAsia="Arial" w:hAnsi="Arial"/>
+        </w:rPr>
+        <w:t xml:space="preserve">5.1 Sprint Trends</w:t>
+      </w:r>
+    </w:p>
+    <w:p>
+      <w:pPr>
+        <w:spacing w:after="120"/>
+      </w:pPr>
+      <w:r>
+        <w:rPr>
+          <w:rFonts w:ascii="Arial" w:cs="Arial" w:eastAsia="Arial" w:hAnsi="Arial"/>
+          <w:sz w:val="22"/>
+          <w:szCs w:val="22"/>
+        </w:rPr>
+        <w:t xml:space="preserve">Shows classification data organized into 2-week sprint windows, aligned to Mondays starting from your earliest classification. Use the sprint pills at the top to navigate between sprints.</w:t>
       </w:r>
     </w:p>
     <w:p>
@@ -1290,7 +1222,7 @@
           <w:sz w:val="22"/>
           <w:szCs w:val="22"/>
         </w:rPr>
-        <w:t xml:space="preserve">WAF Category Distribution: horizontal bar chart showing how work is distributed across the 8 WAF categories</w:t>
+        <w:t xml:space="preserve">KPI cards show totals for the selected sprint with delta indicators (green up arrow or red down arrow) comparing to the previous sprint</w:t>
       </w:r>
     </w:p>
     <w:p>
@@ -1307,7 +1239,7 @@
           <w:sz w:val="22"/>
           <w:szCs w:val="22"/>
         </w:rPr>
-        <w:t xml:space="preserve">Confidence Breakdown: doughnut chart showing High / Medium / Low confidence distribution</w:t>
+        <w:t xml:space="preserve">Volume chart shows total classifications per sprint</w:t>
       </w:r>
     </w:p>
     <w:p>
@@ -1324,7 +1256,7 @@
           <w:sz w:val="22"/>
           <w:szCs w:val="22"/>
         </w:rPr>
-        <w:t xml:space="preserve">Run vs Change: doughnut chart showing the balance between operational and change work</w:t>
+        <w:t xml:space="preserve">Mismatch chart tracks mismatch counts over sprints</w:t>
       </w:r>
     </w:p>
     <w:p>
@@ -1341,7 +1273,31 @@
           <w:sz w:val="22"/>
           <w:szCs w:val="22"/>
         </w:rPr>
-        <w:t xml:space="preserve">WAF Color Distribution: doughnut chart with actual WAF color coding</w:t>
+        <w:t xml:space="preserve">Category and Run/Change charts show distribution for the selected sprint</w:t>
+      </w:r>
+    </w:p>
+    <w:p>
+      <w:pPr>
+        <w:pStyle w:val="Heading2"/>
+      </w:pPr>
+      <w:r>
+        <w:rPr>
+          <w:rFonts w:ascii="Arial" w:cs="Arial" w:eastAsia="Arial" w:hAnsi="Arial"/>
+        </w:rPr>
+        <w:t xml:space="preserve">5.2 Monthly Rollups</w:t>
+      </w:r>
+    </w:p>
+    <w:p>
+      <w:pPr>
+        <w:spacing w:after="120"/>
+      </w:pPr>
+      <w:r>
+        <w:rPr>
+          <w:rFonts w:ascii="Arial" w:cs="Arial" w:eastAsia="Arial" w:hAnsi="Arial"/>
+          <w:sz w:val="22"/>
+          <w:szCs w:val="22"/>
+        </w:rPr>
+        <w:t xml:space="preserve">Provides month-over-month analysis with two views:</w:t>
       </w:r>
     </w:p>
     <w:p>
@@ -1358,7 +1314,37 @@
           <w:sz w:val="22"/>
           <w:szCs w:val="22"/>
         </w:rPr>
-        <w:t xml:space="preserve">Classification Activity (Daily): trend line chart showing classification volume over time</w:t>
+        <w:t xml:space="preserve">Overview chart: dual-axis with volume bars and mismatch trend line across all months</w:t>
+      </w:r>
+    </w:p>
+    <w:p>
+      <w:pPr>
+        <w:pStyle w:val="ListParagraph"/>
+        <w:numPr>
+          <w:ilvl w:val="0"/>
+          <w:numId w:val="2"/>
+        </w:numPr>
+      </w:pPr>
+      <w:r>
+        <w:rPr>
+          <w:rFonts w:ascii="Arial" w:cs="Arial" w:eastAsia="Arial" w:hAnsi="Arial"/>
+          <w:sz w:val="22"/>
+          <w:szCs w:val="22"/>
+        </w:rPr>
+        <w:t xml:space="preserve">Expandable month cards: click any month to see its category distribution bar chart, story count, mismatch count, and comparison to the previous month</w:t>
+      </w:r>
+    </w:p>
+    <w:p>
+      <w:pPr>
+        <w:spacing w:after="120"/>
+      </w:pPr>
+      <w:r>
+        <w:rPr>
+          <w:rFonts w:ascii="Arial" w:cs="Arial" w:eastAsia="Arial" w:hAnsi="Arial"/>
+          <w:sz w:val="22"/>
+          <w:szCs w:val="22"/>
+        </w:rPr>
+        <w:t xml:space="preserve">Use the Export CSV and Export Excel buttons to download the data.</w:t>
       </w:r>
     </w:p>
     <w:p>
@@ -1369,7 +1355,7 @@
         <w:rPr>
           <w:rFonts w:ascii="Arial" w:cs="Arial" w:eastAsia="Arial" w:hAnsi="Arial"/>
         </w:rPr>
-        <w:t xml:space="preserve">4.3 Recent Classifications Table</w:t>
+        <w:t xml:space="preserve">5.3 Timeline</w:t>
       </w:r>
     </w:p>
     <w:p>
@@ -1382,18 +1368,109 @@
           <w:sz w:val="22"/>
           <w:szCs w:val="22"/>
         </w:rPr>
-        <w:t xml:space="preserve">A table showing the most recent classifications with timestamp, story title, category, color, confidence badge, and status (Approved or Mismatch).</w:t>
-      </w:r>
-    </w:p>
-    <w:p>
-      <w:pPr>
-        <w:pStyle w:val="Heading1"/>
-      </w:pPr>
-      <w:r>
-        <w:rPr>
-          <w:rFonts w:ascii="Arial" w:cs="Arial" w:eastAsia="Arial" w:hAnsi="Arial"/>
-        </w:rPr>
-        <w:t xml:space="preserve">5. Historical View</w:t>
+        <w:t xml:space="preserve">A fully filterable, paginated view of every classification. Use the filter bar to narrow results by:</w:t>
+      </w:r>
+    </w:p>
+    <w:p>
+      <w:pPr>
+        <w:pStyle w:val="ListParagraph"/>
+        <w:numPr>
+          <w:ilvl w:val="0"/>
+          <w:numId w:val="2"/>
+        </w:numPr>
+      </w:pPr>
+      <w:r>
+        <w:rPr>
+          <w:rFonts w:ascii="Arial" w:cs="Arial" w:eastAsia="Arial" w:hAnsi="Arial"/>
+          <w:sz w:val="22"/>
+          <w:szCs w:val="22"/>
+        </w:rPr>
+        <w:t xml:space="preserve">Date range (from/to date pickers)</w:t>
+      </w:r>
+    </w:p>
+    <w:p>
+      <w:pPr>
+        <w:pStyle w:val="ListParagraph"/>
+        <w:numPr>
+          <w:ilvl w:val="0"/>
+          <w:numId w:val="2"/>
+        </w:numPr>
+      </w:pPr>
+      <w:r>
+        <w:rPr>
+          <w:rFonts w:ascii="Arial" w:cs="Arial" w:eastAsia="Arial" w:hAnsi="Arial"/>
+          <w:sz w:val="22"/>
+          <w:szCs w:val="22"/>
+        </w:rPr>
+        <w:t xml:space="preserve">WAF Category (dropdown)</w:t>
+      </w:r>
+    </w:p>
+    <w:p>
+      <w:pPr>
+        <w:pStyle w:val="ListParagraph"/>
+        <w:numPr>
+          <w:ilvl w:val="0"/>
+          <w:numId w:val="2"/>
+        </w:numPr>
+      </w:pPr>
+      <w:r>
+        <w:rPr>
+          <w:rFonts w:ascii="Arial" w:cs="Arial" w:eastAsia="Arial" w:hAnsi="Arial"/>
+          <w:sz w:val="22"/>
+          <w:szCs w:val="22"/>
+        </w:rPr>
+        <w:t xml:space="preserve">WAF Color (dropdown)</w:t>
+      </w:r>
+    </w:p>
+    <w:p>
+      <w:pPr>
+        <w:pStyle w:val="ListParagraph"/>
+        <w:numPr>
+          <w:ilvl w:val="0"/>
+          <w:numId w:val="2"/>
+        </w:numPr>
+      </w:pPr>
+      <w:r>
+        <w:rPr>
+          <w:rFonts w:ascii="Arial" w:cs="Arial" w:eastAsia="Arial" w:hAnsi="Arial"/>
+          <w:sz w:val="22"/>
+          <w:szCs w:val="22"/>
+        </w:rPr>
+        <w:t xml:space="preserve">Team (text filter)</w:t>
+      </w:r>
+    </w:p>
+    <w:p>
+      <w:pPr>
+        <w:pStyle w:val="ListParagraph"/>
+        <w:numPr>
+          <w:ilvl w:val="0"/>
+          <w:numId w:val="2"/>
+        </w:numPr>
+      </w:pPr>
+      <w:r>
+        <w:rPr>
+          <w:rFonts w:ascii="Arial" w:cs="Arial" w:eastAsia="Arial" w:hAnsi="Arial"/>
+          <w:sz w:val="22"/>
+          <w:szCs w:val="22"/>
+        </w:rPr>
+        <w:t xml:space="preserve">Confidence level (High/Medium/Low)</w:t>
+      </w:r>
+    </w:p>
+    <w:p>
+      <w:pPr>
+        <w:pStyle w:val="ListParagraph"/>
+        <w:numPr>
+          <w:ilvl w:val="0"/>
+          <w:numId w:val="2"/>
+        </w:numPr>
+      </w:pPr>
+      <w:r>
+        <w:rPr>
+          <w:rFonts w:ascii="Arial" w:cs="Arial" w:eastAsia="Arial" w:hAnsi="Arial"/>
+          <w:sz w:val="22"/>
+          <w:szCs w:val="22"/>
+        </w:rPr>
+        <w:t xml:space="preserve">Mismatch-only toggle</w:t>
       </w:r>
     </w:p>
     <w:p>
@@ -1406,7 +1483,7 @@
           <w:sz w:val="22"/>
           <w:szCs w:val="22"/>
         </w:rPr>
-        <w:t xml:space="preserve">The historical view page has four tabs for different analytical perspectives. Access it from the home page or the Historical View nav link.</w:t>
+        <w:t xml:space="preserve">Results appear in a paginated table. Use Export CSV or Export Excel to download filtered results. The Excel export includes three sheets: Summary, Monthly Rollups, and Raw Data with conditional formatting (green for approved, red for mismatches).</w:t>
       </w:r>
     </w:p>
     <w:p>
@@ -1417,7 +1494,7 @@
         <w:rPr>
           <w:rFonts w:ascii="Arial" w:cs="Arial" w:eastAsia="Arial" w:hAnsi="Arial"/>
         </w:rPr>
-        <w:t xml:space="preserve">5.1 Sprint Trends</w:t>
+        <w:t xml:space="preserve">5.4 Upload Data (Detailed)</w:t>
       </w:r>
     </w:p>
     <w:p>
@@ -1430,309 +1507,7 @@
           <w:sz w:val="22"/>
           <w:szCs w:val="22"/>
         </w:rPr>
-        <w:t xml:space="preserve">Shows classification data organized into 2-week sprint windows, aligned to Mondays starting from your earliest classification. Use the sprint pills at the top to navigate between sprints.</w:t>
-      </w:r>
-    </w:p>
-    <w:p>
-      <w:pPr>
-        <w:pStyle w:val="ListParagraph"/>
-        <w:numPr>
-          <w:ilvl w:val="0"/>
-          <w:numId w:val="2"/>
-        </w:numPr>
-      </w:pPr>
-      <w:r>
-        <w:rPr>
-          <w:rFonts w:ascii="Arial" w:cs="Arial" w:eastAsia="Arial" w:hAnsi="Arial"/>
-          <w:sz w:val="22"/>
-          <w:szCs w:val="22"/>
-        </w:rPr>
-        <w:t xml:space="preserve">KPI cards show totals for the selected sprint with delta indicators (green up arrow or red down arrow) comparing to the previous sprint</w:t>
-      </w:r>
-    </w:p>
-    <w:p>
-      <w:pPr>
-        <w:pStyle w:val="ListParagraph"/>
-        <w:numPr>
-          <w:ilvl w:val="0"/>
-          <w:numId w:val="2"/>
-        </w:numPr>
-      </w:pPr>
-      <w:r>
-        <w:rPr>
-          <w:rFonts w:ascii="Arial" w:cs="Arial" w:eastAsia="Arial" w:hAnsi="Arial"/>
-          <w:sz w:val="22"/>
-          <w:szCs w:val="22"/>
-        </w:rPr>
-        <w:t xml:space="preserve">Volume chart shows total classifications per sprint</w:t>
-      </w:r>
-    </w:p>
-    <w:p>
-      <w:pPr>
-        <w:pStyle w:val="ListParagraph"/>
-        <w:numPr>
-          <w:ilvl w:val="0"/>
-          <w:numId w:val="2"/>
-        </w:numPr>
-      </w:pPr>
-      <w:r>
-        <w:rPr>
-          <w:rFonts w:ascii="Arial" w:cs="Arial" w:eastAsia="Arial" w:hAnsi="Arial"/>
-          <w:sz w:val="22"/>
-          <w:szCs w:val="22"/>
-        </w:rPr>
-        <w:t xml:space="preserve">Mismatch chart tracks mismatch counts over sprints</w:t>
-      </w:r>
-    </w:p>
-    <w:p>
-      <w:pPr>
-        <w:pStyle w:val="ListParagraph"/>
-        <w:numPr>
-          <w:ilvl w:val="0"/>
-          <w:numId w:val="2"/>
-        </w:numPr>
-      </w:pPr>
-      <w:r>
-        <w:rPr>
-          <w:rFonts w:ascii="Arial" w:cs="Arial" w:eastAsia="Arial" w:hAnsi="Arial"/>
-          <w:sz w:val="22"/>
-          <w:szCs w:val="22"/>
-        </w:rPr>
-        <w:t xml:space="preserve">Category and Run/Change charts show distribution for the selected sprint</w:t>
-      </w:r>
-    </w:p>
-    <w:p>
-      <w:pPr>
-        <w:pStyle w:val="Heading2"/>
-      </w:pPr>
-      <w:r>
-        <w:rPr>
-          <w:rFonts w:ascii="Arial" w:cs="Arial" w:eastAsia="Arial" w:hAnsi="Arial"/>
-        </w:rPr>
-        <w:t xml:space="preserve">5.2 Monthly Rollups</w:t>
-      </w:r>
-    </w:p>
-    <w:p>
-      <w:pPr>
-        <w:spacing w:after="120"/>
-      </w:pPr>
-      <w:r>
-        <w:rPr>
-          <w:rFonts w:ascii="Arial" w:cs="Arial" w:eastAsia="Arial" w:hAnsi="Arial"/>
-          <w:sz w:val="22"/>
-          <w:szCs w:val="22"/>
-        </w:rPr>
-        <w:t xml:space="preserve">Provides month-over-month analysis with two views:</w:t>
-      </w:r>
-    </w:p>
-    <w:p>
-      <w:pPr>
-        <w:pStyle w:val="ListParagraph"/>
-        <w:numPr>
-          <w:ilvl w:val="0"/>
-          <w:numId w:val="2"/>
-        </w:numPr>
-      </w:pPr>
-      <w:r>
-        <w:rPr>
-          <w:rFonts w:ascii="Arial" w:cs="Arial" w:eastAsia="Arial" w:hAnsi="Arial"/>
-          <w:sz w:val="22"/>
-          <w:szCs w:val="22"/>
-        </w:rPr>
-        <w:t xml:space="preserve">Overview chart: dual-axis with volume bars and mismatch trend line across all months</w:t>
-      </w:r>
-    </w:p>
-    <w:p>
-      <w:pPr>
-        <w:pStyle w:val="ListParagraph"/>
-        <w:numPr>
-          <w:ilvl w:val="0"/>
-          <w:numId w:val="2"/>
-        </w:numPr>
-      </w:pPr>
-      <w:r>
-        <w:rPr>
-          <w:rFonts w:ascii="Arial" w:cs="Arial" w:eastAsia="Arial" w:hAnsi="Arial"/>
-          <w:sz w:val="22"/>
-          <w:szCs w:val="22"/>
-        </w:rPr>
-        <w:t xml:space="preserve">Expandable month cards: click any month to see its category distribution bar chart, story count, mismatch count, and comparison to the previous month</w:t>
-      </w:r>
-    </w:p>
-    <w:p>
-      <w:pPr>
-        <w:spacing w:after="120"/>
-      </w:pPr>
-      <w:r>
-        <w:rPr>
-          <w:rFonts w:ascii="Arial" w:cs="Arial" w:eastAsia="Arial" w:hAnsi="Arial"/>
-          <w:sz w:val="22"/>
-          <w:szCs w:val="22"/>
-        </w:rPr>
-        <w:t xml:space="preserve">Use the Export CSV and Export Excel buttons to download the data.</w:t>
-      </w:r>
-    </w:p>
-    <w:p>
-      <w:pPr>
-        <w:pStyle w:val="Heading2"/>
-      </w:pPr>
-      <w:r>
-        <w:rPr>
-          <w:rFonts w:ascii="Arial" w:cs="Arial" w:eastAsia="Arial" w:hAnsi="Arial"/>
-        </w:rPr>
-        <w:t xml:space="preserve">5.3 Timeline</w:t>
-      </w:r>
-    </w:p>
-    <w:p>
-      <w:pPr>
-        <w:spacing w:after="120"/>
-      </w:pPr>
-      <w:r>
-        <w:rPr>
-          <w:rFonts w:ascii="Arial" w:cs="Arial" w:eastAsia="Arial" w:hAnsi="Arial"/>
-          <w:sz w:val="22"/>
-          <w:szCs w:val="22"/>
-        </w:rPr>
-        <w:t xml:space="preserve">A fully filterable, paginated view of every classification. Use the filter bar to narrow results by:</w:t>
-      </w:r>
-    </w:p>
-    <w:p>
-      <w:pPr>
-        <w:pStyle w:val="ListParagraph"/>
-        <w:numPr>
-          <w:ilvl w:val="0"/>
-          <w:numId w:val="2"/>
-        </w:numPr>
-      </w:pPr>
-      <w:r>
-        <w:rPr>
-          <w:rFonts w:ascii="Arial" w:cs="Arial" w:eastAsia="Arial" w:hAnsi="Arial"/>
-          <w:sz w:val="22"/>
-          <w:szCs w:val="22"/>
-        </w:rPr>
-        <w:t xml:space="preserve">Date range (from/to date pickers)</w:t>
-      </w:r>
-    </w:p>
-    <w:p>
-      <w:pPr>
-        <w:pStyle w:val="ListParagraph"/>
-        <w:numPr>
-          <w:ilvl w:val="0"/>
-          <w:numId w:val="2"/>
-        </w:numPr>
-      </w:pPr>
-      <w:r>
-        <w:rPr>
-          <w:rFonts w:ascii="Arial" w:cs="Arial" w:eastAsia="Arial" w:hAnsi="Arial"/>
-          <w:sz w:val="22"/>
-          <w:szCs w:val="22"/>
-        </w:rPr>
-        <w:t xml:space="preserve">WAF Category (dropdown)</w:t>
-      </w:r>
-    </w:p>
-    <w:p>
-      <w:pPr>
-        <w:pStyle w:val="ListParagraph"/>
-        <w:numPr>
-          <w:ilvl w:val="0"/>
-          <w:numId w:val="2"/>
-        </w:numPr>
-      </w:pPr>
-      <w:r>
-        <w:rPr>
-          <w:rFonts w:ascii="Arial" w:cs="Arial" w:eastAsia="Arial" w:hAnsi="Arial"/>
-          <w:sz w:val="22"/>
-          <w:szCs w:val="22"/>
-        </w:rPr>
-        <w:t xml:space="preserve">WAF Color (dropdown)</w:t>
-      </w:r>
-    </w:p>
-    <w:p>
-      <w:pPr>
-        <w:pStyle w:val="ListParagraph"/>
-        <w:numPr>
-          <w:ilvl w:val="0"/>
-          <w:numId w:val="2"/>
-        </w:numPr>
-      </w:pPr>
-      <w:r>
-        <w:rPr>
-          <w:rFonts w:ascii="Arial" w:cs="Arial" w:eastAsia="Arial" w:hAnsi="Arial"/>
-          <w:sz w:val="22"/>
-          <w:szCs w:val="22"/>
-        </w:rPr>
-        <w:t xml:space="preserve">Team (text filter)</w:t>
-      </w:r>
-    </w:p>
-    <w:p>
-      <w:pPr>
-        <w:pStyle w:val="ListParagraph"/>
-        <w:numPr>
-          <w:ilvl w:val="0"/>
-          <w:numId w:val="2"/>
-        </w:numPr>
-      </w:pPr>
-      <w:r>
-        <w:rPr>
-          <w:rFonts w:ascii="Arial" w:cs="Arial" w:eastAsia="Arial" w:hAnsi="Arial"/>
-          <w:sz w:val="22"/>
-          <w:szCs w:val="22"/>
-        </w:rPr>
-        <w:t xml:space="preserve">Confidence level (High/Medium/Low)</w:t>
-      </w:r>
-    </w:p>
-    <w:p>
-      <w:pPr>
-        <w:pStyle w:val="ListParagraph"/>
-        <w:numPr>
-          <w:ilvl w:val="0"/>
-          <w:numId w:val="2"/>
-        </w:numPr>
-      </w:pPr>
-      <w:r>
-        <w:rPr>
-          <w:rFonts w:ascii="Arial" w:cs="Arial" w:eastAsia="Arial" w:hAnsi="Arial"/>
-          <w:sz w:val="22"/>
-          <w:szCs w:val="22"/>
-        </w:rPr>
-        <w:t xml:space="preserve">Mismatch-only toggle</w:t>
-      </w:r>
-    </w:p>
-    <w:p>
-      <w:pPr>
-        <w:spacing w:after="120"/>
-      </w:pPr>
-      <w:r>
-        <w:rPr>
-          <w:rFonts w:ascii="Arial" w:cs="Arial" w:eastAsia="Arial" w:hAnsi="Arial"/>
-          <w:sz w:val="22"/>
-          <w:szCs w:val="22"/>
-        </w:rPr>
-        <w:t xml:space="preserve">Results appear in a paginated table. Use Export CSV or Export Excel to download filtered results. The Excel export includes three sheets: Summary, Monthly Rollups, and Raw Data with conditional formatting (green for approved, red for mismatches).</w:t>
-      </w:r>
-    </w:p>
-    <w:p>
-      <w:pPr>
-        <w:pStyle w:val="Heading2"/>
-      </w:pPr>
-      <w:r>
-        <w:rPr>
-          <w:rFonts w:ascii="Arial" w:cs="Arial" w:eastAsia="Arial" w:hAnsi="Arial"/>
-        </w:rPr>
-        <w:t xml:space="preserve">5.4 Verify and Import</w:t>
-      </w:r>
-    </w:p>
-    <w:p>
-      <w:pPr>
-        <w:spacing w:after="120"/>
-      </w:pPr>
-      <w:r>
-        <w:rPr>
-          <w:rFonts w:ascii="Arial" w:cs="Arial" w:eastAsia="Arial" w:hAnsi="Arial"/>
-          <w:sz w:val="22"/>
-          <w:szCs w:val="22"/>
-        </w:rPr>
-        <w:t xml:space="preserve">This is a two-step workflow for bulk-verifying existing JIRA data:</w:t>
+        <w:t xml:space="preserve">The Upload Data tab is a two-step workflow for verifying JIRA data against the WAF framework:</w:t>
       </w:r>
     </w:p>
     <w:p>
@@ -2796,7 +2571,7 @@
           <w:sz w:val="22"/>
           <w:szCs w:val="22"/>
         </w:rPr>
-        <w:t xml:space="preserve">Check the dashboard weekly: PMOs should monitor classification trends and mismatch rates</w:t>
+        <w:t xml:space="preserve">Review insights after each upload: check the Summary tab for mismatch rates and trends</w:t>
       </w:r>
     </w:p>
     <w:p>
@@ -2813,7 +2588,7 @@
           <w:sz w:val="22"/>
           <w:szCs w:val="22"/>
         </w:rPr>
-        <w:t xml:space="preserve">Use Verify and Import quarterly: upload JIRA exports to catch misclassifications across the portfolio</w:t>
+        <w:t xml:space="preserve">Use Analytics quarterly: upload JIRA exports to verify classifications across the portfolio</w:t>
       </w:r>
     </w:p>
     <w:p>
@@ -3116,7 +2891,7 @@
                 <w:sz w:val="20"/>
                 <w:szCs w:val="20"/>
               </w:rPr>
-              <w:t xml:space="preserve">Dashboard shows no data</w:t>
+              <w:t xml:space="preserve">Summary tab shows no data</w:t>
             </w:r>
           </w:p>
         </w:tc>
@@ -3143,7 +2918,7 @@
                 <w:sz w:val="20"/>
                 <w:szCs w:val="20"/>
               </w:rPr>
-              <w:t xml:space="preserve">Classify at least one story first; the dashboard populates from history</w:t>
+              <w:t xml:space="preserve">Upload and verify JIRA data first via the Upload Data tab</w:t>
             </w:r>
           </w:p>
         </w:tc>
@@ -4336,7 +4111,7 @@
         <w:sz w:val="16"/>
         <w:szCs w:val="16"/>
       </w:rPr>
-      <w:t xml:space="preserve">WAF Classifier User Guide v2.0</w:t>
+      <w:t xml:space="preserve">WAF Classifier User Guide v2.1</w:t>
     </w:r>
   </w:p>
 </w:hdr>

--- a/docs/User_Guide.docx
+++ b/docs/User_Guide.docx
@@ -7597,6 +7597,179 @@
         </w:tc>
       </w:tr>
     </w:tbl>
+    <w:p>
+      <w:r>
+        <w:br w:type="page"/>
+      </w:r>
+    </w:p>
+    <w:p>
+      <w:r>
+        <w:rPr>
+          <w:b/>
+          <w:sz w:val="36"/>
+        </w:rPr>
+        <w:t>11. What's New in v3.7 (May 2026)</w:t>
+      </w:r>
+    </w:p>
+    <w:p>
+      <w:r>
+        <w:t>v3.7 brings a significant expansion of the platform: the Story Quality feature has been fully rewritten against a real, in-repo playbook; Domain Extensions let each line of business layer their own DoR criteria; the Merge feature has matured; classification disputes can now be filed from any analytics view; and a new Admin → Usage Analytics dashboard tracks feature use and AI token spend.</w:t>
+      </w:r>
+    </w:p>
+    <w:p>
+      <w:r>
+        <w:rPr>
+          <w:b/>
+          <w:sz w:val="28"/>
+        </w:rPr>
+        <w:t>11.1 Story Excellence Playbook v2 — adopted</w:t>
+      </w:r>
+    </w:p>
+    <w:p>
+      <w:r>
+        <w:t>The Definition of Ready rubric used by Story Quality scoring is now sourced from the actual Story Excellence Playbook v2, stored at docs/playbook/story-excellence-v2.docx (canonical) and docs/playbook/story-excellence-v2.md (extracted text). Earlier versions shipped with a fictional attribution that has been removed. All scoring now traces back to a verifiable source document.</w:t>
+      </w:r>
+    </w:p>
+    <w:p>
+      <w:r>
+        <w:rPr>
+          <w:b/>
+          <w:sz w:val="28"/>
+        </w:rPr>
+        <w:t>11.2 Composite rubrics: base + optional domain extension</w:t>
+      </w:r>
+    </w:p>
+    <w:p>
+      <w:r>
+        <w:t>Story Quality scoring is no longer one-size-fits-all. Each scoring run now combines: (1) a universal Base rubric for the level — Story, Feature, Epic, or Defect; and (2) an optional Domain Extension that adds line-of-business-specific criteria. Five domains are seeded: Data &amp; Reporting (real content), Capital Markets, SF Origination, MF Servicing, and Risk &amp; Compliance (each with starter content marked clearly so domain stewards know to customize before relying on scores in production).</w:t>
+      </w:r>
+    </w:p>
+    <w:p>
+      <w:r>
+        <w:rPr>
+          <w:b/>
+          <w:sz w:val="28"/>
+        </w:rPr>
+        <w:t>11.3 'What good looks like' — inline examples on failure</w:t>
+      </w:r>
+    </w:p>
+    <w:p>
+      <w:r>
+        <w:t>When a criterion fails on a story's expanded row, the rubric's good_example surfaces inline as a green-bordered callout next to the prescriptive fix. The 'Suggest Rewrite' button is now framed as 'What good looks like for this story' — clicking it generates an AI rewrite addressing every failed criterion. Rewrites are cached per (story, rubric) so re-clicks are free.</w:t>
+      </w:r>
+    </w:p>
+    <w:p>
+      <w:r>
+        <w:rPr>
+          <w:b/>
+          <w:sz w:val="28"/>
+        </w:rPr>
+        <w:t>11.4 Domain Editor (new page: /quality-domains)</w:t>
+      </w:r>
+    </w:p>
+    <w:p>
+      <w:r>
+        <w:t>Domain stewards can review and customize their team's DoR criteria in-app — no code changes, no JSON editing. The editor lives at Admin → Domain Editor and supports all four levels (Story / Feature / Epic / Defect). Each save backs up the previous version; a Reset button restores from backup. New domains can be created on the fly.</w:t>
+      </w:r>
+    </w:p>
+    <w:p>
+      <w:r>
+        <w:rPr>
+          <w:b/>
+          <w:sz w:val="28"/>
+        </w:rPr>
+        <w:t>11.5 Strictness mode per rubric</w:t>
+      </w:r>
+    </w:p>
+    <w:p>
+      <w:r>
+        <w:t>Each rubric carries a scoring_mode field (lenient / balanced / strict) that branches the AI prompt instruction. Default is balanced — pass if the criterion is clearly met or unambiguously inferable; fail if you'd have to assume.</w:t>
+      </w:r>
+    </w:p>
+    <w:p>
+      <w:r>
+        <w:rPr>
+          <w:b/>
+          <w:sz w:val="28"/>
+        </w:rPr>
+        <w:t>11.6 Required-pass rule for 'Ready'</w:t>
+      </w:r>
+    </w:p>
+    <w:p>
+      <w:r>
+        <w:t>Each rubric defines its own thresholds with an all_required_pass option. A story scoring 86% with one required criterion failing is correctly labelled Needs Work, not Ready.</w:t>
+      </w:r>
+    </w:p>
+    <w:p>
+      <w:r>
+        <w:rPr>
+          <w:b/>
+          <w:sz w:val="28"/>
+        </w:rPr>
+        <w:t>11.7 Inline 'Flag classification' on Analytics views</w:t>
+      </w:r>
+    </w:p>
+    <w:p>
+      <w:r>
+        <w:t>Disputes can now be filed from anywhere a story detail panel appears: the Analytics story drill-down, the Teams view's per-team table, and the Epic Lineage drill-in. The same dispute API and triage workflow (/disputes) handles disputes from all three sources.</w:t>
+      </w:r>
+    </w:p>
+    <w:p>
+      <w:r>
+        <w:rPr>
+          <w:b/>
+          <w:sz w:val="28"/>
+        </w:rPr>
+        <w:t>11.8 File Merger — full overhaul</w:t>
+      </w:r>
+    </w:p>
+    <w:p>
+      <w:r>
+        <w:t>The merge tool (Admin → File Merger) joins Epic + Feature + Story files by name (not by ID). Per-file column mapping cards make the join deterministic. Five status cards at the top — Total, Complete, Orphans, Missing WAF, Missing R/C — are clickable filters. Orphan rows are always visible but excluded from AI analysis. Preview rows are fully clickable, opening a detail modal with every field plus a reject/restore action.</w:t>
+      </w:r>
+    </w:p>
+    <w:p>
+      <w:r>
+        <w:rPr>
+          <w:b/>
+          <w:sz w:val="28"/>
+        </w:rPr>
+        <w:t>11.9 Team of Teams — bugfix and drill-down UX</w:t>
+      </w:r>
+    </w:p>
+    <w:p>
+      <w:r>
+        <w:t>The Teams view's Team of Teams filter sometimes showed unrelated data because the column mapping fell back to legacy 'subcategory' keywords. Strict 'team of teams' / 'team_of_teams' match only now. The Teams view drills hierarchically: pick a Team of Teams first, then team pills filter to that ToT.</w:t>
+      </w:r>
+    </w:p>
+    <w:p>
+      <w:r>
+        <w:rPr>
+          <w:b/>
+          <w:sz w:val="28"/>
+        </w:rPr>
+        <w:t>11.10 Admin → Usage Analytics (new)</w:t>
+      </w:r>
+    </w:p>
+    <w:p>
+      <w:r>
+        <w:t>A new Admin page at /admin/usage tracks aggregate, anonymous feature use and AI token spend so the team can decide which features to keep and which to retire. KPIs include total requests, active features, unique sessions, errors, tokens in/out, and estimated AI cost. Two charts (feature use over time, daily AI cost) and two tables (most-used and retirement-candidate features). Window defaults to All time; 7/30/90-day options available. No row-level data is captured — just feature-level aggregates.</w:t>
+      </w:r>
+    </w:p>
+    <w:p>
+      <w:r>
+        <w:rPr>
+          <w:b/>
+          <w:sz w:val="28"/>
+        </w:rPr>
+        <w:t>11.11 Navigation — Tools renamed to Admin</w:t>
+      </w:r>
+    </w:p>
+    <w:p>
+      <w:r>
+        <w:t>The top-nav 'Tools' dropdown is now 'Admin' — File Merger, WAF Reference, Category Aliases, Domain Editor, and Usage Analytics live there. Settings stays separate (it's actual app configuration).</w:t>
+      </w:r>
+    </w:p>
     <w:sectPr>
       <w:headerReference w:type="default" r:id="rId7"/>
       <w:footerReference w:type="default" r:id="rId8"/>

--- a/docs/User_Guide.docx
+++ b/docs/User_Guide.docx
@@ -7768,6 +7768,30 @@
     <w:p>
       <w:r>
         <w:t>The top-nav 'Tools' dropdown is now 'Admin' — File Merger, WAF Reference, Category Aliases, Domain Editor, and Usage Analytics live there. Settings stays separate (it's actual app configuration).</w:t>
+      </w:r>
+    </w:p>
+    <w:p>
+      <w:r>
+        <w:rPr>
+          <w:b/>
+          <w:sz w:val="28"/>
+        </w:rPr>
+        <w:t>Companion playbook decks (added in v3.7)</w:t>
+      </w:r>
+    </w:p>
+    <w:p>
+      <w:r>
+        <w:t>Two slide-form companions to the Story Excellence Playbook v2 ship alongside the Word doc and Markdown extract:</w:t>
+      </w:r>
+    </w:p>
+    <w:p>
+      <w:r>
+        <w:t xml:space="preserve">  • docs/playbook/story-excellence-v2.pptx — 18-slide deck covering Epic / Feature / Story end-to-end: lifecycle, industry practices, quality checkpoints, templates, DoR/DoD, examples, traceability, team commitments, and a quick-reference card. Useful for stakeholder review and onboarding.</w:t>
+      </w:r>
+    </w:p>
+    <w:p>
+      <w:r>
+        <w:t xml:space="preserve">  • docs/playbook/story-excellence-mf-v1.pptx — 11-slide Multifamily / Data &amp; Reporting variant. Narrower scope (Story-level DoR/DoD only, 2-checkpoint flow) with reporting, pipeline, and analytics-spike examples drawn from MF use cases.</w:t>
       </w:r>
     </w:p>
     <w:sectPr>

--- a/docs/User_Guide.docx
+++ b/docs/User_Guide.docx
@@ -7792,6 +7792,218 @@
     <w:p>
       <w:r>
         <w:t xml:space="preserve">  • docs/playbook/story-excellence-mf-v1.pptx — 11-slide Multifamily / Data &amp; Reporting variant. Narrower scope (Story-level DoR/DoD only, 2-checkpoint flow) with reporting, pipeline, and analytics-spike examples drawn from MF use cases.</w:t>
+      </w:r>
+    </w:p>
+    <w:p>
+      <w:pPr>
+        <w:pStyle w:val="Heading1"/>
+      </w:pPr>
+      <w:r>
+        <w:t>12. Author — Draft Backlog Items (v3.8)</w:t>
+      </w:r>
+    </w:p>
+    <w:p>
+      <w:r>
+        <w:t>The Author surface (top-nav ✨ Author or /author) lets you draft a Story, Feature, Epic, or Defect from a one-line idea or a rough paste. It uses the same Definition of Ready rubric the Backlog Quality scorer uses, with the same per-criterion good_example calibration and the same reference exemplars from your domain.</w:t>
+      </w:r>
+    </w:p>
+    <w:p>
+      <w:pPr>
+        <w:pStyle w:val="Heading2"/>
+      </w:pPr>
+      <w:r>
+        <w:t>When to use Author</w:t>
+      </w:r>
+    </w:p>
+    <w:p>
+      <w:r>
+        <w:t>Use Author when you have an intent or a rough draft and want a structured DoR-passing version back. Examples:</w:t>
+      </w:r>
+    </w:p>
+    <w:p>
+      <w:r>
+        <w:t xml:space="preserve">  • A sponsor verbally described an epic and you need to capture it for the next portfolio review.</w:t>
+      </w:r>
+    </w:p>
+    <w:p>
+      <w:r>
+        <w:t xml:space="preserve">  • You wrote a one-line user story and want it expanded into INVEST-shaped form with acceptance criteria scaffolded.</w:t>
+      </w:r>
+    </w:p>
+    <w:p>
+      <w:r>
+        <w:t xml:space="preserve">  • You have a rough bug report and need it rewritten in Defect DoR form (steps, expected vs actual, severity, environment).</w:t>
+      </w:r>
+    </w:p>
+    <w:p>
+      <w:pPr>
+        <w:pStyle w:val="Heading2"/>
+      </w:pPr>
+      <w:r>
+        <w:t>Inputs</w:t>
+      </w:r>
+    </w:p>
+    <w:p>
+      <w:r>
+        <w:t xml:space="preserve">  • Level — Story / Feature / Epic / Defect. Drives which DoR rubric is loaded and what the textarea placeholder shows.</w:t>
+      </w:r>
+    </w:p>
+    <w:p>
+      <w:r>
+        <w:t xml:space="preserve">  • Domain (optional) — layers a domain extension on top of the base rubric. Capital Markets, Data &amp; Reporting, MF Servicing, SF Origination, Risk, or generic / base-only.</w:t>
+      </w:r>
+    </w:p>
+    <w:p>
+      <w:r>
+        <w:t xml:space="preserve">  • Output format — Structured (Markdown sections per criterion) or Narrative (one prose paragraph). Use Structured for refinement-grade artifacts; Narrative for portfolio-review briefs.</w:t>
+      </w:r>
+    </w:p>
+    <w:p>
+      <w:r>
+        <w:t xml:space="preserve">  • Your input — anything from a one-line intent to a full rough draft. The AI expands one-liners and polishes rough drafts.</w:t>
+      </w:r>
+    </w:p>
+    <w:p>
+      <w:r>
+        <w:t xml:space="preserve">  • Reference items (optional, collapsible) — paste 1-3 sibling items you want this draft to match in style. Used for THIS draft only — not saved.</w:t>
+      </w:r>
+    </w:p>
+    <w:p>
+      <w:pPr>
+        <w:pStyle w:val="Heading2"/>
+      </w:pPr>
+      <w:r>
+        <w:t>Saved exemplars indicator</w:t>
+      </w:r>
+    </w:p>
+    <w:p>
+      <w:r>
+        <w:t>The Reference items header shows how many saved exemplars are already feeding the AI for the current level + domain combo (e.g. "1 saved exemplar from base already feeding the AI"). Saved exemplars live in Domain Editor → Exemplars and apply to every scoring + rewrite + author call. The paste-box is for ad-hoc per-call references.</w:t>
+      </w:r>
+    </w:p>
+    <w:p>
+      <w:pPr>
+        <w:pStyle w:val="Heading2"/>
+      </w:pPr>
+      <w:r>
+        <w:t>Output</w:t>
+      </w:r>
+    </w:p>
+    <w:p>
+      <w:r>
+        <w:t>The Generated draft appears in the right panel with Copy and Regenerate buttons. [REQUIRED: ...] placeholders mark information the team must fill in — the AI does not invent specifics that aren't reasonably inferable from the input. The metadata line shows: rubric id, criterion count, saved exemplars used, plus "+ your pasted refs" when reference items were supplied.</w:t>
+      </w:r>
+    </w:p>
+    <w:p>
+      <w:pPr>
+        <w:pStyle w:val="Heading2"/>
+      </w:pPr>
+      <w:r>
+        <w:t>Workflow tip</w:t>
+      </w:r>
+    </w:p>
+    <w:p>
+      <w:r>
+        <w:t>Author → review → run through Backlog Quality scoring on the same rubric. The scorer should mark a clean Author output as Ready (or Needs Work only on placeholders the team has not yet filled in). This closes the loop: draft → score → refine → score again, all calibrated to the same rubric the team agreed to.</w:t>
+      </w:r>
+    </w:p>
+    <w:p>
+      <w:pPr>
+        <w:pStyle w:val="Heading1"/>
+      </w:pPr>
+      <w:r>
+        <w:t>13. v3.8 Notes — Calibration &amp; Polish</w:t>
+      </w:r>
+    </w:p>
+    <w:p>
+      <w:pPr>
+        <w:pStyle w:val="Heading2"/>
+      </w:pPr>
+      <w:r>
+        <w:t>13.1 Reference exemplars sent to the AI</w:t>
+      </w:r>
+    </w:p>
+    <w:p>
+      <w:r>
+        <w:t>Rubrics now carry an exemplars array — passing items from the organization that show what good actually looks like at the org's bar. Up to 3 are inlined as a REFERENCE EXEMPLARS block on every scoring, rewrite, and Author call (with name, content, and why_this_passes). Composite loader concatenates base.exemplars + extension.exemplars. Manage them in Domain Editor → Exemplars.</w:t>
+      </w:r>
+    </w:p>
+    <w:p>
+      <w:pPr>
+        <w:pStyle w:val="Heading2"/>
+      </w:pPr>
+      <w:r>
+        <w:t>13.2 Per-criterion good_example sent to AI</w:t>
+      </w:r>
+    </w:p>
+    <w:p>
+      <w:r>
+        <w:t>Previously good_example only showed in the UI on a failure card. Now it ships in the AI prompt for every criterion during scoring AND authoring. The AI sees per-criterion calibration, not just per-rubric.</w:t>
+      </w:r>
+    </w:p>
+    <w:p>
+      <w:pPr>
+        <w:pStyle w:val="Heading2"/>
+      </w:pPr>
+      <w:r>
+        <w:t>13.3 Aliases — lookup priority fix</w:t>
+      </w:r>
+    </w:p>
+    <w:p>
+      <w:r>
+        <w:t>Custom WAF aliases were silently being shadowed by the exact-name match. If a team had aliased "Reg Mandate" → "Regulatory Mandated Change" but a row arrived with the canonical name, the alias was bypassed. The category-normalization pipeline now runs alias lookup as step 1, before any exact / fuzzy match — user-defined mappings always win.</w:t>
+      </w:r>
+    </w:p>
+    <w:p>
+      <w:pPr>
+        <w:pStyle w:val="Heading2"/>
+      </w:pPr>
+      <w:r>
+        <w:t>13.4 Run History columns</w:t>
+      </w:r>
+    </w:p>
+    <w:p>
+      <w:r>
+        <w:t>The Backlog Quality "Run History" subtable on /history dropped the Teams count, added explicit Level and Domain columns, and renamed Stories → Items since the count is whatever level was scored.</w:t>
+      </w:r>
+    </w:p>
+    <w:p>
+      <w:pPr>
+        <w:pStyle w:val="Heading2"/>
+      </w:pPr>
+      <w:r>
+        <w:t>13.5 Color (User → AI) consistent everywhere</w:t>
+      </w:r>
+    </w:p>
+    <w:p>
+      <w:r>
+        <w:t>Every view that surfaces both a user-assigned WAF and an AI-recommended WAF (History, Teams, Lineage, Disputes) now renders a User Color → AI Color chip pair via the shared static/color-pair.js helper. Mismatches are visually obvious without reading both color labels.</w:t>
+      </w:r>
+    </w:p>
+    <w:p>
+      <w:pPr>
+        <w:pStyle w:val="Heading2"/>
+      </w:pPr>
+      <w:r>
+        <w:t>13.6 Usage Analytics drill-down</w:t>
+      </w:r>
+    </w:p>
+    <w:p>
+      <w:r>
+        <w:t>The /admin/usage table is now interactive — every row is clickable to open a detail panel showing the raw routes that rolled into that feature, with a per-row token-spend column (input + output). The "Other" bucket surfaces actual route names so uncategorized usage is visible.</w:t>
+      </w:r>
+    </w:p>
+    <w:p>
+      <w:pPr>
+        <w:pStyle w:val="Heading2"/>
+      </w:pPr>
+      <w:r>
+        <w:t>13.7 Classifier chat output spacing</w:t>
+      </w:r>
+    </w:p>
+    <w:p>
+      <w:r>
+        <w:t>Polish-only: the /classify chat view's WAF Classification Analysis now renders metadata fields (Category, Color, Confidence, Reasoning) flush together with paragraph gaps before the analytical sections (Current Tag Assessment, Similar Ground Truth Examples, Suggestion). Bullets inside lists no longer have visible blank lines between them.</w:t>
       </w:r>
     </w:p>
     <w:sectPr>
